--- a/Java_Stream_API_Doc.docx
+++ b/Java_Stream_API_Doc.docx
@@ -6254,7 +6254,7 @@
     </w:p>
     <w:p>
       <w:r>
-        <w:object w:dxaOrig="225" w:dyaOrig="225">
+        <w:object w:dxaOrig="1440" w:dyaOrig="1440">
           <v:shapetype id="_x0000_t75" coordsize="21600,21600" o:spt="75" o:preferrelative="t" path="m@4@5l@4@11@9@11@9@5xe" filled="f" stroked="f">
             <v:stroke joinstyle="miter"/>
             <v:formulas>
@@ -6274,10 +6274,10 @@
             <v:path o:extrusionok="f" gradientshapeok="t" o:connecttype="rect"/>
             <o:lock v:ext="edit" aspectratio="t"/>
           </v:shapetype>
-          <v:shape id="_x0000_i1053" type="#_x0000_t75" style="width:136.5pt;height:69.75pt" o:ole="">
+          <v:shape id="_x0000_i1063" type="#_x0000_t75" style="width:136.35pt;height:69.7pt" o:ole="">
             <v:imagedata r:id="rId8" o:title=""/>
           </v:shape>
-          <w:control r:id="rId9" w:name="DefaultOcxName" w:shapeid="_x0000_i1053"/>
+          <w:control r:id="rId9" w:name="DefaultOcxName" w:shapeid="_x0000_i1063"/>
         </w:object>
       </w:r>
     </w:p>
@@ -6426,7 +6426,7 @@
     <w:p>
       <w:r>
         <w:pict>
-          <v:rect id="_x0000_i1054" style="width:0;height:1.5pt" o:hralign="center" o:hrstd="t" o:hr="t" fillcolor="#a0a0a0" stroked="f"/>
+          <v:rect id="_x0000_i1051" style="width:0;height:1.5pt" o:hralign="center" o:hrstd="t" o:hr="t" fillcolor="#a0a0a0" stroked="f"/>
         </w:pict>
       </w:r>
     </w:p>
@@ -6568,6 +6568,419 @@
     <w:p>
       <w:r>
         <w:pict>
+          <v:rect id="_x0000_i1052" style="width:0;height:1.5pt" o:hralign="center" o:hrstd="t" o:hr="t" fillcolor="#a0a0a0" stroked="f"/>
+        </w:pict>
+      </w:r>
+    </w:p>
+    <w:p>
+      <w:pPr>
+        <w:pStyle w:val="Heading2"/>
+      </w:pPr>
+      <w:r>
+        <w:t>Basic Example</w:t>
+      </w:r>
+    </w:p>
+    <w:p>
+      <w:pPr>
+        <w:pStyle w:val="HTMLPreformatted"/>
+        <w:rPr>
+          <w:rStyle w:val="HTMLCode"/>
+        </w:rPr>
+      </w:pPr>
+      <w:r>
+        <w:rPr>
+          <w:rStyle w:val="HTMLCode"/>
+        </w:rPr>
+        <w:t>Function&lt;String, String&gt; f = Function.identity();</w:t>
+      </w:r>
+    </w:p>
+    <w:p>
+      <w:pPr>
+        <w:pStyle w:val="HTMLPreformatted"/>
+        <w:rPr>
+          <w:rStyle w:val="HTMLCode"/>
+        </w:rPr>
+      </w:pPr>
+    </w:p>
+    <w:p>
+      <w:pPr>
+        <w:pStyle w:val="HTMLPreformatted"/>
+        <w:rPr>
+          <w:rStyle w:val="HTMLCode"/>
+        </w:rPr>
+      </w:pPr>
+      <w:r>
+        <w:rPr>
+          <w:rStyle w:val="HTMLCode"/>
+        </w:rPr>
+        <w:t>System.out.println(f.apply(</w:t>
+      </w:r>
+      <w:r>
+        <w:rPr>
+          <w:rStyle w:val="hljs-string"/>
+        </w:rPr>
+        <w:t>"Java"</w:t>
+      </w:r>
+      <w:r>
+        <w:rPr>
+          <w:rStyle w:val="HTMLCode"/>
+        </w:rPr>
+        <w:t xml:space="preserve">));  </w:t>
+      </w:r>
+      <w:r>
+        <w:rPr>
+          <w:rStyle w:val="hljs-comment"/>
+        </w:rPr>
+        <w:t>// Java</w:t>
+      </w:r>
+    </w:p>
+    <w:p>
+      <w:r>
+        <w:pict>
+          <v:rect id="_x0000_i1053" style="width:0;height:1.5pt" o:hralign="center" o:hrstd="t" o:hr="t" fillcolor="#a0a0a0" stroked="f"/>
+        </w:pict>
+      </w:r>
+    </w:p>
+    <w:p>
+      <w:pPr>
+        <w:pStyle w:val="Heading2"/>
+      </w:pPr>
+      <w:r>
+        <w:t xml:space="preserve">Why Do We Need </w:t>
+      </w:r>
+      <w:r>
+        <w:rPr>
+          <w:rStyle w:val="HTMLCode"/>
+          <w:rFonts w:eastAsiaTheme="majorEastAsia"/>
+        </w:rPr>
+        <w:t>Function.identity()</w:t>
+      </w:r>
+      <w:r>
+        <w:t>?</w:t>
+      </w:r>
+    </w:p>
+    <w:p>
+      <w:pPr>
+        <w:pStyle w:val="NormalWeb"/>
+      </w:pPr>
+      <w:r>
+        <w:t xml:space="preserve">Because many Stream and Collector APIs </w:t>
+      </w:r>
+      <w:r>
+        <w:rPr>
+          <w:rStyle w:val="Strong"/>
+        </w:rPr>
+        <w:t xml:space="preserve">expect a </w:t>
+      </w:r>
+      <w:r>
+        <w:rPr>
+          <w:rStyle w:val="HTMLCode"/>
+          <w:rFonts w:eastAsia="SimSun"/>
+          <w:b/>
+          <w:bCs/>
+        </w:rPr>
+        <w:t>Function</w:t>
+      </w:r>
+      <w:r>
+        <w:t xml:space="preserve">, even when you </w:t>
+      </w:r>
+      <w:r>
+        <w:rPr>
+          <w:rStyle w:val="Strong"/>
+        </w:rPr>
+        <w:t>don’t want to transform data</w:t>
+      </w:r>
+      <w:r>
+        <w:t>.</w:t>
+      </w:r>
+    </w:p>
+    <w:p>
+      <w:r>
+        <w:pict>
+          <v:rect id="_x0000_i1054" style="width:0;height:1.5pt" o:hralign="center" o:hrstd="t" o:hr="t" fillcolor="#a0a0a0" stroked="f"/>
+        </w:pict>
+      </w:r>
+    </w:p>
+    <w:p>
+      <w:pPr>
+        <w:pStyle w:val="Heading2"/>
+      </w:pPr>
+      <w:r>
+        <w:lastRenderedPageBreak/>
+        <w:t xml:space="preserve">Most Common Use Case </w:t>
+      </w:r>
+      <w:r>
+        <w:rPr>
+          <w:rFonts w:ascii="Segoe UI Symbol" w:hAnsi="Segoe UI Symbol" w:cs="Segoe UI Symbol"/>
+        </w:rPr>
+        <w:t>🔥</w:t>
+      </w:r>
+    </w:p>
+    <w:p>
+      <w:pPr>
+        <w:pStyle w:val="Heading3"/>
+      </w:pPr>
+      <w:r>
+        <w:rPr>
+          <w:rStyle w:val="HTMLCode"/>
+          <w:rFonts w:eastAsiaTheme="majorEastAsia"/>
+        </w:rPr>
+        <w:t>Collectors.toMap()</w:t>
+      </w:r>
+    </w:p>
+    <w:p>
+      <w:pPr>
+        <w:pStyle w:val="Heading3"/>
+      </w:pPr>
+      <w:r>
+        <w:t xml:space="preserve">Example without </w:t>
+      </w:r>
+      <w:r>
+        <w:rPr>
+          <w:rStyle w:val="HTMLCode"/>
+          <w:rFonts w:eastAsiaTheme="majorEastAsia"/>
+        </w:rPr>
+        <w:t>Function.identity()</w:t>
+      </w:r>
+      <w:r>
+        <w:t xml:space="preserve"> </w:t>
+      </w:r>
+      <w:r>
+        <w:rPr>
+          <w:rFonts w:ascii="Segoe UI Symbol" w:hAnsi="Segoe UI Symbol" w:cs="Segoe UI Symbol"/>
+        </w:rPr>
+        <w:t>❌</w:t>
+      </w:r>
+    </w:p>
+    <w:p>
+      <w:pPr>
+        <w:pStyle w:val="HTMLPreformatted"/>
+        <w:rPr>
+          <w:rStyle w:val="HTMLCode"/>
+        </w:rPr>
+      </w:pPr>
+      <w:r>
+        <w:rPr>
+          <w:rStyle w:val="HTMLCode"/>
+        </w:rPr>
+        <w:t>Map&lt;String, String&gt; map = list.stream()</w:t>
+      </w:r>
+    </w:p>
+    <w:p>
+      <w:pPr>
+        <w:pStyle w:val="HTMLPreformatted"/>
+        <w:rPr>
+          <w:rStyle w:val="HTMLCode"/>
+        </w:rPr>
+      </w:pPr>
+      <w:r>
+        <w:rPr>
+          <w:rStyle w:val="HTMLCode"/>
+        </w:rPr>
+        <w:t xml:space="preserve">    .collect(Collectors.toMap(</w:t>
+      </w:r>
+    </w:p>
+    <w:p>
+      <w:pPr>
+        <w:pStyle w:val="HTMLPreformatted"/>
+        <w:rPr>
+          <w:rStyle w:val="HTMLCode"/>
+        </w:rPr>
+      </w:pPr>
+      <w:r>
+        <w:rPr>
+          <w:rStyle w:val="HTMLCode"/>
+        </w:rPr>
+        <w:t xml:space="preserve">        s -&gt; s,   </w:t>
+      </w:r>
+      <w:r>
+        <w:rPr>
+          <w:rStyle w:val="hljs-comment"/>
+        </w:rPr>
+        <w:t>// key mapper</w:t>
+      </w:r>
+    </w:p>
+    <w:p>
+      <w:pPr>
+        <w:pStyle w:val="HTMLPreformatted"/>
+        <w:rPr>
+          <w:rStyle w:val="HTMLCode"/>
+        </w:rPr>
+      </w:pPr>
+      <w:r>
+        <w:rPr>
+          <w:rStyle w:val="HTMLCode"/>
+        </w:rPr>
+        <w:t xml:space="preserve">        s -&gt; s    </w:t>
+      </w:r>
+      <w:r>
+        <w:rPr>
+          <w:rStyle w:val="hljs-comment"/>
+        </w:rPr>
+        <w:t>// value mapper (repetition)</w:t>
+      </w:r>
+    </w:p>
+    <w:p>
+      <w:pPr>
+        <w:pStyle w:val="HTMLPreformatted"/>
+        <w:rPr>
+          <w:rStyle w:val="HTMLCode"/>
+        </w:rPr>
+      </w:pPr>
+      <w:r>
+        <w:rPr>
+          <w:rStyle w:val="HTMLCode"/>
+        </w:rPr>
+        <w:t xml:space="preserve">    ));</w:t>
+      </w:r>
+    </w:p>
+    <w:p>
+      <w:pPr>
+        <w:pStyle w:val="Heading3"/>
+      </w:pPr>
+      <w:r>
+        <w:t xml:space="preserve">Example with </w:t>
+      </w:r>
+      <w:r>
+        <w:rPr>
+          <w:rStyle w:val="HTMLCode"/>
+          <w:rFonts w:eastAsiaTheme="majorEastAsia"/>
+        </w:rPr>
+        <w:t>Function.identity()</w:t>
+      </w:r>
+      <w:r>
+        <w:t xml:space="preserve"> </w:t>
+      </w:r>
+      <w:r>
+        <w:rPr>
+          <w:rFonts w:ascii="Segoe UI Symbol" w:hAnsi="Segoe UI Symbol" w:cs="Segoe UI Symbol"/>
+        </w:rPr>
+        <w:t>✅</w:t>
+      </w:r>
+    </w:p>
+    <w:p>
+      <w:pPr>
+        <w:pStyle w:val="HTMLPreformatted"/>
+        <w:rPr>
+          <w:rStyle w:val="HTMLCode"/>
+        </w:rPr>
+      </w:pPr>
+      <w:r>
+        <w:rPr>
+          <w:rStyle w:val="HTMLCode"/>
+        </w:rPr>
+        <w:t>Map&lt;String, String&gt; map = list.stream()</w:t>
+      </w:r>
+    </w:p>
+    <w:p>
+      <w:pPr>
+        <w:pStyle w:val="HTMLPreformatted"/>
+        <w:rPr>
+          <w:rStyle w:val="HTMLCode"/>
+        </w:rPr>
+      </w:pPr>
+      <w:r>
+        <w:rPr>
+          <w:rStyle w:val="HTMLCode"/>
+        </w:rPr>
+        <w:t xml:space="preserve">    .collect(Collectors.toMap(</w:t>
+      </w:r>
+    </w:p>
+    <w:p>
+      <w:pPr>
+        <w:pStyle w:val="HTMLPreformatted"/>
+        <w:rPr>
+          <w:rStyle w:val="HTMLCode"/>
+        </w:rPr>
+      </w:pPr>
+      <w:r>
+        <w:rPr>
+          <w:rStyle w:val="HTMLCode"/>
+        </w:rPr>
+        <w:t xml:space="preserve">        Function.identity(), </w:t>
+      </w:r>
+      <w:r>
+        <w:rPr>
+          <w:rStyle w:val="hljs-comment"/>
+        </w:rPr>
+        <w:t>// key</w:t>
+      </w:r>
+    </w:p>
+    <w:p>
+      <w:pPr>
+        <w:pStyle w:val="HTMLPreformatted"/>
+        <w:rPr>
+          <w:rStyle w:val="HTMLCode"/>
+        </w:rPr>
+      </w:pPr>
+      <w:r>
+        <w:rPr>
+          <w:rStyle w:val="HTMLCode"/>
+        </w:rPr>
+        <w:t xml:space="preserve">        Function.identity()  </w:t>
+      </w:r>
+      <w:r>
+        <w:rPr>
+          <w:rStyle w:val="hljs-comment"/>
+        </w:rPr>
+        <w:t>// value</w:t>
+      </w:r>
+    </w:p>
+    <w:p>
+      <w:pPr>
+        <w:pStyle w:val="HTMLPreformatted"/>
+        <w:rPr>
+          <w:rStyle w:val="HTMLCode"/>
+        </w:rPr>
+      </w:pPr>
+      <w:r>
+        <w:rPr>
+          <w:rStyle w:val="HTMLCode"/>
+        </w:rPr>
+        <w:t xml:space="preserve">    ));</w:t>
+      </w:r>
+    </w:p>
+    <w:p>
+      <w:pPr>
+        <w:pStyle w:val="NormalWeb"/>
+      </w:pPr>
+      <w:r>
+        <w:rPr>
+          <w:rFonts w:ascii="Segoe UI Symbol" w:hAnsi="Segoe UI Symbol" w:cs="Segoe UI Symbol"/>
+        </w:rPr>
+        <w:t>✔</w:t>
+      </w:r>
+      <w:r>
+        <w:t xml:space="preserve"> Cleaner</w:t>
+      </w:r>
+      <w:r>
+        <w:br/>
+      </w:r>
+      <w:r>
+        <w:rPr>
+          <w:rFonts w:ascii="Segoe UI Symbol" w:hAnsi="Segoe UI Symbol" w:cs="Segoe UI Symbol"/>
+        </w:rPr>
+        <w:t>✔</w:t>
+      </w:r>
+      <w:r>
+        <w:t xml:space="preserve"> More readable</w:t>
+      </w:r>
+      <w:r>
+        <w:br/>
+      </w:r>
+      <w:r>
+        <w:rPr>
+          <w:rFonts w:ascii="Segoe UI Symbol" w:hAnsi="Segoe UI Symbol" w:cs="Segoe UI Symbol"/>
+        </w:rPr>
+        <w:t>✔</w:t>
+      </w:r>
+      <w:r>
+        <w:t xml:space="preserve"> Intent is clear</w:t>
+      </w:r>
+    </w:p>
+    <w:p>
+      <w:r>
+        <w:pict>
           <v:rect id="_x0000_i1055" style="width:0;height:1.5pt" o:hralign="center" o:hrstd="t" o:hr="t" fillcolor="#a0a0a0" stroked="f"/>
         </w:pict>
       </w:r>
@@ -6577,7 +6990,7 @@
         <w:pStyle w:val="Heading2"/>
       </w:pPr>
       <w:r>
-        <w:t>Basic Example</w:t>
+        <w:t>Example: List → Map</w:t>
       </w:r>
     </w:p>
     <w:p>
@@ -6591,7 +7004,43 @@
         <w:rPr>
           <w:rStyle w:val="HTMLCode"/>
         </w:rPr>
-        <w:t>Function&lt;String, String&gt; f = Function.identity();</w:t>
+        <w:t>List&lt;Integer&gt; list = List.of(</w:t>
+      </w:r>
+      <w:r>
+        <w:rPr>
+          <w:rStyle w:val="hljs-number"/>
+        </w:rPr>
+        <w:t>1</w:t>
+      </w:r>
+      <w:r>
+        <w:rPr>
+          <w:rStyle w:val="HTMLCode"/>
+        </w:rPr>
+        <w:t xml:space="preserve">, </w:t>
+      </w:r>
+      <w:r>
+        <w:rPr>
+          <w:rStyle w:val="hljs-number"/>
+        </w:rPr>
+        <w:t>2</w:t>
+      </w:r>
+      <w:r>
+        <w:rPr>
+          <w:rStyle w:val="HTMLCode"/>
+        </w:rPr>
+        <w:t xml:space="preserve">, </w:t>
+      </w:r>
+      <w:r>
+        <w:rPr>
+          <w:rStyle w:val="hljs-number"/>
+        </w:rPr>
+        <w:t>3</w:t>
+      </w:r>
+      <w:r>
+        <w:rPr>
+          <w:rStyle w:val="HTMLCode"/>
+        </w:rPr>
+        <w:t>);</w:t>
       </w:r>
     </w:p>
     <w:p>
@@ -6613,25 +7062,85 @@
         <w:rPr>
           <w:rStyle w:val="HTMLCode"/>
         </w:rPr>
-        <w:t>System.out.println(f.apply(</w:t>
-      </w:r>
-      <w:r>
-        <w:rPr>
-          <w:rStyle w:val="hljs-string"/>
-        </w:rPr>
-        <w:t>"Java"</w:t>
-      </w:r>
-      <w:r>
-        <w:rPr>
-          <w:rStyle w:val="HTMLCode"/>
-        </w:rPr>
-        <w:t xml:space="preserve">));  </w:t>
-      </w:r>
-      <w:r>
-        <w:rPr>
-          <w:rStyle w:val="hljs-comment"/>
-        </w:rPr>
-        <w:t>// Java</w:t>
+        <w:t>Map&lt;Integer, Integer&gt; map = list.stream()</w:t>
+      </w:r>
+    </w:p>
+    <w:p>
+      <w:pPr>
+        <w:pStyle w:val="HTMLPreformatted"/>
+        <w:rPr>
+          <w:rStyle w:val="HTMLCode"/>
+        </w:rPr>
+      </w:pPr>
+      <w:r>
+        <w:rPr>
+          <w:rStyle w:val="HTMLCode"/>
+        </w:rPr>
+        <w:t xml:space="preserve">    .collect(Collectors.toMap(</w:t>
+      </w:r>
+    </w:p>
+    <w:p>
+      <w:pPr>
+        <w:pStyle w:val="HTMLPreformatted"/>
+        <w:rPr>
+          <w:rStyle w:val="HTMLCode"/>
+        </w:rPr>
+      </w:pPr>
+      <w:r>
+        <w:rPr>
+          <w:rStyle w:val="HTMLCode"/>
+        </w:rPr>
+        <w:t xml:space="preserve">        Function.identity(),</w:t>
+      </w:r>
+    </w:p>
+    <w:p>
+      <w:pPr>
+        <w:pStyle w:val="HTMLPreformatted"/>
+        <w:rPr>
+          <w:rStyle w:val="HTMLCode"/>
+        </w:rPr>
+      </w:pPr>
+      <w:r>
+        <w:rPr>
+          <w:rStyle w:val="HTMLCode"/>
+        </w:rPr>
+        <w:t xml:space="preserve">        n -&gt; n * n</w:t>
+      </w:r>
+    </w:p>
+    <w:p>
+      <w:pPr>
+        <w:pStyle w:val="HTMLPreformatted"/>
+        <w:rPr>
+          <w:rStyle w:val="HTMLCode"/>
+        </w:rPr>
+      </w:pPr>
+      <w:r>
+        <w:rPr>
+          <w:rStyle w:val="HTMLCode"/>
+        </w:rPr>
+        <w:t xml:space="preserve">    ));</w:t>
+      </w:r>
+    </w:p>
+    <w:p>
+      <w:pPr>
+        <w:pStyle w:val="NormalWeb"/>
+      </w:pPr>
+      <w:r>
+        <w:t>Output:</w:t>
+      </w:r>
+    </w:p>
+    <w:p>
+      <w:pPr>
+        <w:pStyle w:val="HTMLPreformatted"/>
+        <w:rPr>
+          <w:rStyle w:val="HTMLCode"/>
+        </w:rPr>
+      </w:pPr>
+      <w:r>
+        <w:rPr>
+          <w:rStyle w:val="HTMLCode"/>
+        </w:rPr>
+        <w:t>{1=1, 2=4, 3=9}</w:t>
       </w:r>
     </w:p>
     <w:p>
@@ -6646,52 +7155,149 @@
         <w:pStyle w:val="Heading2"/>
       </w:pPr>
       <w:r>
-        <w:t xml:space="preserve">Why Do We Need </w:t>
-      </w:r>
-      <w:r>
-        <w:rPr>
-          <w:rStyle w:val="HTMLCode"/>
-          <w:rFonts w:eastAsiaTheme="majorEastAsia"/>
-        </w:rPr>
-        <w:t>Function.identity()</w:t>
-      </w:r>
-      <w:r>
-        <w:t>?</w:t>
-      </w:r>
-    </w:p>
-    <w:p>
-      <w:pPr>
-        <w:pStyle w:val="NormalWeb"/>
-      </w:pPr>
-      <w:r>
-        <w:t xml:space="preserve">Because many Stream and Collector APIs </w:t>
-      </w:r>
-      <w:r>
-        <w:rPr>
-          <w:rStyle w:val="Strong"/>
-        </w:rPr>
-        <w:t xml:space="preserve">expect a </w:t>
-      </w:r>
-      <w:r>
-        <w:rPr>
-          <w:rStyle w:val="HTMLCode"/>
-          <w:rFonts w:eastAsia="SimSun"/>
-          <w:b/>
-          <w:bCs/>
-        </w:rPr>
-        <w:t>Function</w:t>
-      </w:r>
-      <w:r>
-        <w:t xml:space="preserve">, even when you </w:t>
-      </w:r>
-      <w:r>
-        <w:rPr>
-          <w:rStyle w:val="Strong"/>
-        </w:rPr>
-        <w:t>don’t want to transform data</w:t>
-      </w:r>
-      <w:r>
-        <w:t>.</w:t>
+        <w:t>Example: Remove Duplicates Using Map</w:t>
+      </w:r>
+    </w:p>
+    <w:p>
+      <w:pPr>
+        <w:pStyle w:val="HTMLPreformatted"/>
+        <w:rPr>
+          <w:rStyle w:val="HTMLCode"/>
+        </w:rPr>
+      </w:pPr>
+      <w:r>
+        <w:rPr>
+          <w:rStyle w:val="HTMLCode"/>
+        </w:rPr>
+        <w:t>List&lt;String&gt; list = List.of(</w:t>
+      </w:r>
+      <w:r>
+        <w:rPr>
+          <w:rStyle w:val="hljs-string"/>
+        </w:rPr>
+        <w:t>"a"</w:t>
+      </w:r>
+      <w:r>
+        <w:rPr>
+          <w:rStyle w:val="HTMLCode"/>
+        </w:rPr>
+        <w:t xml:space="preserve">, </w:t>
+      </w:r>
+      <w:r>
+        <w:rPr>
+          <w:rStyle w:val="hljs-string"/>
+        </w:rPr>
+        <w:t>"b"</w:t>
+      </w:r>
+      <w:r>
+        <w:rPr>
+          <w:rStyle w:val="HTMLCode"/>
+        </w:rPr>
+        <w:t xml:space="preserve">, </w:t>
+      </w:r>
+      <w:r>
+        <w:rPr>
+          <w:rStyle w:val="hljs-string"/>
+        </w:rPr>
+        <w:t>"a"</w:t>
+      </w:r>
+      <w:r>
+        <w:rPr>
+          <w:rStyle w:val="HTMLCode"/>
+        </w:rPr>
+        <w:t>);</w:t>
+      </w:r>
+    </w:p>
+    <w:p>
+      <w:pPr>
+        <w:pStyle w:val="HTMLPreformatted"/>
+        <w:rPr>
+          <w:rStyle w:val="HTMLCode"/>
+        </w:rPr>
+      </w:pPr>
+    </w:p>
+    <w:p>
+      <w:pPr>
+        <w:pStyle w:val="HTMLPreformatted"/>
+        <w:rPr>
+          <w:rStyle w:val="HTMLCode"/>
+        </w:rPr>
+      </w:pPr>
+      <w:r>
+        <w:rPr>
+          <w:rStyle w:val="HTMLCode"/>
+        </w:rPr>
+        <w:t>Map&lt;String, String&gt; map = list.stream()</w:t>
+      </w:r>
+    </w:p>
+    <w:p>
+      <w:pPr>
+        <w:pStyle w:val="HTMLPreformatted"/>
+        <w:rPr>
+          <w:rStyle w:val="HTMLCode"/>
+        </w:rPr>
+      </w:pPr>
+      <w:r>
+        <w:rPr>
+          <w:rStyle w:val="HTMLCode"/>
+        </w:rPr>
+        <w:t xml:space="preserve">    .collect(Collectors.toMap(</w:t>
+      </w:r>
+    </w:p>
+    <w:p>
+      <w:pPr>
+        <w:pStyle w:val="HTMLPreformatted"/>
+        <w:rPr>
+          <w:rStyle w:val="HTMLCode"/>
+        </w:rPr>
+      </w:pPr>
+      <w:r>
+        <w:rPr>
+          <w:rStyle w:val="HTMLCode"/>
+        </w:rPr>
+        <w:t xml:space="preserve">        Function.identity(),</w:t>
+      </w:r>
+    </w:p>
+    <w:p>
+      <w:pPr>
+        <w:pStyle w:val="HTMLPreformatted"/>
+        <w:rPr>
+          <w:rStyle w:val="HTMLCode"/>
+        </w:rPr>
+      </w:pPr>
+      <w:r>
+        <w:rPr>
+          <w:rStyle w:val="HTMLCode"/>
+        </w:rPr>
+        <w:t xml:space="preserve">        Function.identity(),</w:t>
+      </w:r>
+    </w:p>
+    <w:p>
+      <w:pPr>
+        <w:pStyle w:val="HTMLPreformatted"/>
+        <w:rPr>
+          <w:rStyle w:val="HTMLCode"/>
+        </w:rPr>
+      </w:pPr>
+      <w:r>
+        <w:rPr>
+          <w:rStyle w:val="HTMLCode"/>
+        </w:rPr>
+        <w:t xml:space="preserve">        (oldVal, newVal) -&gt; oldVal</w:t>
+      </w:r>
+    </w:p>
+    <w:p>
+      <w:pPr>
+        <w:pStyle w:val="HTMLPreformatted"/>
+        <w:rPr>
+          <w:rStyle w:val="HTMLCode"/>
+        </w:rPr>
+      </w:pPr>
+      <w:r>
+        <w:rPr>
+          <w:rStyle w:val="HTMLCode"/>
+        </w:rPr>
+        <w:t xml:space="preserve">    ));</w:t>
       </w:r>
     </w:p>
     <w:p>
@@ -6707,49 +7313,29 @@
       </w:pPr>
       <w:r>
         <w:lastRenderedPageBreak/>
-        <w:t xml:space="preserve">Most Common Use Case </w:t>
-      </w:r>
-      <w:r>
-        <w:rPr>
-          <w:rFonts w:ascii="Segoe UI Symbol" w:hAnsi="Segoe UI Symbol" w:cs="Segoe UI Symbol"/>
-        </w:rPr>
-        <w:t>🔥</w:t>
-      </w:r>
-    </w:p>
-    <w:p>
-      <w:pPr>
-        <w:pStyle w:val="Heading3"/>
-      </w:pPr>
-      <w:r>
-        <w:rPr>
-          <w:rStyle w:val="HTMLCode"/>
-          <w:rFonts w:eastAsiaTheme="majorEastAsia"/>
-        </w:rPr>
-        <w:t>Collectors.toMap()</w:t>
-      </w:r>
-    </w:p>
-    <w:p>
-      <w:pPr>
-        <w:pStyle w:val="Heading3"/>
-      </w:pPr>
-      <w:r>
-        <w:t xml:space="preserve">Example without </w:t>
-      </w:r>
-      <w:r>
-        <w:rPr>
-          <w:rStyle w:val="HTMLCode"/>
-          <w:rFonts w:eastAsiaTheme="majorEastAsia"/>
+        <w:t>Equivalent Lambda</w:t>
+      </w:r>
+    </w:p>
+    <w:p>
+      <w:pPr>
+        <w:pStyle w:val="HTMLPreformatted"/>
+        <w:rPr>
+          <w:rStyle w:val="HTMLCode"/>
+        </w:rPr>
+      </w:pPr>
+      <w:r>
+        <w:rPr>
+          <w:rStyle w:val="HTMLCode"/>
         </w:rPr>
         <w:t>Function.identity()</w:t>
       </w:r>
-      <w:r>
-        <w:t xml:space="preserve"> </w:t>
-      </w:r>
-      <w:r>
-        <w:rPr>
-          <w:rFonts w:ascii="Segoe UI Symbol" w:hAnsi="Segoe UI Symbol" w:cs="Segoe UI Symbol"/>
-        </w:rPr>
-        <w:t>❌</w:t>
+    </w:p>
+    <w:p>
+      <w:pPr>
+        <w:pStyle w:val="NormalWeb"/>
+      </w:pPr>
+      <w:r>
+        <w:t>is exactly the same as:</w:t>
       </w:r>
     </w:p>
     <w:p>
@@ -6763,219 +7349,7 @@
         <w:rPr>
           <w:rStyle w:val="HTMLCode"/>
         </w:rPr>
-        <w:t>Map&lt;String, String&gt; map = list.stream()</w:t>
-      </w:r>
-    </w:p>
-    <w:p>
-      <w:pPr>
-        <w:pStyle w:val="HTMLPreformatted"/>
-        <w:rPr>
-          <w:rStyle w:val="HTMLCode"/>
-        </w:rPr>
-      </w:pPr>
-      <w:r>
-        <w:rPr>
-          <w:rStyle w:val="HTMLCode"/>
-        </w:rPr>
-        <w:t xml:space="preserve">    .collect(Collectors.toMap(</w:t>
-      </w:r>
-    </w:p>
-    <w:p>
-      <w:pPr>
-        <w:pStyle w:val="HTMLPreformatted"/>
-        <w:rPr>
-          <w:rStyle w:val="HTMLCode"/>
-        </w:rPr>
-      </w:pPr>
-      <w:r>
-        <w:rPr>
-          <w:rStyle w:val="HTMLCode"/>
-        </w:rPr>
-        <w:t xml:space="preserve">        s -&gt; s,   </w:t>
-      </w:r>
-      <w:r>
-        <w:rPr>
-          <w:rStyle w:val="hljs-comment"/>
-        </w:rPr>
-        <w:t>// key mapper</w:t>
-      </w:r>
-    </w:p>
-    <w:p>
-      <w:pPr>
-        <w:pStyle w:val="HTMLPreformatted"/>
-        <w:rPr>
-          <w:rStyle w:val="HTMLCode"/>
-        </w:rPr>
-      </w:pPr>
-      <w:r>
-        <w:rPr>
-          <w:rStyle w:val="HTMLCode"/>
-        </w:rPr>
-        <w:t xml:space="preserve">        s -&gt; s    </w:t>
-      </w:r>
-      <w:r>
-        <w:rPr>
-          <w:rStyle w:val="hljs-comment"/>
-        </w:rPr>
-        <w:t>// value mapper (repetition)</w:t>
-      </w:r>
-    </w:p>
-    <w:p>
-      <w:pPr>
-        <w:pStyle w:val="HTMLPreformatted"/>
-        <w:rPr>
-          <w:rStyle w:val="HTMLCode"/>
-        </w:rPr>
-      </w:pPr>
-      <w:r>
-        <w:rPr>
-          <w:rStyle w:val="HTMLCode"/>
-        </w:rPr>
-        <w:t xml:space="preserve">    ));</w:t>
-      </w:r>
-    </w:p>
-    <w:p>
-      <w:pPr>
-        <w:pStyle w:val="Heading3"/>
-      </w:pPr>
-      <w:r>
-        <w:t xml:space="preserve">Example with </w:t>
-      </w:r>
-      <w:r>
-        <w:rPr>
-          <w:rStyle w:val="HTMLCode"/>
-          <w:rFonts w:eastAsiaTheme="majorEastAsia"/>
-        </w:rPr>
-        <w:t>Function.identity()</w:t>
-      </w:r>
-      <w:r>
-        <w:t xml:space="preserve"> </w:t>
-      </w:r>
-      <w:r>
-        <w:rPr>
-          <w:rFonts w:ascii="Segoe UI Symbol" w:hAnsi="Segoe UI Symbol" w:cs="Segoe UI Symbol"/>
-        </w:rPr>
-        <w:t>✅</w:t>
-      </w:r>
-    </w:p>
-    <w:p>
-      <w:pPr>
-        <w:pStyle w:val="HTMLPreformatted"/>
-        <w:rPr>
-          <w:rStyle w:val="HTMLCode"/>
-        </w:rPr>
-      </w:pPr>
-      <w:r>
-        <w:rPr>
-          <w:rStyle w:val="HTMLCode"/>
-        </w:rPr>
-        <w:t>Map&lt;String, String&gt; map = list.stream()</w:t>
-      </w:r>
-    </w:p>
-    <w:p>
-      <w:pPr>
-        <w:pStyle w:val="HTMLPreformatted"/>
-        <w:rPr>
-          <w:rStyle w:val="HTMLCode"/>
-        </w:rPr>
-      </w:pPr>
-      <w:r>
-        <w:rPr>
-          <w:rStyle w:val="HTMLCode"/>
-        </w:rPr>
-        <w:t xml:space="preserve">    .collect(Collectors.toMap(</w:t>
-      </w:r>
-    </w:p>
-    <w:p>
-      <w:pPr>
-        <w:pStyle w:val="HTMLPreformatted"/>
-        <w:rPr>
-          <w:rStyle w:val="HTMLCode"/>
-        </w:rPr>
-      </w:pPr>
-      <w:r>
-        <w:rPr>
-          <w:rStyle w:val="HTMLCode"/>
-        </w:rPr>
-        <w:t xml:space="preserve">        Function.identity(), </w:t>
-      </w:r>
-      <w:r>
-        <w:rPr>
-          <w:rStyle w:val="hljs-comment"/>
-        </w:rPr>
-        <w:t>// key</w:t>
-      </w:r>
-    </w:p>
-    <w:p>
-      <w:pPr>
-        <w:pStyle w:val="HTMLPreformatted"/>
-        <w:rPr>
-          <w:rStyle w:val="HTMLCode"/>
-        </w:rPr>
-      </w:pPr>
-      <w:r>
-        <w:rPr>
-          <w:rStyle w:val="HTMLCode"/>
-        </w:rPr>
-        <w:t xml:space="preserve">        Function.identity()  </w:t>
-      </w:r>
-      <w:r>
-        <w:rPr>
-          <w:rStyle w:val="hljs-comment"/>
-        </w:rPr>
-        <w:t>// value</w:t>
-      </w:r>
-    </w:p>
-    <w:p>
-      <w:pPr>
-        <w:pStyle w:val="HTMLPreformatted"/>
-        <w:rPr>
-          <w:rStyle w:val="HTMLCode"/>
-        </w:rPr>
-      </w:pPr>
-      <w:r>
-        <w:rPr>
-          <w:rStyle w:val="HTMLCode"/>
-        </w:rPr>
-        <w:t xml:space="preserve">    ));</w:t>
-      </w:r>
-    </w:p>
-    <w:p>
-      <w:pPr>
-        <w:pStyle w:val="NormalWeb"/>
-      </w:pPr>
-      <w:r>
-        <w:rPr>
-          <w:rFonts w:ascii="Segoe UI Symbol" w:hAnsi="Segoe UI Symbol" w:cs="Segoe UI Symbol"/>
-        </w:rPr>
-        <w:t>✔</w:t>
-      </w:r>
-      <w:r>
-        <w:t xml:space="preserve"> Cleaner</w:t>
-      </w:r>
-      <w:r>
-        <w:br/>
-      </w:r>
-      <w:r>
-        <w:rPr>
-          <w:rFonts w:ascii="Segoe UI Symbol" w:hAnsi="Segoe UI Symbol" w:cs="Segoe UI Symbol"/>
-        </w:rPr>
-        <w:t>✔</w:t>
-      </w:r>
-      <w:r>
-        <w:t xml:space="preserve"> More readable</w:t>
-      </w:r>
-      <w:r>
-        <w:br/>
-      </w:r>
-      <w:r>
-        <w:rPr>
-          <w:rFonts w:ascii="Segoe UI Symbol" w:hAnsi="Segoe UI Symbol" w:cs="Segoe UI Symbol"/>
-        </w:rPr>
-        <w:t>✔</w:t>
-      </w:r>
-      <w:r>
-        <w:t xml:space="preserve"> Intent is clear</w:t>
+        <w:t>x -&gt; x</w:t>
       </w:r>
     </w:p>
     <w:p>
@@ -6990,135 +7364,13 @@
         <w:pStyle w:val="Heading2"/>
       </w:pPr>
       <w:r>
-        <w:t>Example: List → Map</w:t>
-      </w:r>
-    </w:p>
-    <w:p>
-      <w:pPr>
-        <w:pStyle w:val="HTMLPreformatted"/>
-        <w:rPr>
-          <w:rStyle w:val="HTMLCode"/>
-        </w:rPr>
-      </w:pPr>
-      <w:r>
-        <w:rPr>
-          <w:rStyle w:val="HTMLCode"/>
-        </w:rPr>
-        <w:t>List&lt;Integer&gt; list = List.of(</w:t>
-      </w:r>
-      <w:r>
-        <w:rPr>
-          <w:rStyle w:val="hljs-number"/>
-        </w:rPr>
-        <w:t>1</w:t>
-      </w:r>
-      <w:r>
-        <w:rPr>
-          <w:rStyle w:val="HTMLCode"/>
-        </w:rPr>
-        <w:t xml:space="preserve">, </w:t>
-      </w:r>
-      <w:r>
-        <w:rPr>
-          <w:rStyle w:val="hljs-number"/>
-        </w:rPr>
-        <w:t>2</w:t>
-      </w:r>
-      <w:r>
-        <w:rPr>
-          <w:rStyle w:val="HTMLCode"/>
-        </w:rPr>
-        <w:t xml:space="preserve">, </w:t>
-      </w:r>
-      <w:r>
-        <w:rPr>
-          <w:rStyle w:val="hljs-number"/>
-        </w:rPr>
-        <w:t>3</w:t>
-      </w:r>
-      <w:r>
-        <w:rPr>
-          <w:rStyle w:val="HTMLCode"/>
-        </w:rPr>
-        <w:t>);</w:t>
-      </w:r>
-    </w:p>
-    <w:p>
-      <w:pPr>
-        <w:pStyle w:val="HTMLPreformatted"/>
-        <w:rPr>
-          <w:rStyle w:val="HTMLCode"/>
-        </w:rPr>
-      </w:pPr>
-    </w:p>
-    <w:p>
-      <w:pPr>
-        <w:pStyle w:val="HTMLPreformatted"/>
-        <w:rPr>
-          <w:rStyle w:val="HTMLCode"/>
-        </w:rPr>
-      </w:pPr>
-      <w:r>
-        <w:rPr>
-          <w:rStyle w:val="HTMLCode"/>
-        </w:rPr>
-        <w:t>Map&lt;Integer, Integer&gt; map = list.stream()</w:t>
-      </w:r>
-    </w:p>
-    <w:p>
-      <w:pPr>
-        <w:pStyle w:val="HTMLPreformatted"/>
-        <w:rPr>
-          <w:rStyle w:val="HTMLCode"/>
-        </w:rPr>
-      </w:pPr>
-      <w:r>
-        <w:rPr>
-          <w:rStyle w:val="HTMLCode"/>
-        </w:rPr>
-        <w:t xml:space="preserve">    .collect(Collectors.toMap(</w:t>
-      </w:r>
-    </w:p>
-    <w:p>
-      <w:pPr>
-        <w:pStyle w:val="HTMLPreformatted"/>
-        <w:rPr>
-          <w:rStyle w:val="HTMLCode"/>
-        </w:rPr>
-      </w:pPr>
-      <w:r>
-        <w:rPr>
-          <w:rStyle w:val="HTMLCode"/>
-        </w:rPr>
-        <w:t xml:space="preserve">        Function.identity(),</w:t>
-      </w:r>
-    </w:p>
-    <w:p>
-      <w:pPr>
-        <w:pStyle w:val="HTMLPreformatted"/>
-        <w:rPr>
-          <w:rStyle w:val="HTMLCode"/>
-        </w:rPr>
-      </w:pPr>
-      <w:r>
-        <w:rPr>
-          <w:rStyle w:val="HTMLCode"/>
-        </w:rPr>
-        <w:t xml:space="preserve">        n -&gt; n * n</w:t>
-      </w:r>
-    </w:p>
-    <w:p>
-      <w:pPr>
-        <w:pStyle w:val="HTMLPreformatted"/>
-        <w:rPr>
-          <w:rStyle w:val="HTMLCode"/>
-        </w:rPr>
-      </w:pPr>
-      <w:r>
-        <w:rPr>
-          <w:rStyle w:val="HTMLCode"/>
-        </w:rPr>
-        <w:t xml:space="preserve">    ));</w:t>
+        <w:t xml:space="preserve">Interview One-Liner </w:t>
+      </w:r>
+      <w:r>
+        <w:rPr>
+          <w:rFonts w:ascii="Segoe UI Symbol" w:hAnsi="Segoe UI Symbol" w:cs="Segoe UI Symbol"/>
+        </w:rPr>
+        <w:t>✅</w:t>
       </w:r>
     </w:p>
     <w:p>
@@ -7126,23 +7378,14 @@
         <w:pStyle w:val="NormalWeb"/>
       </w:pPr>
       <w:r>
-        <w:t>Output:</w:t>
-      </w:r>
-      <w:bookmarkStart w:id="0" w:name="_GoBack"/>
-      <w:bookmarkEnd w:id="0"/>
-    </w:p>
-    <w:p>
-      <w:pPr>
-        <w:pStyle w:val="HTMLPreformatted"/>
-        <w:rPr>
-          <w:rStyle w:val="HTMLCode"/>
-        </w:rPr>
-      </w:pPr>
-      <w:r>
-        <w:rPr>
-          <w:rStyle w:val="HTMLCode"/>
-        </w:rPr>
-        <w:t>{1=1, 2=4, 3=9}</w:t>
+        <w:rPr>
+          <w:rStyle w:val="HTMLCode"/>
+          <w:rFonts w:eastAsia="SimSun"/>
+        </w:rPr>
+        <w:t>Function.identity()</w:t>
+      </w:r>
+      <w:r>
+        <w:t xml:space="preserve"> returns a function that always returns its input argument unchanged.</w:t>
       </w:r>
     </w:p>
     <w:p>
@@ -7157,284 +7400,39 @@
         <w:pStyle w:val="Heading2"/>
       </w:pPr>
       <w:r>
-        <w:t>Example: Remove Duplicates Using Map</w:t>
-      </w:r>
-    </w:p>
-    <w:p>
-      <w:pPr>
-        <w:pStyle w:val="HTMLPreformatted"/>
-        <w:rPr>
-          <w:rStyle w:val="HTMLCode"/>
-        </w:rPr>
-      </w:pPr>
-      <w:r>
-        <w:rPr>
-          <w:rStyle w:val="HTMLCode"/>
-        </w:rPr>
-        <w:t>List&lt;String&gt; list = List.of(</w:t>
-      </w:r>
-      <w:r>
-        <w:rPr>
-          <w:rStyle w:val="hljs-string"/>
-        </w:rPr>
-        <w:t>"a"</w:t>
-      </w:r>
-      <w:r>
-        <w:rPr>
-          <w:rStyle w:val="HTMLCode"/>
-        </w:rPr>
-        <w:t xml:space="preserve">, </w:t>
-      </w:r>
-      <w:r>
-        <w:rPr>
-          <w:rStyle w:val="hljs-string"/>
-        </w:rPr>
-        <w:t>"b"</w:t>
-      </w:r>
-      <w:r>
-        <w:rPr>
-          <w:rStyle w:val="HTMLCode"/>
-        </w:rPr>
-        <w:t xml:space="preserve">, </w:t>
-      </w:r>
-      <w:r>
-        <w:rPr>
-          <w:rStyle w:val="hljs-string"/>
-        </w:rPr>
-        <w:t>"a"</w:t>
-      </w:r>
-      <w:r>
-        <w:rPr>
-          <w:rStyle w:val="HTMLCode"/>
-        </w:rPr>
-        <w:t>);</w:t>
-      </w:r>
-    </w:p>
-    <w:p>
-      <w:pPr>
-        <w:pStyle w:val="HTMLPreformatted"/>
-        <w:rPr>
-          <w:rStyle w:val="HTMLCode"/>
-        </w:rPr>
-      </w:pPr>
-    </w:p>
-    <w:p>
-      <w:pPr>
-        <w:pStyle w:val="HTMLPreformatted"/>
-        <w:rPr>
-          <w:rStyle w:val="HTMLCode"/>
-        </w:rPr>
-      </w:pPr>
-      <w:r>
-        <w:rPr>
-          <w:rStyle w:val="HTMLCode"/>
-        </w:rPr>
-        <w:t>Map&lt;String, String&gt; map = list.stream()</w:t>
-      </w:r>
-    </w:p>
-    <w:p>
-      <w:pPr>
-        <w:pStyle w:val="HTMLPreformatted"/>
-        <w:rPr>
-          <w:rStyle w:val="HTMLCode"/>
-        </w:rPr>
-      </w:pPr>
-      <w:r>
-        <w:rPr>
-          <w:rStyle w:val="HTMLCode"/>
-        </w:rPr>
-        <w:t xml:space="preserve">    .collect(Collectors.toMap(</w:t>
-      </w:r>
-    </w:p>
-    <w:p>
-      <w:pPr>
-        <w:pStyle w:val="HTMLPreformatted"/>
-        <w:rPr>
-          <w:rStyle w:val="HTMLCode"/>
-        </w:rPr>
-      </w:pPr>
-      <w:r>
-        <w:rPr>
-          <w:rStyle w:val="HTMLCode"/>
-        </w:rPr>
-        <w:t xml:space="preserve">        Function.identity(),</w:t>
-      </w:r>
-    </w:p>
-    <w:p>
-      <w:pPr>
-        <w:pStyle w:val="HTMLPreformatted"/>
-        <w:rPr>
-          <w:rStyle w:val="HTMLCode"/>
-        </w:rPr>
-      </w:pPr>
-      <w:r>
-        <w:rPr>
-          <w:rStyle w:val="HTMLCode"/>
-        </w:rPr>
-        <w:t xml:space="preserve">        Function.identity(),</w:t>
-      </w:r>
-    </w:p>
-    <w:p>
-      <w:pPr>
-        <w:pStyle w:val="HTMLPreformatted"/>
-        <w:rPr>
-          <w:rStyle w:val="HTMLCode"/>
-        </w:rPr>
-      </w:pPr>
-      <w:r>
-        <w:rPr>
-          <w:rStyle w:val="HTMLCode"/>
-        </w:rPr>
-        <w:t xml:space="preserve">        (oldVal, newVal) -&gt; oldVal</w:t>
-      </w:r>
-    </w:p>
-    <w:p>
-      <w:pPr>
-        <w:pStyle w:val="HTMLPreformatted"/>
-        <w:rPr>
-          <w:rStyle w:val="HTMLCode"/>
-        </w:rPr>
-      </w:pPr>
-      <w:r>
-        <w:rPr>
-          <w:rStyle w:val="HTMLCode"/>
-        </w:rPr>
-        <w:t xml:space="preserve">    ));</w:t>
+        <w:t>When NOT to Use</w:t>
+      </w:r>
+    </w:p>
+    <w:p>
+      <w:pPr>
+        <w:pStyle w:val="NormalWeb"/>
+      </w:pPr>
+      <w:r>
+        <w:rPr>
+          <w:rFonts w:ascii="Segoe UI Symbol" w:hAnsi="Segoe UI Symbol" w:cs="Segoe UI Symbol"/>
+        </w:rPr>
+        <w:t>❌</w:t>
+      </w:r>
+      <w:r>
+        <w:t xml:space="preserve"> When you need transformation</w:t>
+      </w:r>
+      <w:r>
+        <w:br/>
+      </w:r>
+      <w:r>
+        <w:rPr>
+          <w:rFonts w:ascii="Segoe UI Symbol" w:hAnsi="Segoe UI Symbol" w:cs="Segoe UI Symbol"/>
+        </w:rPr>
+        <w:t>❌</w:t>
+      </w:r>
+      <w:r>
+        <w:t xml:space="preserve"> When input and output types are different</w:t>
       </w:r>
     </w:p>
     <w:p>
       <w:r>
         <w:pict>
           <v:rect id="_x0000_i1060" style="width:0;height:1.5pt" o:hralign="center" o:hrstd="t" o:hr="t" fillcolor="#a0a0a0" stroked="f"/>
-        </w:pict>
-      </w:r>
-    </w:p>
-    <w:p>
-      <w:pPr>
-        <w:pStyle w:val="Heading2"/>
-      </w:pPr>
-      <w:r>
-        <w:lastRenderedPageBreak/>
-        <w:t>Equivalent Lambda</w:t>
-      </w:r>
-    </w:p>
-    <w:p>
-      <w:pPr>
-        <w:pStyle w:val="HTMLPreformatted"/>
-        <w:rPr>
-          <w:rStyle w:val="HTMLCode"/>
-        </w:rPr>
-      </w:pPr>
-      <w:r>
-        <w:rPr>
-          <w:rStyle w:val="HTMLCode"/>
-        </w:rPr>
-        <w:t>Function.identity()</w:t>
-      </w:r>
-    </w:p>
-    <w:p>
-      <w:pPr>
-        <w:pStyle w:val="NormalWeb"/>
-      </w:pPr>
-      <w:r>
-        <w:t>is exactly the same as:</w:t>
-      </w:r>
-    </w:p>
-    <w:p>
-      <w:pPr>
-        <w:pStyle w:val="HTMLPreformatted"/>
-        <w:rPr>
-          <w:rStyle w:val="HTMLCode"/>
-        </w:rPr>
-      </w:pPr>
-      <w:r>
-        <w:rPr>
-          <w:rStyle w:val="HTMLCode"/>
-        </w:rPr>
-        <w:t>x -&gt; x</w:t>
-      </w:r>
-    </w:p>
-    <w:p>
-      <w:r>
-        <w:pict>
-          <v:rect id="_x0000_i1061" style="width:0;height:1.5pt" o:hralign="center" o:hrstd="t" o:hr="t" fillcolor="#a0a0a0" stroked="f"/>
-        </w:pict>
-      </w:r>
-    </w:p>
-    <w:p>
-      <w:pPr>
-        <w:pStyle w:val="Heading2"/>
-      </w:pPr>
-      <w:r>
-        <w:t xml:space="preserve">Interview One-Liner </w:t>
-      </w:r>
-      <w:r>
-        <w:rPr>
-          <w:rFonts w:ascii="Segoe UI Symbol" w:hAnsi="Segoe UI Symbol" w:cs="Segoe UI Symbol"/>
-        </w:rPr>
-        <w:t>✅</w:t>
-      </w:r>
-    </w:p>
-    <w:p>
-      <w:pPr>
-        <w:pStyle w:val="NormalWeb"/>
-      </w:pPr>
-      <w:r>
-        <w:rPr>
-          <w:rStyle w:val="HTMLCode"/>
-          <w:rFonts w:eastAsia="SimSun"/>
-        </w:rPr>
-        <w:t>Function.identity()</w:t>
-      </w:r>
-      <w:r>
-        <w:t xml:space="preserve"> returns a function that always returns its input argument unchanged.</w:t>
-      </w:r>
-    </w:p>
-    <w:p>
-      <w:r>
-        <w:pict>
-          <v:rect id="_x0000_i1062" style="width:0;height:1.5pt" o:hralign="center" o:hrstd="t" o:hr="t" fillcolor="#a0a0a0" stroked="f"/>
-        </w:pict>
-      </w:r>
-    </w:p>
-    <w:p>
-      <w:pPr>
-        <w:pStyle w:val="Heading2"/>
-      </w:pPr>
-      <w:r>
-        <w:t>When NOT to Use</w:t>
-      </w:r>
-    </w:p>
-    <w:p>
-      <w:pPr>
-        <w:pStyle w:val="NormalWeb"/>
-      </w:pPr>
-      <w:r>
-        <w:rPr>
-          <w:rFonts w:ascii="Segoe UI Symbol" w:hAnsi="Segoe UI Symbol" w:cs="Segoe UI Symbol"/>
-        </w:rPr>
-        <w:t>❌</w:t>
-      </w:r>
-      <w:r>
-        <w:t xml:space="preserve"> When you need transformation</w:t>
-      </w:r>
-      <w:r>
-        <w:br/>
-      </w:r>
-      <w:r>
-        <w:rPr>
-          <w:rFonts w:ascii="Segoe UI Symbol" w:hAnsi="Segoe UI Symbol" w:cs="Segoe UI Symbol"/>
-        </w:rPr>
-        <w:t>❌</w:t>
-      </w:r>
-      <w:r>
-        <w:t xml:space="preserve"> When input and output types are different</w:t>
-      </w:r>
-    </w:p>
-    <w:p>
-      <w:r>
-        <w:pict>
-          <v:rect id="_x0000_i1063" style="width:0;height:1.5pt" o:hralign="center" o:hrstd="t" o:hr="t" fillcolor="#a0a0a0" stroked="f"/>
         </w:pict>
       </w:r>
     </w:p>
@@ -7695,8 +7693,14 @@
     <w:p>
       <w:pPr>
         <w:pStyle w:val="NormalWeb"/>
-      </w:pPr>
-      <w:r>
+        <w:rPr>
+          <w:highlight w:val="green"/>
+        </w:rPr>
+      </w:pPr>
+      <w:r>
+        <w:rPr>
+          <w:highlight w:val="green"/>
+        </w:rPr>
         <w:t>Q:</w:t>
       </w:r>
     </w:p>
@@ -7708,6 +7712,7 @@
         <w:r>
           <w:rPr>
             <w:rStyle w:val="Hyperlink"/>
+            <w:highlight w:val="green"/>
           </w:rPr>
           <w:t>Converting ArrayList to HashMap using Method Reference in Java 8 - GeeksforGeeks</w:t>
         </w:r>
@@ -7715,6 +7720,7469 @@
       <w:r>
         <w:br/>
       </w:r>
+    </w:p>
+    <w:p>
+      <w:pPr>
+        <w:pStyle w:val="pdq2pgselectionanchorcontainer"/>
+      </w:pPr>
+    </w:p>
+    <w:p>
+      <w:pPr>
+        <w:pStyle w:val="HTMLPreformatted"/>
+        <w:shd w:val="clear" w:color="auto" w:fill="1E1F22"/>
+        <w:rPr>
+          <w:color w:val="000000" w:themeColor="text1"/>
+          <w14:shadow w14:blurRad="38100" w14:dist="19050" w14:dir="2700000" w14:sx="100000" w14:sy="100000" w14:kx="0" w14:ky="0" w14:algn="tl">
+            <w14:schemeClr w14:val="dk1">
+              <w14:alpha w14:val="60000"/>
+            </w14:schemeClr>
+          </w14:shadow>
+          <w14:textOutline w14:w="0" w14:cap="flat" w14:cmpd="sng" w14:algn="ctr">
+            <w14:noFill/>
+            <w14:prstDash w14:val="solid"/>
+            <w14:round/>
+          </w14:textOutline>
+        </w:rPr>
+      </w:pPr>
+      <w:r>
+        <w:rPr>
+          <w:color w:val="000000" w:themeColor="text1"/>
+          <w:highlight w:val="green"/>
+          <w14:shadow w14:blurRad="38100" w14:dist="19050" w14:dir="2700000" w14:sx="100000" w14:sy="100000" w14:kx="0" w14:ky="0" w14:algn="tl">
+            <w14:schemeClr w14:val="dk1">
+              <w14:alpha w14:val="60000"/>
+            </w14:schemeClr>
+          </w14:shadow>
+          <w14:textOutline w14:w="0" w14:cap="flat" w14:cmpd="sng" w14:algn="ctr">
+            <w14:noFill/>
+            <w14:prstDash w14:val="solid"/>
+            <w14:round/>
+          </w14:textOutline>
+        </w:rPr>
+        <w:t>int n = numbers.stream().max(Integer::compare).orElse(0);</w:t>
+      </w:r>
+    </w:p>
+    <w:p>
+      <w:pPr>
+        <w:pStyle w:val="pdq2pgselectionanchorcontainer"/>
+      </w:pPr>
+    </w:p>
+    <w:p>
+      <w:pPr>
+        <w:pStyle w:val="pdq2pgselectionanchorcontainer"/>
+      </w:pPr>
+      <w:r>
+        <w:t>This is the exact point that confuses many Java developers. The answer is:</w:t>
+      </w:r>
+    </w:p>
+    <w:p>
+      <w:pPr>
+        <w:pStyle w:val="NormalWeb"/>
+      </w:pPr>
+      <w:r>
+        <w:rPr>
+          <w:rStyle w:val="HTMLCode"/>
+          <w:rFonts w:eastAsia="SimSun"/>
+          <w:b/>
+          <w:bCs/>
+        </w:rPr>
+        <w:t>Integer</w:t>
+      </w:r>
+      <w:r>
+        <w:rPr>
+          <w:rStyle w:val="Strong"/>
+        </w:rPr>
+        <w:t xml:space="preserve"> is NOT implementing </w:t>
+      </w:r>
+      <w:r>
+        <w:rPr>
+          <w:rStyle w:val="HTMLCode"/>
+          <w:rFonts w:eastAsia="SimSun"/>
+          <w:b/>
+          <w:bCs/>
+        </w:rPr>
+        <w:t>Comparator</w:t>
+      </w:r>
+      <w:r>
+        <w:rPr>
+          <w:rStyle w:val="Strong"/>
+        </w:rPr>
+        <w:t>.</w:t>
+      </w:r>
+    </w:p>
+    <w:p>
+      <w:pPr>
+        <w:spacing w:before="100" w:beforeAutospacing="1" w:after="100" w:afterAutospacing="1"/>
+      </w:pPr>
+      <w:r>
+        <w:rPr>
+          <w:rStyle w:val="HTMLCode"/>
+          <w:rFonts w:eastAsiaTheme="minorEastAsia"/>
+          <w:b/>
+          <w:bCs/>
+        </w:rPr>
+        <w:t>Integer.compare()</w:t>
+      </w:r>
+      <w:r>
+        <w:rPr>
+          <w:rStyle w:val="Strong"/>
+        </w:rPr>
+        <w:t xml:space="preserve"> is a static method</w:t>
+      </w:r>
+      <w:r>
+        <w:t xml:space="preserve">, while </w:t>
+      </w:r>
+      <w:r>
+        <w:rPr>
+          <w:rStyle w:val="HTMLCode"/>
+          <w:rFonts w:eastAsiaTheme="minorEastAsia"/>
+          <w:b/>
+          <w:bCs/>
+        </w:rPr>
+        <w:t>Comparator.compare()</w:t>
+      </w:r>
+      <w:r>
+        <w:rPr>
+          <w:rStyle w:val="Strong"/>
+        </w:rPr>
+        <w:t xml:space="preserve"> is an instance method</w:t>
+      </w:r>
+      <w:r>
+        <w:t>. They are completely different methods that just happen to have compatible signatures.</w:t>
+      </w:r>
+    </w:p>
+    <w:p>
+      <w:pPr>
+        <w:pStyle w:val="NormalWeb"/>
+      </w:pPr>
+      <w:r>
+        <w:t>Let's understand this carefully.</w:t>
+      </w:r>
+    </w:p>
+    <w:p>
+      <w:r>
+        <w:pict>
+          <v:rect id="_x0000_i1064" style="width:0;height:1.5pt" o:hralign="center" o:hrstd="t" o:hr="t" fillcolor="#a0a0a0" stroked="f"/>
+        </w:pict>
+      </w:r>
+    </w:p>
+    <w:p>
+      <w:pPr>
+        <w:pStyle w:val="Heading1"/>
+      </w:pPr>
+      <w:r>
+        <w:t xml:space="preserve">First look at </w:t>
+      </w:r>
+      <w:r>
+        <w:rPr>
+          <w:rStyle w:val="HTMLCode"/>
+          <w:rFonts w:eastAsiaTheme="majorEastAsia"/>
+        </w:rPr>
+        <w:t>Comparator</w:t>
+      </w:r>
+    </w:p>
+    <w:p>
+      <w:pPr>
+        <w:pStyle w:val="HTMLPreformatted"/>
+        <w:rPr>
+          <w:rStyle w:val="HTMLCode"/>
+        </w:rPr>
+      </w:pPr>
+      <w:r>
+        <w:rPr>
+          <w:rStyle w:val="g"/>
+        </w:rPr>
+        <w:t>public</w:t>
+      </w:r>
+      <w:r>
+        <w:rPr>
+          <w:rStyle w:val="HTMLCode"/>
+        </w:rPr>
+        <w:t xml:space="preserve"> </w:t>
+      </w:r>
+      <w:r>
+        <w:rPr>
+          <w:rStyle w:val="g"/>
+        </w:rPr>
+        <w:t>interface</w:t>
+      </w:r>
+      <w:r>
+        <w:rPr>
+          <w:rStyle w:val="HTMLCode"/>
+        </w:rPr>
+        <w:t xml:space="preserve"> </w:t>
+      </w:r>
+      <w:r>
+        <w:rPr>
+          <w:rStyle w:val="m"/>
+        </w:rPr>
+        <w:t>Comparator</w:t>
+      </w:r>
+      <w:r>
+        <w:rPr>
+          <w:rStyle w:val="HTMLCode"/>
+        </w:rPr>
+        <w:t>&lt;</w:t>
+      </w:r>
+      <w:r>
+        <w:rPr>
+          <w:rStyle w:val="m"/>
+        </w:rPr>
+        <w:t>T</w:t>
+      </w:r>
+      <w:r>
+        <w:rPr>
+          <w:rStyle w:val="HTMLCode"/>
+        </w:rPr>
+        <w:t>&gt; {</w:t>
+      </w:r>
+    </w:p>
+    <w:p>
+      <w:pPr>
+        <w:pStyle w:val="HTMLPreformatted"/>
+        <w:rPr>
+          <w:rStyle w:val="HTMLCode"/>
+        </w:rPr>
+      </w:pPr>
+    </w:p>
+    <w:p>
+      <w:pPr>
+        <w:pStyle w:val="HTMLPreformatted"/>
+        <w:rPr>
+          <w:rStyle w:val="HTMLCode"/>
+        </w:rPr>
+      </w:pPr>
+      <w:r>
+        <w:rPr>
+          <w:rStyle w:val="HTMLCode"/>
+        </w:rPr>
+        <w:t xml:space="preserve">    </w:t>
+      </w:r>
+      <w:r>
+        <w:rPr>
+          <w:rStyle w:val="m"/>
+        </w:rPr>
+        <w:t>int</w:t>
+      </w:r>
+      <w:r>
+        <w:rPr>
+          <w:rStyle w:val="HTMLCode"/>
+        </w:rPr>
+        <w:t xml:space="preserve"> </w:t>
+      </w:r>
+      <w:r>
+        <w:rPr>
+          <w:rStyle w:val="m"/>
+        </w:rPr>
+        <w:t>compare</w:t>
+      </w:r>
+      <w:r>
+        <w:rPr>
+          <w:rStyle w:val="HTMLCode"/>
+        </w:rPr>
+        <w:t>(</w:t>
+      </w:r>
+      <w:r>
+        <w:rPr>
+          <w:rStyle w:val="m"/>
+        </w:rPr>
+        <w:t>T</w:t>
+      </w:r>
+      <w:r>
+        <w:rPr>
+          <w:rStyle w:val="HTMLCode"/>
+        </w:rPr>
+        <w:t xml:space="preserve"> </w:t>
+      </w:r>
+      <w:r>
+        <w:rPr>
+          <w:rStyle w:val="m"/>
+        </w:rPr>
+        <w:t>o1</w:t>
+      </w:r>
+      <w:r>
+        <w:rPr>
+          <w:rStyle w:val="HTMLCode"/>
+        </w:rPr>
+        <w:t xml:space="preserve">, </w:t>
+      </w:r>
+      <w:r>
+        <w:rPr>
+          <w:rStyle w:val="m"/>
+        </w:rPr>
+        <w:t>T</w:t>
+      </w:r>
+      <w:r>
+        <w:rPr>
+          <w:rStyle w:val="HTMLCode"/>
+        </w:rPr>
+        <w:t xml:space="preserve"> </w:t>
+      </w:r>
+      <w:r>
+        <w:rPr>
+          <w:rStyle w:val="m"/>
+        </w:rPr>
+        <w:t>o2</w:t>
+      </w:r>
+      <w:r>
+        <w:rPr>
+          <w:rStyle w:val="HTMLCode"/>
+        </w:rPr>
+        <w:t>);</w:t>
+      </w:r>
+    </w:p>
+    <w:p>
+      <w:pPr>
+        <w:pStyle w:val="HTMLPreformatted"/>
+      </w:pPr>
+      <w:r>
+        <w:rPr>
+          <w:rStyle w:val="HTMLCode"/>
+        </w:rPr>
+        <w:t>}</w:t>
+      </w:r>
+    </w:p>
+    <w:p>
+      <w:pPr>
+        <w:pStyle w:val="NormalWeb"/>
+      </w:pPr>
+      <w:r>
+        <w:t xml:space="preserve">This is an </w:t>
+      </w:r>
+      <w:r>
+        <w:rPr>
+          <w:rStyle w:val="Strong"/>
+        </w:rPr>
+        <w:t>instance method</w:t>
+      </w:r>
+      <w:r>
+        <w:t>.</w:t>
+      </w:r>
+    </w:p>
+    <w:p>
+      <w:pPr>
+        <w:pStyle w:val="NormalWeb"/>
+      </w:pPr>
+      <w:r>
+        <w:t>To call it, you need an object:</w:t>
+      </w:r>
+    </w:p>
+    <w:p>
+      <w:pPr>
+        <w:pStyle w:val="HTMLPreformatted"/>
+        <w:rPr>
+          <w:rStyle w:val="HTMLCode"/>
+        </w:rPr>
+      </w:pPr>
+      <w:r>
+        <w:rPr>
+          <w:rStyle w:val="m"/>
+        </w:rPr>
+        <w:t>Comparator</w:t>
+      </w:r>
+      <w:r>
+        <w:rPr>
+          <w:rStyle w:val="HTMLCode"/>
+        </w:rPr>
+        <w:t>&lt;</w:t>
+      </w:r>
+      <w:r>
+        <w:rPr>
+          <w:rStyle w:val="m"/>
+        </w:rPr>
+        <w:t>Integer</w:t>
+      </w:r>
+      <w:r>
+        <w:rPr>
+          <w:rStyle w:val="HTMLCode"/>
+        </w:rPr>
+        <w:t xml:space="preserve">&gt; </w:t>
+      </w:r>
+      <w:r>
+        <w:rPr>
+          <w:rStyle w:val="m"/>
+        </w:rPr>
+        <w:t>c</w:t>
+      </w:r>
+      <w:r>
+        <w:rPr>
+          <w:rStyle w:val="HTMLCode"/>
+        </w:rPr>
+        <w:t xml:space="preserve"> </w:t>
+      </w:r>
+      <w:r>
+        <w:rPr>
+          <w:rStyle w:val="g"/>
+        </w:rPr>
+        <w:t>=</w:t>
+      </w:r>
+      <w:r>
+        <w:rPr>
+          <w:rStyle w:val="HTMLCode"/>
+        </w:rPr>
+        <w:t xml:space="preserve"> </w:t>
+      </w:r>
+      <w:r>
+        <w:rPr>
+          <w:rStyle w:val="g"/>
+        </w:rPr>
+        <w:t>new</w:t>
+      </w:r>
+      <w:r>
+        <w:rPr>
+          <w:rStyle w:val="HTMLCode"/>
+        </w:rPr>
+        <w:t xml:space="preserve"> </w:t>
+      </w:r>
+      <w:r>
+        <w:rPr>
+          <w:rStyle w:val="m"/>
+        </w:rPr>
+        <w:t>MyComparator</w:t>
+      </w:r>
+      <w:r>
+        <w:rPr>
+          <w:rStyle w:val="HTMLCode"/>
+        </w:rPr>
+        <w:t>();</w:t>
+      </w:r>
+    </w:p>
+    <w:p>
+      <w:pPr>
+        <w:pStyle w:val="HTMLPreformatted"/>
+        <w:rPr>
+          <w:rStyle w:val="HTMLCode"/>
+        </w:rPr>
+      </w:pPr>
+    </w:p>
+    <w:p>
+      <w:pPr>
+        <w:pStyle w:val="HTMLPreformatted"/>
+      </w:pPr>
+      <w:r>
+        <w:rPr>
+          <w:rStyle w:val="m"/>
+        </w:rPr>
+        <w:t>c</w:t>
+      </w:r>
+      <w:r>
+        <w:rPr>
+          <w:rStyle w:val="g"/>
+        </w:rPr>
+        <w:t>.</w:t>
+      </w:r>
+      <w:r>
+        <w:rPr>
+          <w:rStyle w:val="m"/>
+        </w:rPr>
+        <w:t>compare</w:t>
+      </w:r>
+      <w:r>
+        <w:rPr>
+          <w:rStyle w:val="HTMLCode"/>
+        </w:rPr>
+        <w:t>(</w:t>
+      </w:r>
+      <w:r>
+        <w:rPr>
+          <w:rStyle w:val="j"/>
+        </w:rPr>
+        <w:t>10</w:t>
+      </w:r>
+      <w:r>
+        <w:rPr>
+          <w:rStyle w:val="HTMLCode"/>
+        </w:rPr>
+        <w:t xml:space="preserve">, </w:t>
+      </w:r>
+      <w:r>
+        <w:rPr>
+          <w:rStyle w:val="j"/>
+        </w:rPr>
+        <w:t>20</w:t>
+      </w:r>
+      <w:r>
+        <w:rPr>
+          <w:rStyle w:val="HTMLCode"/>
+        </w:rPr>
+        <w:t>);</w:t>
+      </w:r>
+    </w:p>
+    <w:p>
+      <w:pPr>
+        <w:pStyle w:val="NormalWeb"/>
+      </w:pPr>
+      <w:r>
+        <w:t xml:space="preserve">Notice we're calling </w:t>
+      </w:r>
+      <w:r>
+        <w:rPr>
+          <w:rStyle w:val="HTMLCode"/>
+          <w:rFonts w:eastAsia="SimSun"/>
+        </w:rPr>
+        <w:t>compare()</w:t>
+      </w:r>
+      <w:r>
+        <w:t xml:space="preserve"> on the </w:t>
+      </w:r>
+      <w:r>
+        <w:rPr>
+          <w:rStyle w:val="Strong"/>
+        </w:rPr>
+        <w:t>object</w:t>
+      </w:r>
+      <w:r>
+        <w:t xml:space="preserve"> </w:t>
+      </w:r>
+      <w:r>
+        <w:rPr>
+          <w:rStyle w:val="HTMLCode"/>
+          <w:rFonts w:eastAsia="SimSun"/>
+        </w:rPr>
+        <w:t>c</w:t>
+      </w:r>
+      <w:r>
+        <w:t>.</w:t>
+      </w:r>
+    </w:p>
+    <w:p>
+      <w:r>
+        <w:pict>
+          <v:rect id="_x0000_i1065" style="width:0;height:1.5pt" o:hralign="center" o:hrstd="t" o:hr="t" fillcolor="#a0a0a0" stroked="f"/>
+        </w:pict>
+      </w:r>
+    </w:p>
+    <w:p>
+      <w:pPr>
+        <w:pStyle w:val="Heading1"/>
+      </w:pPr>
+      <w:r>
+        <w:t xml:space="preserve">Now look at </w:t>
+      </w:r>
+      <w:r>
+        <w:rPr>
+          <w:rStyle w:val="HTMLCode"/>
+          <w:rFonts w:eastAsiaTheme="majorEastAsia"/>
+        </w:rPr>
+        <w:t>Integer</w:t>
+      </w:r>
+    </w:p>
+    <w:p>
+      <w:pPr>
+        <w:pStyle w:val="NormalWeb"/>
+      </w:pPr>
+      <w:r>
+        <w:rPr>
+          <w:rStyle w:val="HTMLCode"/>
+          <w:rFonts w:eastAsia="SimSun"/>
+        </w:rPr>
+        <w:t>Integer</w:t>
+      </w:r>
+      <w:r>
+        <w:t xml:space="preserve"> does </w:t>
+      </w:r>
+      <w:r>
+        <w:rPr>
+          <w:rStyle w:val="Strong"/>
+        </w:rPr>
+        <w:t>not</w:t>
+      </w:r>
+      <w:r>
+        <w:t xml:space="preserve"> implement </w:t>
+      </w:r>
+      <w:r>
+        <w:rPr>
+          <w:rStyle w:val="HTMLCode"/>
+          <w:rFonts w:eastAsia="SimSun"/>
+        </w:rPr>
+        <w:t>Comparator</w:t>
+      </w:r>
+      <w:r>
+        <w:t>.</w:t>
+      </w:r>
+    </w:p>
+    <w:p>
+      <w:pPr>
+        <w:pStyle w:val="NormalWeb"/>
+      </w:pPr>
+      <w:r>
+        <w:t>It simply has a static method:</w:t>
+      </w:r>
+    </w:p>
+    <w:p>
+      <w:pPr>
+        <w:pStyle w:val="HTMLPreformatted"/>
+        <w:rPr>
+          <w:rStyle w:val="HTMLCode"/>
+        </w:rPr>
+      </w:pPr>
+      <w:r>
+        <w:rPr>
+          <w:rStyle w:val="g"/>
+        </w:rPr>
+        <w:t>public</w:t>
+      </w:r>
+      <w:r>
+        <w:rPr>
+          <w:rStyle w:val="HTMLCode"/>
+        </w:rPr>
+        <w:t xml:space="preserve"> </w:t>
+      </w:r>
+      <w:r>
+        <w:rPr>
+          <w:rStyle w:val="g"/>
+        </w:rPr>
+        <w:t>final</w:t>
+      </w:r>
+      <w:r>
+        <w:rPr>
+          <w:rStyle w:val="HTMLCode"/>
+        </w:rPr>
+        <w:t xml:space="preserve"> </w:t>
+      </w:r>
+      <w:r>
+        <w:rPr>
+          <w:rStyle w:val="g"/>
+        </w:rPr>
+        <w:t>class</w:t>
+      </w:r>
+      <w:r>
+        <w:rPr>
+          <w:rStyle w:val="HTMLCode"/>
+        </w:rPr>
+        <w:t xml:space="preserve"> </w:t>
+      </w:r>
+      <w:r>
+        <w:rPr>
+          <w:rStyle w:val="m"/>
+        </w:rPr>
+        <w:t>Integer</w:t>
+      </w:r>
+      <w:r>
+        <w:rPr>
+          <w:rStyle w:val="HTMLCode"/>
+        </w:rPr>
+        <w:t xml:space="preserve"> {</w:t>
+      </w:r>
+    </w:p>
+    <w:p>
+      <w:pPr>
+        <w:pStyle w:val="HTMLPreformatted"/>
+        <w:rPr>
+          <w:rStyle w:val="HTMLCode"/>
+        </w:rPr>
+      </w:pPr>
+    </w:p>
+    <w:p>
+      <w:pPr>
+        <w:pStyle w:val="HTMLPreformatted"/>
+        <w:rPr>
+          <w:rStyle w:val="HTMLCode"/>
+        </w:rPr>
+      </w:pPr>
+      <w:r>
+        <w:rPr>
+          <w:rStyle w:val="HTMLCode"/>
+        </w:rPr>
+        <w:t xml:space="preserve">    </w:t>
+      </w:r>
+      <w:r>
+        <w:rPr>
+          <w:rStyle w:val="g"/>
+        </w:rPr>
+        <w:t>public</w:t>
+      </w:r>
+      <w:r>
+        <w:rPr>
+          <w:rStyle w:val="HTMLCode"/>
+        </w:rPr>
+        <w:t xml:space="preserve"> </w:t>
+      </w:r>
+      <w:r>
+        <w:rPr>
+          <w:rStyle w:val="g"/>
+        </w:rPr>
+        <w:t>static</w:t>
+      </w:r>
+      <w:r>
+        <w:rPr>
+          <w:rStyle w:val="HTMLCode"/>
+        </w:rPr>
+        <w:t xml:space="preserve"> </w:t>
+      </w:r>
+      <w:r>
+        <w:rPr>
+          <w:rStyle w:val="m"/>
+        </w:rPr>
+        <w:t>int</w:t>
+      </w:r>
+      <w:r>
+        <w:rPr>
+          <w:rStyle w:val="HTMLCode"/>
+        </w:rPr>
+        <w:t xml:space="preserve"> </w:t>
+      </w:r>
+      <w:r>
+        <w:rPr>
+          <w:rStyle w:val="m"/>
+        </w:rPr>
+        <w:t>compare</w:t>
+      </w:r>
+      <w:r>
+        <w:rPr>
+          <w:rStyle w:val="HTMLCode"/>
+        </w:rPr>
+        <w:t>(</w:t>
+      </w:r>
+      <w:r>
+        <w:rPr>
+          <w:rStyle w:val="m"/>
+        </w:rPr>
+        <w:t>int</w:t>
+      </w:r>
+      <w:r>
+        <w:rPr>
+          <w:rStyle w:val="HTMLCode"/>
+        </w:rPr>
+        <w:t xml:space="preserve"> </w:t>
+      </w:r>
+      <w:r>
+        <w:rPr>
+          <w:rStyle w:val="m"/>
+        </w:rPr>
+        <w:t>x</w:t>
+      </w:r>
+      <w:r>
+        <w:rPr>
+          <w:rStyle w:val="HTMLCode"/>
+        </w:rPr>
+        <w:t xml:space="preserve">, </w:t>
+      </w:r>
+      <w:r>
+        <w:rPr>
+          <w:rStyle w:val="m"/>
+        </w:rPr>
+        <w:t>int</w:t>
+      </w:r>
+      <w:r>
+        <w:rPr>
+          <w:rStyle w:val="HTMLCode"/>
+        </w:rPr>
+        <w:t xml:space="preserve"> </w:t>
+      </w:r>
+      <w:r>
+        <w:rPr>
+          <w:rStyle w:val="m"/>
+        </w:rPr>
+        <w:t>y</w:t>
+      </w:r>
+      <w:r>
+        <w:rPr>
+          <w:rStyle w:val="HTMLCode"/>
+        </w:rPr>
+        <w:t>) {</w:t>
+      </w:r>
+    </w:p>
+    <w:p>
+      <w:pPr>
+        <w:pStyle w:val="HTMLPreformatted"/>
+        <w:rPr>
+          <w:rStyle w:val="HTMLCode"/>
+        </w:rPr>
+      </w:pPr>
+      <w:r>
+        <w:rPr>
+          <w:rStyle w:val="HTMLCode"/>
+        </w:rPr>
+        <w:lastRenderedPageBreak/>
+        <w:t xml:space="preserve">        ...</w:t>
+      </w:r>
+    </w:p>
+    <w:p>
+      <w:pPr>
+        <w:pStyle w:val="HTMLPreformatted"/>
+        <w:rPr>
+          <w:rStyle w:val="HTMLCode"/>
+        </w:rPr>
+      </w:pPr>
+      <w:r>
+        <w:rPr>
+          <w:rStyle w:val="HTMLCode"/>
+        </w:rPr>
+        <w:t xml:space="preserve">    }</w:t>
+      </w:r>
+    </w:p>
+    <w:p>
+      <w:pPr>
+        <w:pStyle w:val="HTMLPreformatted"/>
+      </w:pPr>
+      <w:r>
+        <w:rPr>
+          <w:rStyle w:val="HTMLCode"/>
+        </w:rPr>
+        <w:t>}</w:t>
+      </w:r>
+    </w:p>
+    <w:p>
+      <w:pPr>
+        <w:pStyle w:val="NormalWeb"/>
+      </w:pPr>
+      <w:r>
+        <w:t xml:space="preserve">Since it is </w:t>
+      </w:r>
+      <w:r>
+        <w:rPr>
+          <w:rStyle w:val="Strong"/>
+        </w:rPr>
+        <w:t>static</w:t>
+      </w:r>
+      <w:r>
+        <w:t>, you call it like this:</w:t>
+      </w:r>
+    </w:p>
+    <w:p>
+      <w:pPr>
+        <w:pStyle w:val="HTMLPreformatted"/>
+      </w:pPr>
+      <w:r>
+        <w:rPr>
+          <w:rStyle w:val="m"/>
+        </w:rPr>
+        <w:t>Integer</w:t>
+      </w:r>
+      <w:r>
+        <w:rPr>
+          <w:rStyle w:val="g"/>
+        </w:rPr>
+        <w:t>.</w:t>
+      </w:r>
+      <w:r>
+        <w:rPr>
+          <w:rStyle w:val="m"/>
+        </w:rPr>
+        <w:t>compare</w:t>
+      </w:r>
+      <w:r>
+        <w:rPr>
+          <w:rStyle w:val="HTMLCode"/>
+        </w:rPr>
+        <w:t>(</w:t>
+      </w:r>
+      <w:r>
+        <w:rPr>
+          <w:rStyle w:val="j"/>
+        </w:rPr>
+        <w:t>10</w:t>
+      </w:r>
+      <w:r>
+        <w:rPr>
+          <w:rStyle w:val="HTMLCode"/>
+        </w:rPr>
+        <w:t xml:space="preserve">, </w:t>
+      </w:r>
+      <w:r>
+        <w:rPr>
+          <w:rStyle w:val="j"/>
+        </w:rPr>
+        <w:t>20</w:t>
+      </w:r>
+      <w:r>
+        <w:rPr>
+          <w:rStyle w:val="HTMLCode"/>
+        </w:rPr>
+        <w:t>);</w:t>
+      </w:r>
+    </w:p>
+    <w:p>
+      <w:pPr>
+        <w:pStyle w:val="NormalWeb"/>
+      </w:pPr>
+      <w:r>
+        <w:t xml:space="preserve">No </w:t>
+      </w:r>
+      <w:r>
+        <w:rPr>
+          <w:rStyle w:val="HTMLCode"/>
+          <w:rFonts w:eastAsia="SimSun"/>
+        </w:rPr>
+        <w:t>Integer</w:t>
+      </w:r>
+      <w:r>
+        <w:t xml:space="preserve"> object is needed.</w:t>
+      </w:r>
+    </w:p>
+    <w:p>
+      <w:r>
+        <w:pict>
+          <v:rect id="_x0000_i1066" style="width:0;height:1.5pt" o:hralign="center" o:hrstd="t" o:hr="t" fillcolor="#a0a0a0" stroked="f"/>
+        </w:pict>
+      </w:r>
+    </w:p>
+    <w:p>
+      <w:pPr>
+        <w:pStyle w:val="Heading1"/>
+      </w:pPr>
+      <w:r>
+        <w:t>Then why does this work?</w:t>
+      </w:r>
+    </w:p>
+    <w:p>
+      <w:pPr>
+        <w:pStyle w:val="HTMLPreformatted"/>
+      </w:pPr>
+      <w:r>
+        <w:rPr>
+          <w:rStyle w:val="m"/>
+        </w:rPr>
+        <w:t>numbers</w:t>
+      </w:r>
+      <w:r>
+        <w:rPr>
+          <w:rStyle w:val="g"/>
+        </w:rPr>
+        <w:t>.</w:t>
+      </w:r>
+      <w:r>
+        <w:rPr>
+          <w:rStyle w:val="m"/>
+        </w:rPr>
+        <w:t>stream</w:t>
+      </w:r>
+      <w:r>
+        <w:rPr>
+          <w:rStyle w:val="HTMLCode"/>
+        </w:rPr>
+        <w:t>()</w:t>
+      </w:r>
+      <w:r>
+        <w:rPr>
+          <w:rStyle w:val="g"/>
+        </w:rPr>
+        <w:t>.</w:t>
+      </w:r>
+      <w:r>
+        <w:rPr>
+          <w:rStyle w:val="m"/>
+        </w:rPr>
+        <w:t>max</w:t>
+      </w:r>
+      <w:r>
+        <w:rPr>
+          <w:rStyle w:val="HTMLCode"/>
+        </w:rPr>
+        <w:t>(</w:t>
+      </w:r>
+      <w:r>
+        <w:rPr>
+          <w:rStyle w:val="m"/>
+        </w:rPr>
+        <w:t>Integer</w:t>
+      </w:r>
+      <w:r>
+        <w:rPr>
+          <w:rStyle w:val="HTMLCode"/>
+        </w:rPr>
+        <w:t>::</w:t>
+      </w:r>
+      <w:r>
+        <w:rPr>
+          <w:rStyle w:val="m"/>
+        </w:rPr>
+        <w:t>compare</w:t>
+      </w:r>
+      <w:r>
+        <w:rPr>
+          <w:rStyle w:val="HTMLCode"/>
+        </w:rPr>
+        <w:t>);</w:t>
+      </w:r>
+    </w:p>
+    <w:p>
+      <w:pPr>
+        <w:pStyle w:val="NormalWeb"/>
+      </w:pPr>
+      <w:r>
+        <w:t xml:space="preserve">Because </w:t>
+      </w:r>
+      <w:r>
+        <w:rPr>
+          <w:rStyle w:val="HTMLCode"/>
+          <w:rFonts w:eastAsia="SimSun"/>
+        </w:rPr>
+        <w:t>Integer::compare</w:t>
+      </w:r>
+      <w:r>
+        <w:t xml:space="preserve"> is </w:t>
+      </w:r>
+      <w:r>
+        <w:rPr>
+          <w:rStyle w:val="Strong"/>
+        </w:rPr>
+        <w:t>NOT</w:t>
+      </w:r>
+      <w:r>
+        <w:t xml:space="preserve"> saying:</w:t>
+      </w:r>
+    </w:p>
+    <w:p>
+      <w:pPr>
+        <w:pStyle w:val="NormalWeb"/>
+      </w:pPr>
+      <w:r>
+        <w:t>"</w:t>
+      </w:r>
+      <w:r>
+        <w:rPr>
+          <w:rStyle w:val="HTMLCode"/>
+          <w:rFonts w:eastAsia="SimSun"/>
+        </w:rPr>
+        <w:t>Integer</w:t>
+      </w:r>
+      <w:r>
+        <w:t xml:space="preserve"> is a Comparator."</w:t>
+      </w:r>
+    </w:p>
+    <w:p>
+      <w:pPr>
+        <w:pStyle w:val="NormalWeb"/>
+      </w:pPr>
+      <w:r>
+        <w:t>It is saying:</w:t>
+      </w:r>
+    </w:p>
+    <w:p>
+      <w:pPr>
+        <w:pStyle w:val="NormalWeb"/>
+      </w:pPr>
+      <w:r>
+        <w:t xml:space="preserve">"Use the static method </w:t>
+      </w:r>
+      <w:r>
+        <w:rPr>
+          <w:rStyle w:val="HTMLCode"/>
+          <w:rFonts w:eastAsia="SimSun"/>
+        </w:rPr>
+        <w:t>Integer.compare()</w:t>
+      </w:r>
+      <w:r>
+        <w:t xml:space="preserve"> wherever a </w:t>
+      </w:r>
+      <w:r>
+        <w:rPr>
+          <w:rStyle w:val="HTMLCode"/>
+          <w:rFonts w:eastAsia="SimSun"/>
+        </w:rPr>
+        <w:t>Comparator</w:t>
+      </w:r>
+      <w:r>
+        <w:t xml:space="preserve"> is required."</w:t>
+      </w:r>
+    </w:p>
+    <w:p>
+      <w:pPr>
+        <w:pStyle w:val="NormalWeb"/>
+      </w:pPr>
+      <w:r>
+        <w:t xml:space="preserve">Java automatically creates a </w:t>
+      </w:r>
+      <w:r>
+        <w:rPr>
+          <w:rStyle w:val="HTMLCode"/>
+          <w:rFonts w:eastAsia="SimSun"/>
+        </w:rPr>
+        <w:t>Comparator</w:t>
+      </w:r>
+      <w:r>
+        <w:t xml:space="preserve"> object behind the scenes.</w:t>
+      </w:r>
+    </w:p>
+    <w:p>
+      <w:r>
+        <w:pict>
+          <v:rect id="_x0000_i1067" style="width:0;height:1.5pt" o:hralign="center" o:hrstd="t" o:hr="t" fillcolor="#a0a0a0" stroked="f"/>
+        </w:pict>
+      </w:r>
+    </w:p>
+    <w:p>
+      <w:pPr>
+        <w:pStyle w:val="Heading1"/>
+      </w:pPr>
+      <w:r>
+        <w:t>Think of it this way</w:t>
+      </w:r>
+    </w:p>
+    <w:p>
+      <w:pPr>
+        <w:pStyle w:val="NormalWeb"/>
+      </w:pPr>
+      <w:r>
+        <w:t>Suppose you have</w:t>
+      </w:r>
+    </w:p>
+    <w:p>
+      <w:pPr>
+        <w:pStyle w:val="HTMLPreformatted"/>
+        <w:rPr>
+          <w:rStyle w:val="HTMLCode"/>
+        </w:rPr>
+      </w:pPr>
+      <w:r>
+        <w:rPr>
+          <w:rStyle w:val="g"/>
+        </w:rPr>
+        <w:t>class</w:t>
+      </w:r>
+      <w:r>
+        <w:rPr>
+          <w:rStyle w:val="HTMLCode"/>
+        </w:rPr>
+        <w:t xml:space="preserve"> </w:t>
+      </w:r>
+      <w:r>
+        <w:rPr>
+          <w:rStyle w:val="m"/>
+        </w:rPr>
+        <w:t>MathUtil</w:t>
+      </w:r>
+      <w:r>
+        <w:rPr>
+          <w:rStyle w:val="HTMLCode"/>
+        </w:rPr>
+        <w:t xml:space="preserve"> {</w:t>
+      </w:r>
+    </w:p>
+    <w:p>
+      <w:pPr>
+        <w:pStyle w:val="HTMLPreformatted"/>
+        <w:rPr>
+          <w:rStyle w:val="HTMLCode"/>
+        </w:rPr>
+      </w:pPr>
+    </w:p>
+    <w:p>
+      <w:pPr>
+        <w:pStyle w:val="HTMLPreformatted"/>
+        <w:rPr>
+          <w:rStyle w:val="HTMLCode"/>
+        </w:rPr>
+      </w:pPr>
+      <w:r>
+        <w:rPr>
+          <w:rStyle w:val="HTMLCode"/>
+        </w:rPr>
+        <w:t xml:space="preserve">    </w:t>
+      </w:r>
+      <w:r>
+        <w:rPr>
+          <w:rStyle w:val="g"/>
+        </w:rPr>
+        <w:t>public</w:t>
+      </w:r>
+      <w:r>
+        <w:rPr>
+          <w:rStyle w:val="HTMLCode"/>
+        </w:rPr>
+        <w:t xml:space="preserve"> </w:t>
+      </w:r>
+      <w:r>
+        <w:rPr>
+          <w:rStyle w:val="g"/>
+        </w:rPr>
+        <w:t>static</w:t>
+      </w:r>
+      <w:r>
+        <w:rPr>
+          <w:rStyle w:val="HTMLCode"/>
+        </w:rPr>
+        <w:t xml:space="preserve"> </w:t>
+      </w:r>
+      <w:r>
+        <w:rPr>
+          <w:rStyle w:val="m"/>
+        </w:rPr>
+        <w:t>int</w:t>
+      </w:r>
+      <w:r>
+        <w:rPr>
+          <w:rStyle w:val="HTMLCode"/>
+        </w:rPr>
+        <w:t xml:space="preserve"> </w:t>
+      </w:r>
+      <w:r>
+        <w:rPr>
+          <w:rStyle w:val="m"/>
+        </w:rPr>
+        <w:t>add</w:t>
+      </w:r>
+      <w:r>
+        <w:rPr>
+          <w:rStyle w:val="HTMLCode"/>
+        </w:rPr>
+        <w:t>(</w:t>
+      </w:r>
+      <w:r>
+        <w:rPr>
+          <w:rStyle w:val="m"/>
+        </w:rPr>
+        <w:t>int</w:t>
+      </w:r>
+      <w:r>
+        <w:rPr>
+          <w:rStyle w:val="HTMLCode"/>
+        </w:rPr>
+        <w:t xml:space="preserve"> </w:t>
+      </w:r>
+      <w:r>
+        <w:rPr>
+          <w:rStyle w:val="m"/>
+        </w:rPr>
+        <w:t>a</w:t>
+      </w:r>
+      <w:r>
+        <w:rPr>
+          <w:rStyle w:val="HTMLCode"/>
+        </w:rPr>
+        <w:t xml:space="preserve">, </w:t>
+      </w:r>
+      <w:r>
+        <w:rPr>
+          <w:rStyle w:val="m"/>
+        </w:rPr>
+        <w:t>int</w:t>
+      </w:r>
+      <w:r>
+        <w:rPr>
+          <w:rStyle w:val="HTMLCode"/>
+        </w:rPr>
+        <w:t xml:space="preserve"> </w:t>
+      </w:r>
+      <w:r>
+        <w:rPr>
+          <w:rStyle w:val="m"/>
+        </w:rPr>
+        <w:t>b</w:t>
+      </w:r>
+      <w:r>
+        <w:rPr>
+          <w:rStyle w:val="HTMLCode"/>
+        </w:rPr>
+        <w:t>) {</w:t>
+      </w:r>
+    </w:p>
+    <w:p>
+      <w:pPr>
+        <w:pStyle w:val="HTMLPreformatted"/>
+        <w:rPr>
+          <w:rStyle w:val="HTMLCode"/>
+        </w:rPr>
+      </w:pPr>
+      <w:r>
+        <w:rPr>
+          <w:rStyle w:val="HTMLCode"/>
+        </w:rPr>
+        <w:t xml:space="preserve">        </w:t>
+      </w:r>
+      <w:r>
+        <w:rPr>
+          <w:rStyle w:val="g"/>
+        </w:rPr>
+        <w:t>return</w:t>
+      </w:r>
+      <w:r>
+        <w:rPr>
+          <w:rStyle w:val="HTMLCode"/>
+        </w:rPr>
+        <w:t xml:space="preserve"> </w:t>
+      </w:r>
+      <w:r>
+        <w:rPr>
+          <w:rStyle w:val="m"/>
+        </w:rPr>
+        <w:t>a</w:t>
+      </w:r>
+      <w:r>
+        <w:rPr>
+          <w:rStyle w:val="HTMLCode"/>
+        </w:rPr>
+        <w:t xml:space="preserve"> </w:t>
+      </w:r>
+      <w:r>
+        <w:rPr>
+          <w:rStyle w:val="g"/>
+        </w:rPr>
+        <w:t>+</w:t>
+      </w:r>
+      <w:r>
+        <w:rPr>
+          <w:rStyle w:val="HTMLCode"/>
+        </w:rPr>
+        <w:t xml:space="preserve"> </w:t>
+      </w:r>
+      <w:r>
+        <w:rPr>
+          <w:rStyle w:val="m"/>
+        </w:rPr>
+        <w:t>b</w:t>
+      </w:r>
+      <w:r>
+        <w:rPr>
+          <w:rStyle w:val="HTMLCode"/>
+        </w:rPr>
+        <w:t>;</w:t>
+      </w:r>
+    </w:p>
+    <w:p>
+      <w:pPr>
+        <w:pStyle w:val="HTMLPreformatted"/>
+        <w:rPr>
+          <w:rStyle w:val="HTMLCode"/>
+        </w:rPr>
+      </w:pPr>
+      <w:r>
+        <w:rPr>
+          <w:rStyle w:val="HTMLCode"/>
+        </w:rPr>
+        <w:t xml:space="preserve">    }</w:t>
+      </w:r>
+    </w:p>
+    <w:p>
+      <w:pPr>
+        <w:pStyle w:val="HTMLPreformatted"/>
+      </w:pPr>
+      <w:r>
+        <w:rPr>
+          <w:rStyle w:val="HTMLCode"/>
+        </w:rPr>
+        <w:t>}</w:t>
+      </w:r>
+    </w:p>
+    <w:p>
+      <w:pPr>
+        <w:pStyle w:val="NormalWeb"/>
+      </w:pPr>
+      <w:r>
+        <w:t>and an interface</w:t>
+      </w:r>
+    </w:p>
+    <w:p>
+      <w:pPr>
+        <w:pStyle w:val="HTMLPreformatted"/>
+        <w:rPr>
+          <w:rStyle w:val="HTMLCode"/>
+        </w:rPr>
+      </w:pPr>
+      <w:r>
+        <w:rPr>
+          <w:rStyle w:val="g"/>
+        </w:rPr>
+        <w:t>interface</w:t>
+      </w:r>
+      <w:r>
+        <w:rPr>
+          <w:rStyle w:val="HTMLCode"/>
+        </w:rPr>
+        <w:t xml:space="preserve"> </w:t>
+      </w:r>
+      <w:r>
+        <w:rPr>
+          <w:rStyle w:val="m"/>
+        </w:rPr>
+        <w:t>Operation</w:t>
+      </w:r>
+      <w:r>
+        <w:rPr>
+          <w:rStyle w:val="HTMLCode"/>
+        </w:rPr>
+        <w:t xml:space="preserve"> {</w:t>
+      </w:r>
+    </w:p>
+    <w:p>
+      <w:pPr>
+        <w:pStyle w:val="HTMLPreformatted"/>
+        <w:rPr>
+          <w:rStyle w:val="HTMLCode"/>
+        </w:rPr>
+      </w:pPr>
+      <w:r>
+        <w:rPr>
+          <w:rStyle w:val="HTMLCode"/>
+        </w:rPr>
+        <w:t xml:space="preserve">    </w:t>
+      </w:r>
+      <w:r>
+        <w:rPr>
+          <w:rStyle w:val="m"/>
+        </w:rPr>
+        <w:t>int</w:t>
+      </w:r>
+      <w:r>
+        <w:rPr>
+          <w:rStyle w:val="HTMLCode"/>
+        </w:rPr>
+        <w:t xml:space="preserve"> </w:t>
+      </w:r>
+      <w:r>
+        <w:rPr>
+          <w:rStyle w:val="m"/>
+        </w:rPr>
+        <w:t>calculate</w:t>
+      </w:r>
+      <w:r>
+        <w:rPr>
+          <w:rStyle w:val="HTMLCode"/>
+        </w:rPr>
+        <w:t>(</w:t>
+      </w:r>
+      <w:r>
+        <w:rPr>
+          <w:rStyle w:val="m"/>
+        </w:rPr>
+        <w:t>int</w:t>
+      </w:r>
+      <w:r>
+        <w:rPr>
+          <w:rStyle w:val="HTMLCode"/>
+        </w:rPr>
+        <w:t xml:space="preserve"> </w:t>
+      </w:r>
+      <w:r>
+        <w:rPr>
+          <w:rStyle w:val="m"/>
+        </w:rPr>
+        <w:t>a</w:t>
+      </w:r>
+      <w:r>
+        <w:rPr>
+          <w:rStyle w:val="HTMLCode"/>
+        </w:rPr>
+        <w:t xml:space="preserve">, </w:t>
+      </w:r>
+      <w:r>
+        <w:rPr>
+          <w:rStyle w:val="m"/>
+        </w:rPr>
+        <w:t>int</w:t>
+      </w:r>
+      <w:r>
+        <w:rPr>
+          <w:rStyle w:val="HTMLCode"/>
+        </w:rPr>
+        <w:t xml:space="preserve"> </w:t>
+      </w:r>
+      <w:r>
+        <w:rPr>
+          <w:rStyle w:val="m"/>
+        </w:rPr>
+        <w:t>b</w:t>
+      </w:r>
+      <w:r>
+        <w:rPr>
+          <w:rStyle w:val="HTMLCode"/>
+        </w:rPr>
+        <w:t>);</w:t>
+      </w:r>
+    </w:p>
+    <w:p>
+      <w:pPr>
+        <w:pStyle w:val="HTMLPreformatted"/>
+      </w:pPr>
+      <w:r>
+        <w:rPr>
+          <w:rStyle w:val="HTMLCode"/>
+        </w:rPr>
+        <w:t>}</w:t>
+      </w:r>
+    </w:p>
+    <w:p>
+      <w:pPr>
+        <w:pStyle w:val="NormalWeb"/>
+      </w:pPr>
+      <w:r>
+        <w:t>Now write</w:t>
+      </w:r>
+    </w:p>
+    <w:p>
+      <w:pPr>
+        <w:pStyle w:val="HTMLPreformatted"/>
+      </w:pPr>
+      <w:r>
+        <w:rPr>
+          <w:rStyle w:val="m"/>
+        </w:rPr>
+        <w:lastRenderedPageBreak/>
+        <w:t>Operation</w:t>
+      </w:r>
+      <w:r>
+        <w:rPr>
+          <w:rStyle w:val="HTMLCode"/>
+        </w:rPr>
+        <w:t xml:space="preserve"> </w:t>
+      </w:r>
+      <w:r>
+        <w:rPr>
+          <w:rStyle w:val="m"/>
+        </w:rPr>
+        <w:t>op</w:t>
+      </w:r>
+      <w:r>
+        <w:rPr>
+          <w:rStyle w:val="HTMLCode"/>
+        </w:rPr>
+        <w:t xml:space="preserve"> </w:t>
+      </w:r>
+      <w:r>
+        <w:rPr>
+          <w:rStyle w:val="g"/>
+        </w:rPr>
+        <w:t>=</w:t>
+      </w:r>
+      <w:r>
+        <w:rPr>
+          <w:rStyle w:val="HTMLCode"/>
+        </w:rPr>
+        <w:t xml:space="preserve"> </w:t>
+      </w:r>
+      <w:r>
+        <w:rPr>
+          <w:rStyle w:val="m"/>
+        </w:rPr>
+        <w:t>MathUtil</w:t>
+      </w:r>
+      <w:r>
+        <w:rPr>
+          <w:rStyle w:val="HTMLCode"/>
+        </w:rPr>
+        <w:t>::</w:t>
+      </w:r>
+      <w:r>
+        <w:rPr>
+          <w:rStyle w:val="m"/>
+        </w:rPr>
+        <w:t>add</w:t>
+      </w:r>
+      <w:r>
+        <w:rPr>
+          <w:rStyle w:val="HTMLCode"/>
+        </w:rPr>
+        <w:t>;</w:t>
+      </w:r>
+    </w:p>
+    <w:p>
+      <w:pPr>
+        <w:pStyle w:val="NormalWeb"/>
+      </w:pPr>
+      <w:r>
+        <w:t xml:space="preserve">Does </w:t>
+      </w:r>
+      <w:r>
+        <w:rPr>
+          <w:rStyle w:val="HTMLCode"/>
+          <w:rFonts w:eastAsia="SimSun"/>
+        </w:rPr>
+        <w:t>MathUtil</w:t>
+      </w:r>
+      <w:r>
+        <w:t xml:space="preserve"> implement </w:t>
+      </w:r>
+      <w:r>
+        <w:rPr>
+          <w:rStyle w:val="HTMLCode"/>
+          <w:rFonts w:eastAsia="SimSun"/>
+        </w:rPr>
+        <w:t>Operation</w:t>
+      </w:r>
+      <w:r>
+        <w:t>?</w:t>
+      </w:r>
+    </w:p>
+    <w:p>
+      <w:pPr>
+        <w:pStyle w:val="NormalWeb"/>
+      </w:pPr>
+      <w:r>
+        <w:rPr>
+          <w:rStyle w:val="Strong"/>
+        </w:rPr>
+        <w:t>No.</w:t>
+      </w:r>
+    </w:p>
+    <w:p>
+      <w:pPr>
+        <w:pStyle w:val="NormalWeb"/>
+      </w:pPr>
+      <w:r>
+        <w:t>Java simply creates an implementation like this:</w:t>
+      </w:r>
+    </w:p>
+    <w:p>
+      <w:pPr>
+        <w:pStyle w:val="HTMLPreformatted"/>
+        <w:rPr>
+          <w:rStyle w:val="HTMLCode"/>
+        </w:rPr>
+      </w:pPr>
+      <w:r>
+        <w:rPr>
+          <w:rStyle w:val="m"/>
+        </w:rPr>
+        <w:t>Operation</w:t>
+      </w:r>
+      <w:r>
+        <w:rPr>
+          <w:rStyle w:val="HTMLCode"/>
+        </w:rPr>
+        <w:t xml:space="preserve"> </w:t>
+      </w:r>
+      <w:r>
+        <w:rPr>
+          <w:rStyle w:val="m"/>
+        </w:rPr>
+        <w:t>op</w:t>
+      </w:r>
+      <w:r>
+        <w:rPr>
+          <w:rStyle w:val="HTMLCode"/>
+        </w:rPr>
+        <w:t xml:space="preserve"> </w:t>
+      </w:r>
+      <w:r>
+        <w:rPr>
+          <w:rStyle w:val="g"/>
+        </w:rPr>
+        <w:t>=</w:t>
+      </w:r>
+      <w:r>
+        <w:rPr>
+          <w:rStyle w:val="HTMLCode"/>
+        </w:rPr>
+        <w:t xml:space="preserve"> </w:t>
+      </w:r>
+      <w:r>
+        <w:rPr>
+          <w:rStyle w:val="g"/>
+        </w:rPr>
+        <w:t>new</w:t>
+      </w:r>
+      <w:r>
+        <w:rPr>
+          <w:rStyle w:val="HTMLCode"/>
+        </w:rPr>
+        <w:t xml:space="preserve"> </w:t>
+      </w:r>
+      <w:r>
+        <w:rPr>
+          <w:rStyle w:val="m"/>
+        </w:rPr>
+        <w:t>Operation</w:t>
+      </w:r>
+      <w:r>
+        <w:rPr>
+          <w:rStyle w:val="HTMLCode"/>
+        </w:rPr>
+        <w:t>() {</w:t>
+      </w:r>
+    </w:p>
+    <w:p>
+      <w:pPr>
+        <w:pStyle w:val="HTMLPreformatted"/>
+        <w:rPr>
+          <w:rStyle w:val="HTMLCode"/>
+        </w:rPr>
+      </w:pPr>
+    </w:p>
+    <w:p>
+      <w:pPr>
+        <w:pStyle w:val="HTMLPreformatted"/>
+        <w:rPr>
+          <w:rStyle w:val="HTMLCode"/>
+        </w:rPr>
+      </w:pPr>
+      <w:r>
+        <w:rPr>
+          <w:rStyle w:val="HTMLCode"/>
+        </w:rPr>
+        <w:t xml:space="preserve">    @</w:t>
+      </w:r>
+      <w:r>
+        <w:rPr>
+          <w:rStyle w:val="m"/>
+        </w:rPr>
+        <w:t>Override</w:t>
+      </w:r>
+    </w:p>
+    <w:p>
+      <w:pPr>
+        <w:pStyle w:val="HTMLPreformatted"/>
+        <w:rPr>
+          <w:rStyle w:val="HTMLCode"/>
+        </w:rPr>
+      </w:pPr>
+      <w:r>
+        <w:rPr>
+          <w:rStyle w:val="HTMLCode"/>
+        </w:rPr>
+        <w:t xml:space="preserve">    </w:t>
+      </w:r>
+      <w:r>
+        <w:rPr>
+          <w:rStyle w:val="g"/>
+        </w:rPr>
+        <w:t>public</w:t>
+      </w:r>
+      <w:r>
+        <w:rPr>
+          <w:rStyle w:val="HTMLCode"/>
+        </w:rPr>
+        <w:t xml:space="preserve"> </w:t>
+      </w:r>
+      <w:r>
+        <w:rPr>
+          <w:rStyle w:val="m"/>
+        </w:rPr>
+        <w:t>int</w:t>
+      </w:r>
+      <w:r>
+        <w:rPr>
+          <w:rStyle w:val="HTMLCode"/>
+        </w:rPr>
+        <w:t xml:space="preserve"> </w:t>
+      </w:r>
+      <w:r>
+        <w:rPr>
+          <w:rStyle w:val="m"/>
+        </w:rPr>
+        <w:t>calculate</w:t>
+      </w:r>
+      <w:r>
+        <w:rPr>
+          <w:rStyle w:val="HTMLCode"/>
+        </w:rPr>
+        <w:t>(</w:t>
+      </w:r>
+      <w:r>
+        <w:rPr>
+          <w:rStyle w:val="m"/>
+        </w:rPr>
+        <w:t>int</w:t>
+      </w:r>
+      <w:r>
+        <w:rPr>
+          <w:rStyle w:val="HTMLCode"/>
+        </w:rPr>
+        <w:t xml:space="preserve"> </w:t>
+      </w:r>
+      <w:r>
+        <w:rPr>
+          <w:rStyle w:val="m"/>
+        </w:rPr>
+        <w:t>a</w:t>
+      </w:r>
+      <w:r>
+        <w:rPr>
+          <w:rStyle w:val="HTMLCode"/>
+        </w:rPr>
+        <w:t xml:space="preserve">, </w:t>
+      </w:r>
+      <w:r>
+        <w:rPr>
+          <w:rStyle w:val="m"/>
+        </w:rPr>
+        <w:t>int</w:t>
+      </w:r>
+      <w:r>
+        <w:rPr>
+          <w:rStyle w:val="HTMLCode"/>
+        </w:rPr>
+        <w:t xml:space="preserve"> </w:t>
+      </w:r>
+      <w:r>
+        <w:rPr>
+          <w:rStyle w:val="m"/>
+        </w:rPr>
+        <w:t>b</w:t>
+      </w:r>
+      <w:r>
+        <w:rPr>
+          <w:rStyle w:val="HTMLCode"/>
+        </w:rPr>
+        <w:t>) {</w:t>
+      </w:r>
+    </w:p>
+    <w:p>
+      <w:pPr>
+        <w:pStyle w:val="HTMLPreformatted"/>
+        <w:rPr>
+          <w:rStyle w:val="HTMLCode"/>
+        </w:rPr>
+      </w:pPr>
+      <w:r>
+        <w:rPr>
+          <w:rStyle w:val="HTMLCode"/>
+        </w:rPr>
+        <w:t xml:space="preserve">        </w:t>
+      </w:r>
+      <w:r>
+        <w:rPr>
+          <w:rStyle w:val="g"/>
+        </w:rPr>
+        <w:t>return</w:t>
+      </w:r>
+      <w:r>
+        <w:rPr>
+          <w:rStyle w:val="HTMLCode"/>
+        </w:rPr>
+        <w:t xml:space="preserve"> </w:t>
+      </w:r>
+      <w:r>
+        <w:rPr>
+          <w:rStyle w:val="m"/>
+        </w:rPr>
+        <w:t>MathUtil</w:t>
+      </w:r>
+      <w:r>
+        <w:rPr>
+          <w:rStyle w:val="g"/>
+        </w:rPr>
+        <w:t>.</w:t>
+      </w:r>
+      <w:r>
+        <w:rPr>
+          <w:rStyle w:val="m"/>
+        </w:rPr>
+        <w:t>add</w:t>
+      </w:r>
+      <w:r>
+        <w:rPr>
+          <w:rStyle w:val="HTMLCode"/>
+        </w:rPr>
+        <w:t>(</w:t>
+      </w:r>
+      <w:r>
+        <w:rPr>
+          <w:rStyle w:val="m"/>
+        </w:rPr>
+        <w:t>a</w:t>
+      </w:r>
+      <w:r>
+        <w:rPr>
+          <w:rStyle w:val="HTMLCode"/>
+        </w:rPr>
+        <w:t xml:space="preserve">, </w:t>
+      </w:r>
+      <w:r>
+        <w:rPr>
+          <w:rStyle w:val="m"/>
+        </w:rPr>
+        <w:t>b</w:t>
+      </w:r>
+      <w:r>
+        <w:rPr>
+          <w:rStyle w:val="HTMLCode"/>
+        </w:rPr>
+        <w:t>);</w:t>
+      </w:r>
+    </w:p>
+    <w:p>
+      <w:pPr>
+        <w:pStyle w:val="HTMLPreformatted"/>
+        <w:rPr>
+          <w:rStyle w:val="HTMLCode"/>
+        </w:rPr>
+      </w:pPr>
+      <w:r>
+        <w:rPr>
+          <w:rStyle w:val="HTMLCode"/>
+        </w:rPr>
+        <w:t xml:space="preserve">    }</w:t>
+      </w:r>
+    </w:p>
+    <w:p>
+      <w:pPr>
+        <w:pStyle w:val="HTMLPreformatted"/>
+      </w:pPr>
+      <w:r>
+        <w:rPr>
+          <w:rStyle w:val="HTMLCode"/>
+        </w:rPr>
+        <w:t>};</w:t>
+      </w:r>
+    </w:p>
+    <w:p>
+      <w:pPr>
+        <w:pStyle w:val="NormalWeb"/>
+      </w:pPr>
+      <w:r>
+        <w:t xml:space="preserve">Exactly the same thing happens with </w:t>
+      </w:r>
+      <w:r>
+        <w:rPr>
+          <w:rStyle w:val="HTMLCode"/>
+          <w:rFonts w:eastAsia="SimSun"/>
+        </w:rPr>
+        <w:t>Integer::compare</w:t>
+      </w:r>
+      <w:r>
+        <w:t>.</w:t>
+      </w:r>
+    </w:p>
+    <w:p>
+      <w:r>
+        <w:pict>
+          <v:rect id="_x0000_i1068" style="width:0;height:1.5pt" o:hralign="center" o:hrstd="t" o:hr="t" fillcolor="#a0a0a0" stroked="f"/>
+        </w:pict>
+      </w:r>
+    </w:p>
+    <w:p>
+      <w:pPr>
+        <w:pStyle w:val="Heading1"/>
+      </w:pPr>
+      <w:r>
+        <w:t>What Java generates</w:t>
+      </w:r>
+    </w:p>
+    <w:p>
+      <w:pPr>
+        <w:pStyle w:val="NormalWeb"/>
+      </w:pPr>
+      <w:r>
+        <w:t>When you write</w:t>
+      </w:r>
+    </w:p>
+    <w:p>
+      <w:pPr>
+        <w:pStyle w:val="HTMLPreformatted"/>
+      </w:pPr>
+      <w:r>
+        <w:rPr>
+          <w:rStyle w:val="m"/>
+        </w:rPr>
+        <w:t>Integer</w:t>
+      </w:r>
+      <w:r>
+        <w:rPr>
+          <w:rStyle w:val="HTMLCode"/>
+        </w:rPr>
+        <w:t>::</w:t>
+      </w:r>
+      <w:r>
+        <w:rPr>
+          <w:rStyle w:val="m"/>
+        </w:rPr>
+        <w:t>compare</w:t>
+      </w:r>
+    </w:p>
+    <w:p>
+      <w:pPr>
+        <w:pStyle w:val="NormalWeb"/>
+      </w:pPr>
+      <w:r>
+        <w:t>Java treats it as if you had written:</w:t>
+      </w:r>
+    </w:p>
+    <w:p>
+      <w:pPr>
+        <w:pStyle w:val="HTMLPreformatted"/>
+        <w:rPr>
+          <w:rStyle w:val="HTMLCode"/>
+        </w:rPr>
+      </w:pPr>
+      <w:r>
+        <w:rPr>
+          <w:rStyle w:val="m"/>
+        </w:rPr>
+        <w:t>Comparator</w:t>
+      </w:r>
+      <w:r>
+        <w:rPr>
+          <w:rStyle w:val="HTMLCode"/>
+        </w:rPr>
+        <w:t>&lt;</w:t>
+      </w:r>
+      <w:r>
+        <w:rPr>
+          <w:rStyle w:val="m"/>
+        </w:rPr>
+        <w:t>Integer</w:t>
+      </w:r>
+      <w:r>
+        <w:rPr>
+          <w:rStyle w:val="HTMLCode"/>
+        </w:rPr>
+        <w:t xml:space="preserve">&gt; </w:t>
+      </w:r>
+      <w:r>
+        <w:rPr>
+          <w:rStyle w:val="m"/>
+        </w:rPr>
+        <w:t>comparator</w:t>
+      </w:r>
+      <w:r>
+        <w:rPr>
+          <w:rStyle w:val="HTMLCode"/>
+        </w:rPr>
+        <w:t xml:space="preserve"> </w:t>
+      </w:r>
+      <w:r>
+        <w:rPr>
+          <w:rStyle w:val="g"/>
+        </w:rPr>
+        <w:t>=</w:t>
+      </w:r>
+    </w:p>
+    <w:p>
+      <w:pPr>
+        <w:pStyle w:val="HTMLPreformatted"/>
+        <w:rPr>
+          <w:rStyle w:val="HTMLCode"/>
+        </w:rPr>
+      </w:pPr>
+      <w:r>
+        <w:rPr>
+          <w:rStyle w:val="g"/>
+        </w:rPr>
+        <w:t>new</w:t>
+      </w:r>
+      <w:r>
+        <w:rPr>
+          <w:rStyle w:val="HTMLCode"/>
+        </w:rPr>
+        <w:t xml:space="preserve"> </w:t>
+      </w:r>
+      <w:r>
+        <w:rPr>
+          <w:rStyle w:val="m"/>
+        </w:rPr>
+        <w:t>Comparator</w:t>
+      </w:r>
+      <w:r>
+        <w:rPr>
+          <w:rStyle w:val="HTMLCode"/>
+        </w:rPr>
+        <w:t>&lt;</w:t>
+      </w:r>
+      <w:r>
+        <w:rPr>
+          <w:rStyle w:val="m"/>
+        </w:rPr>
+        <w:t>Integer</w:t>
+      </w:r>
+      <w:r>
+        <w:rPr>
+          <w:rStyle w:val="HTMLCode"/>
+        </w:rPr>
+        <w:t>&gt;() {</w:t>
+      </w:r>
+    </w:p>
+    <w:p>
+      <w:pPr>
+        <w:pStyle w:val="HTMLPreformatted"/>
+        <w:rPr>
+          <w:rStyle w:val="HTMLCode"/>
+        </w:rPr>
+      </w:pPr>
+    </w:p>
+    <w:p>
+      <w:pPr>
+        <w:pStyle w:val="HTMLPreformatted"/>
+        <w:rPr>
+          <w:rStyle w:val="HTMLCode"/>
+        </w:rPr>
+      </w:pPr>
+      <w:r>
+        <w:rPr>
+          <w:rStyle w:val="HTMLCode"/>
+        </w:rPr>
+        <w:t xml:space="preserve">    @</w:t>
+      </w:r>
+      <w:r>
+        <w:rPr>
+          <w:rStyle w:val="m"/>
+        </w:rPr>
+        <w:t>Override</w:t>
+      </w:r>
+    </w:p>
+    <w:p>
+      <w:pPr>
+        <w:pStyle w:val="HTMLPreformatted"/>
+        <w:rPr>
+          <w:rStyle w:val="HTMLCode"/>
+        </w:rPr>
+      </w:pPr>
+      <w:r>
+        <w:rPr>
+          <w:rStyle w:val="HTMLCode"/>
+        </w:rPr>
+        <w:t xml:space="preserve">    </w:t>
+      </w:r>
+      <w:r>
+        <w:rPr>
+          <w:rStyle w:val="g"/>
+        </w:rPr>
+        <w:t>public</w:t>
+      </w:r>
+      <w:r>
+        <w:rPr>
+          <w:rStyle w:val="HTMLCode"/>
+        </w:rPr>
+        <w:t xml:space="preserve"> </w:t>
+      </w:r>
+      <w:r>
+        <w:rPr>
+          <w:rStyle w:val="m"/>
+        </w:rPr>
+        <w:t>int</w:t>
+      </w:r>
+      <w:r>
+        <w:rPr>
+          <w:rStyle w:val="HTMLCode"/>
+        </w:rPr>
+        <w:t xml:space="preserve"> </w:t>
+      </w:r>
+      <w:r>
+        <w:rPr>
+          <w:rStyle w:val="m"/>
+        </w:rPr>
+        <w:t>compare</w:t>
+      </w:r>
+      <w:r>
+        <w:rPr>
+          <w:rStyle w:val="HTMLCode"/>
+        </w:rPr>
+        <w:t>(</w:t>
+      </w:r>
+      <w:r>
+        <w:rPr>
+          <w:rStyle w:val="m"/>
+        </w:rPr>
+        <w:t>Integer</w:t>
+      </w:r>
+      <w:r>
+        <w:rPr>
+          <w:rStyle w:val="HTMLCode"/>
+        </w:rPr>
+        <w:t xml:space="preserve"> </w:t>
+      </w:r>
+      <w:r>
+        <w:rPr>
+          <w:rStyle w:val="m"/>
+        </w:rPr>
+        <w:t>a</w:t>
+      </w:r>
+      <w:r>
+        <w:rPr>
+          <w:rStyle w:val="HTMLCode"/>
+        </w:rPr>
+        <w:t xml:space="preserve">, </w:t>
+      </w:r>
+      <w:r>
+        <w:rPr>
+          <w:rStyle w:val="m"/>
+        </w:rPr>
+        <w:t>Integer</w:t>
+      </w:r>
+      <w:r>
+        <w:rPr>
+          <w:rStyle w:val="HTMLCode"/>
+        </w:rPr>
+        <w:t xml:space="preserve"> </w:t>
+      </w:r>
+      <w:r>
+        <w:rPr>
+          <w:rStyle w:val="m"/>
+        </w:rPr>
+        <w:t>b</w:t>
+      </w:r>
+      <w:r>
+        <w:rPr>
+          <w:rStyle w:val="HTMLCode"/>
+        </w:rPr>
+        <w:t>) {</w:t>
+      </w:r>
+    </w:p>
+    <w:p>
+      <w:pPr>
+        <w:pStyle w:val="HTMLPreformatted"/>
+        <w:rPr>
+          <w:rStyle w:val="HTMLCode"/>
+        </w:rPr>
+      </w:pPr>
+      <w:r>
+        <w:rPr>
+          <w:rStyle w:val="HTMLCode"/>
+        </w:rPr>
+        <w:t xml:space="preserve">        </w:t>
+      </w:r>
+      <w:r>
+        <w:rPr>
+          <w:rStyle w:val="g"/>
+        </w:rPr>
+        <w:t>return</w:t>
+      </w:r>
+      <w:r>
+        <w:rPr>
+          <w:rStyle w:val="HTMLCode"/>
+        </w:rPr>
+        <w:t xml:space="preserve"> </w:t>
+      </w:r>
+      <w:r>
+        <w:rPr>
+          <w:rStyle w:val="m"/>
+        </w:rPr>
+        <w:t>Integer</w:t>
+      </w:r>
+      <w:r>
+        <w:rPr>
+          <w:rStyle w:val="g"/>
+        </w:rPr>
+        <w:t>.</w:t>
+      </w:r>
+      <w:r>
+        <w:rPr>
+          <w:rStyle w:val="m"/>
+        </w:rPr>
+        <w:t>compare</w:t>
+      </w:r>
+      <w:r>
+        <w:rPr>
+          <w:rStyle w:val="HTMLCode"/>
+        </w:rPr>
+        <w:t>(</w:t>
+      </w:r>
+      <w:r>
+        <w:rPr>
+          <w:rStyle w:val="m"/>
+        </w:rPr>
+        <w:t>a</w:t>
+      </w:r>
+      <w:r>
+        <w:rPr>
+          <w:rStyle w:val="HTMLCode"/>
+        </w:rPr>
+        <w:t xml:space="preserve">, </w:t>
+      </w:r>
+      <w:r>
+        <w:rPr>
+          <w:rStyle w:val="m"/>
+        </w:rPr>
+        <w:t>b</w:t>
+      </w:r>
+      <w:r>
+        <w:rPr>
+          <w:rStyle w:val="HTMLCode"/>
+        </w:rPr>
+        <w:t>);</w:t>
+      </w:r>
+    </w:p>
+    <w:p>
+      <w:pPr>
+        <w:pStyle w:val="HTMLPreformatted"/>
+        <w:rPr>
+          <w:rStyle w:val="HTMLCode"/>
+        </w:rPr>
+      </w:pPr>
+      <w:r>
+        <w:rPr>
+          <w:rStyle w:val="HTMLCode"/>
+        </w:rPr>
+        <w:t xml:space="preserve">    }</w:t>
+      </w:r>
+    </w:p>
+    <w:p>
+      <w:pPr>
+        <w:pStyle w:val="HTMLPreformatted"/>
+      </w:pPr>
+      <w:r>
+        <w:rPr>
+          <w:rStyle w:val="HTMLCode"/>
+        </w:rPr>
+        <w:t>};</w:t>
+      </w:r>
+    </w:p>
+    <w:p>
+      <w:pPr>
+        <w:pStyle w:val="NormalWeb"/>
+      </w:pPr>
+      <w:r>
+        <w:t>Notice carefully:</w:t>
+      </w:r>
+    </w:p>
+    <w:p>
+      <w:pPr>
+        <w:numPr>
+          <w:ilvl w:val="0"/>
+          <w:numId w:val="15"/>
+        </w:numPr>
+        <w:spacing w:before="100" w:beforeAutospacing="1" w:after="100" w:afterAutospacing="1" w:line="240" w:lineRule="auto"/>
+      </w:pPr>
+      <w:r>
+        <w:rPr>
+          <w:rStyle w:val="HTMLCode"/>
+          <w:rFonts w:eastAsiaTheme="minorEastAsia"/>
+        </w:rPr>
+        <w:t>Comparator.compare()</w:t>
+      </w:r>
+      <w:r>
+        <w:t xml:space="preserve"> is being implemented. </w:t>
+      </w:r>
+    </w:p>
+    <w:p>
+      <w:pPr>
+        <w:numPr>
+          <w:ilvl w:val="0"/>
+          <w:numId w:val="15"/>
+        </w:numPr>
+        <w:spacing w:before="100" w:beforeAutospacing="1" w:after="100" w:afterAutospacing="1" w:line="240" w:lineRule="auto"/>
+      </w:pPr>
+      <w:r>
+        <w:t xml:space="preserve">Inside that implementation, it calls the static method </w:t>
+      </w:r>
+      <w:r>
+        <w:rPr>
+          <w:rStyle w:val="HTMLCode"/>
+          <w:rFonts w:eastAsiaTheme="minorEastAsia"/>
+        </w:rPr>
+        <w:t>Integer.compare()</w:t>
+      </w:r>
+      <w:r>
+        <w:t xml:space="preserve">. </w:t>
+      </w:r>
+    </w:p>
+    <w:p>
+      <w:pPr>
+        <w:pStyle w:val="NormalWeb"/>
+      </w:pPr>
+      <w:r>
+        <w:t xml:space="preserve">So </w:t>
+      </w:r>
+      <w:r>
+        <w:rPr>
+          <w:rStyle w:val="HTMLCode"/>
+          <w:rFonts w:eastAsia="SimSun"/>
+          <w:b/>
+          <w:bCs/>
+        </w:rPr>
+        <w:t>Integer</w:t>
+      </w:r>
+      <w:r>
+        <w:rPr>
+          <w:rStyle w:val="Strong"/>
+        </w:rPr>
+        <w:t xml:space="preserve"> never implements </w:t>
+      </w:r>
+      <w:r>
+        <w:rPr>
+          <w:rStyle w:val="HTMLCode"/>
+          <w:rFonts w:eastAsia="SimSun"/>
+          <w:b/>
+          <w:bCs/>
+        </w:rPr>
+        <w:t>Comparator</w:t>
+      </w:r>
+      <w:r>
+        <w:t>.</w:t>
+      </w:r>
+    </w:p>
+    <w:p>
+      <w:r>
+        <w:pict>
+          <v:rect id="_x0000_i1069" style="width:0;height:1.5pt" o:hralign="center" o:hrstd="t" o:hr="t" fillcolor="#a0a0a0" stroked="f"/>
+        </w:pict>
+      </w:r>
+    </w:p>
+    <w:p>
+      <w:pPr>
+        <w:pStyle w:val="Heading1"/>
+      </w:pPr>
+      <w:r>
+        <w:lastRenderedPageBreak/>
+        <w:t>Visual Diagram</w:t>
+      </w:r>
+    </w:p>
+    <w:p>
+      <w:pPr>
+        <w:pStyle w:val="HTMLPreformatted"/>
+        <w:rPr>
+          <w:rStyle w:val="HTMLCode"/>
+        </w:rPr>
+      </w:pPr>
+      <w:r>
+        <w:rPr>
+          <w:rStyle w:val="HTMLCode"/>
+        </w:rPr>
+        <w:t>Comparator Interface</w:t>
+      </w:r>
+    </w:p>
+    <w:p>
+      <w:pPr>
+        <w:pStyle w:val="HTMLPreformatted"/>
+        <w:rPr>
+          <w:rStyle w:val="HTMLCode"/>
+        </w:rPr>
+      </w:pPr>
+      <w:r>
+        <w:rPr>
+          <w:rStyle w:val="HTMLCode"/>
+        </w:rPr>
+        <w:t>---------------------</w:t>
+      </w:r>
+    </w:p>
+    <w:p>
+      <w:pPr>
+        <w:pStyle w:val="HTMLPreformatted"/>
+        <w:rPr>
+          <w:rStyle w:val="HTMLCode"/>
+        </w:rPr>
+      </w:pPr>
+    </w:p>
+    <w:p>
+      <w:pPr>
+        <w:pStyle w:val="HTMLPreformatted"/>
+        <w:rPr>
+          <w:rStyle w:val="HTMLCode"/>
+        </w:rPr>
+      </w:pPr>
+      <w:r>
+        <w:rPr>
+          <w:rStyle w:val="HTMLCode"/>
+        </w:rPr>
+        <w:t>compare(a,b)</w:t>
+      </w:r>
+    </w:p>
+    <w:p>
+      <w:pPr>
+        <w:pStyle w:val="HTMLPreformatted"/>
+        <w:rPr>
+          <w:rStyle w:val="HTMLCode"/>
+        </w:rPr>
+      </w:pPr>
+      <w:r>
+        <w:rPr>
+          <w:rStyle w:val="HTMLCode"/>
+        </w:rPr>
+        <w:t xml:space="preserve">      ▲</w:t>
+      </w:r>
+    </w:p>
+    <w:p>
+      <w:pPr>
+        <w:pStyle w:val="HTMLPreformatted"/>
+        <w:rPr>
+          <w:rStyle w:val="HTMLCode"/>
+        </w:rPr>
+      </w:pPr>
+      <w:r>
+        <w:rPr>
+          <w:rStyle w:val="HTMLCode"/>
+        </w:rPr>
+        <w:t xml:space="preserve">      │</w:t>
+      </w:r>
+    </w:p>
+    <w:p>
+      <w:pPr>
+        <w:pStyle w:val="HTMLPreformatted"/>
+        <w:rPr>
+          <w:rStyle w:val="HTMLCode"/>
+        </w:rPr>
+      </w:pPr>
+      <w:r>
+        <w:rPr>
+          <w:rStyle w:val="HTMLCode"/>
+        </w:rPr>
+        <w:t xml:space="preserve">      │ implemented by</w:t>
+      </w:r>
+    </w:p>
+    <w:p>
+      <w:pPr>
+        <w:pStyle w:val="HTMLPreformatted"/>
+        <w:rPr>
+          <w:rStyle w:val="HTMLCode"/>
+        </w:rPr>
+      </w:pPr>
+      <w:r>
+        <w:rPr>
+          <w:rStyle w:val="HTMLCode"/>
+        </w:rPr>
+        <w:t xml:space="preserve">      │</w:t>
+      </w:r>
+    </w:p>
+    <w:p>
+      <w:pPr>
+        <w:pStyle w:val="HTMLPreformatted"/>
+        <w:rPr>
+          <w:rStyle w:val="HTMLCode"/>
+        </w:rPr>
+      </w:pPr>
+      <w:r>
+        <w:rPr>
+          <w:rStyle w:val="HTMLCode"/>
+        </w:rPr>
+        <w:t>Anonymous Comparator Object</w:t>
+      </w:r>
+    </w:p>
+    <w:p>
+      <w:pPr>
+        <w:pStyle w:val="HTMLPreformatted"/>
+        <w:rPr>
+          <w:rStyle w:val="HTMLCode"/>
+        </w:rPr>
+      </w:pPr>
+      <w:r>
+        <w:rPr>
+          <w:rStyle w:val="HTMLCode"/>
+        </w:rPr>
+        <w:t xml:space="preserve">      │</w:t>
+      </w:r>
+    </w:p>
+    <w:p>
+      <w:pPr>
+        <w:pStyle w:val="HTMLPreformatted"/>
+        <w:rPr>
+          <w:rStyle w:val="HTMLCode"/>
+        </w:rPr>
+      </w:pPr>
+      <w:r>
+        <w:rPr>
+          <w:rStyle w:val="HTMLCode"/>
+        </w:rPr>
+        <w:t xml:space="preserve">      ▼</w:t>
+      </w:r>
+    </w:p>
+    <w:p>
+      <w:pPr>
+        <w:pStyle w:val="HTMLPreformatted"/>
+        <w:rPr>
+          <w:rStyle w:val="HTMLCode"/>
+        </w:rPr>
+      </w:pPr>
+      <w:r>
+        <w:rPr>
+          <w:rStyle w:val="HTMLCode"/>
+        </w:rPr>
+        <w:t>public int compare(Integer a,Integer b){</w:t>
+      </w:r>
+    </w:p>
+    <w:p>
+      <w:pPr>
+        <w:pStyle w:val="HTMLPreformatted"/>
+        <w:rPr>
+          <w:rStyle w:val="HTMLCode"/>
+        </w:rPr>
+      </w:pPr>
+    </w:p>
+    <w:p>
+      <w:pPr>
+        <w:pStyle w:val="HTMLPreformatted"/>
+        <w:rPr>
+          <w:rStyle w:val="HTMLCode"/>
+        </w:rPr>
+      </w:pPr>
+      <w:r>
+        <w:rPr>
+          <w:rStyle w:val="HTMLCode"/>
+        </w:rPr>
+        <w:t xml:space="preserve">      return Integer.compare(a,b);</w:t>
+      </w:r>
+    </w:p>
+    <w:p>
+      <w:pPr>
+        <w:pStyle w:val="HTMLPreformatted"/>
+        <w:rPr>
+          <w:rStyle w:val="HTMLCode"/>
+        </w:rPr>
+      </w:pPr>
+    </w:p>
+    <w:p>
+      <w:pPr>
+        <w:pStyle w:val="HTMLPreformatted"/>
+        <w:rPr>
+          <w:rStyle w:val="HTMLCode"/>
+        </w:rPr>
+      </w:pPr>
+      <w:r>
+        <w:rPr>
+          <w:rStyle w:val="HTMLCode"/>
+        </w:rPr>
+        <w:t>}</w:t>
+      </w:r>
+    </w:p>
+    <w:p>
+      <w:pPr>
+        <w:pStyle w:val="HTMLPreformatted"/>
+        <w:rPr>
+          <w:rStyle w:val="HTMLCode"/>
+        </w:rPr>
+      </w:pPr>
+      <w:r>
+        <w:rPr>
+          <w:rStyle w:val="HTMLCode"/>
+        </w:rPr>
+        <w:t xml:space="preserve">               │</w:t>
+      </w:r>
+    </w:p>
+    <w:p>
+      <w:pPr>
+        <w:pStyle w:val="HTMLPreformatted"/>
+        <w:rPr>
+          <w:rStyle w:val="HTMLCode"/>
+        </w:rPr>
+      </w:pPr>
+      <w:r>
+        <w:rPr>
+          <w:rStyle w:val="HTMLCode"/>
+        </w:rPr>
+        <w:t xml:space="preserve">               ▼</w:t>
+      </w:r>
+    </w:p>
+    <w:p>
+      <w:pPr>
+        <w:pStyle w:val="HTMLPreformatted"/>
+      </w:pPr>
+      <w:r>
+        <w:rPr>
+          <w:rStyle w:val="HTMLCode"/>
+        </w:rPr>
+        <w:t xml:space="preserve">       Static method of Integer</w:t>
+      </w:r>
+    </w:p>
+    <w:p>
+      <w:pPr>
+        <w:pStyle w:val="NormalWeb"/>
+      </w:pPr>
+      <w:r>
+        <w:t>The call chain is:</w:t>
+      </w:r>
+    </w:p>
+    <w:p>
+      <w:pPr>
+        <w:pStyle w:val="HTMLPreformatted"/>
+        <w:rPr>
+          <w:rStyle w:val="HTMLCode"/>
+        </w:rPr>
+      </w:pPr>
+      <w:r>
+        <w:rPr>
+          <w:rStyle w:val="HTMLCode"/>
+        </w:rPr>
+        <w:t>Stream.max()</w:t>
+      </w:r>
+    </w:p>
+    <w:p>
+      <w:pPr>
+        <w:pStyle w:val="HTMLPreformatted"/>
+        <w:rPr>
+          <w:rStyle w:val="HTMLCode"/>
+        </w:rPr>
+      </w:pPr>
+      <w:r>
+        <w:rPr>
+          <w:rStyle w:val="HTMLCode"/>
+        </w:rPr>
+        <w:t xml:space="preserve">      │</w:t>
+      </w:r>
+    </w:p>
+    <w:p>
+      <w:pPr>
+        <w:pStyle w:val="HTMLPreformatted"/>
+        <w:rPr>
+          <w:rStyle w:val="HTMLCode"/>
+        </w:rPr>
+      </w:pPr>
+      <w:r>
+        <w:rPr>
+          <w:rStyle w:val="HTMLCode"/>
+        </w:rPr>
+        <w:t xml:space="preserve">      ▼</w:t>
+      </w:r>
+    </w:p>
+    <w:p>
+      <w:pPr>
+        <w:pStyle w:val="HTMLPreformatted"/>
+        <w:rPr>
+          <w:rStyle w:val="HTMLCode"/>
+        </w:rPr>
+      </w:pPr>
+      <w:r>
+        <w:rPr>
+          <w:rStyle w:val="HTMLCode"/>
+        </w:rPr>
+        <w:t>Comparator.compare(a,b)</w:t>
+      </w:r>
+    </w:p>
+    <w:p>
+      <w:pPr>
+        <w:pStyle w:val="HTMLPreformatted"/>
+        <w:rPr>
+          <w:rStyle w:val="HTMLCode"/>
+        </w:rPr>
+      </w:pPr>
+      <w:r>
+        <w:rPr>
+          <w:rStyle w:val="HTMLCode"/>
+        </w:rPr>
+        <w:t xml:space="preserve">      │</w:t>
+      </w:r>
+    </w:p>
+    <w:p>
+      <w:pPr>
+        <w:pStyle w:val="HTMLPreformatted"/>
+        <w:rPr>
+          <w:rStyle w:val="HTMLCode"/>
+        </w:rPr>
+      </w:pPr>
+      <w:r>
+        <w:rPr>
+          <w:rStyle w:val="HTMLCode"/>
+        </w:rPr>
+        <w:t xml:space="preserve">      ▼</w:t>
+      </w:r>
+    </w:p>
+    <w:p>
+      <w:pPr>
+        <w:pStyle w:val="HTMLPreformatted"/>
+      </w:pPr>
+      <w:r>
+        <w:rPr>
+          <w:rStyle w:val="HTMLCode"/>
+        </w:rPr>
+        <w:t>Integer.compare(a,b)</w:t>
+      </w:r>
+    </w:p>
+    <w:p>
+      <w:r>
+        <w:pict>
+          <v:rect id="_x0000_i1070" style="width:0;height:1.5pt" o:hralign="center" o:hrstd="t" o:hr="t" fillcolor="#a0a0a0" stroked="f"/>
+        </w:pict>
+      </w:r>
+    </w:p>
+    <w:p>
+      <w:pPr>
+        <w:pStyle w:val="Heading1"/>
+      </w:pPr>
+      <w:r>
+        <w:t>Why is Java allowed to do this?</w:t>
+      </w:r>
+    </w:p>
+    <w:p>
+      <w:pPr>
+        <w:pStyle w:val="NormalWeb"/>
+      </w:pPr>
+      <w:r>
+        <w:t>Because the method signatures match.</w:t>
+      </w:r>
+    </w:p>
+    <w:p>
+      <w:pPr>
+        <w:pStyle w:val="NormalWeb"/>
+      </w:pPr>
+      <w:r>
+        <w:rPr>
+          <w:rStyle w:val="HTMLCode"/>
+          <w:rFonts w:eastAsia="SimSun"/>
+        </w:rPr>
+        <w:t>Comparator</w:t>
+      </w:r>
+      <w:r>
+        <w:t xml:space="preserve"> expects:</w:t>
+      </w:r>
+    </w:p>
+    <w:p>
+      <w:pPr>
+        <w:pStyle w:val="HTMLPreformatted"/>
+      </w:pPr>
+      <w:r>
+        <w:rPr>
+          <w:rStyle w:val="m"/>
+        </w:rPr>
+        <w:t>int</w:t>
+      </w:r>
+      <w:r>
+        <w:rPr>
+          <w:rStyle w:val="HTMLCode"/>
+        </w:rPr>
+        <w:t xml:space="preserve"> </w:t>
+      </w:r>
+      <w:r>
+        <w:rPr>
+          <w:rStyle w:val="m"/>
+        </w:rPr>
+        <w:t>compare</w:t>
+      </w:r>
+      <w:r>
+        <w:rPr>
+          <w:rStyle w:val="HTMLCode"/>
+        </w:rPr>
+        <w:t>(</w:t>
+      </w:r>
+      <w:r>
+        <w:rPr>
+          <w:rStyle w:val="m"/>
+        </w:rPr>
+        <w:t>Integer</w:t>
+      </w:r>
+      <w:r>
+        <w:rPr>
+          <w:rStyle w:val="HTMLCode"/>
+        </w:rPr>
+        <w:t xml:space="preserve"> </w:t>
+      </w:r>
+      <w:r>
+        <w:rPr>
+          <w:rStyle w:val="m"/>
+        </w:rPr>
+        <w:t>a</w:t>
+      </w:r>
+      <w:r>
+        <w:rPr>
+          <w:rStyle w:val="HTMLCode"/>
+        </w:rPr>
+        <w:t xml:space="preserve">, </w:t>
+      </w:r>
+      <w:r>
+        <w:rPr>
+          <w:rStyle w:val="m"/>
+        </w:rPr>
+        <w:t>Integer</w:t>
+      </w:r>
+      <w:r>
+        <w:rPr>
+          <w:rStyle w:val="HTMLCode"/>
+        </w:rPr>
+        <w:t xml:space="preserve"> </w:t>
+      </w:r>
+      <w:r>
+        <w:rPr>
+          <w:rStyle w:val="m"/>
+        </w:rPr>
+        <w:t>b</w:t>
+      </w:r>
+      <w:r>
+        <w:rPr>
+          <w:rStyle w:val="HTMLCode"/>
+        </w:rPr>
+        <w:t>)</w:t>
+      </w:r>
+    </w:p>
+    <w:p>
+      <w:pPr>
+        <w:pStyle w:val="NormalWeb"/>
+      </w:pPr>
+      <w:r>
+        <w:rPr>
+          <w:rStyle w:val="HTMLCode"/>
+          <w:rFonts w:eastAsia="SimSun"/>
+        </w:rPr>
+        <w:t>Integer</w:t>
+      </w:r>
+      <w:r>
+        <w:t xml:space="preserve"> provides:</w:t>
+      </w:r>
+    </w:p>
+    <w:p>
+      <w:pPr>
+        <w:pStyle w:val="HTMLPreformatted"/>
+      </w:pPr>
+      <w:r>
+        <w:rPr>
+          <w:rStyle w:val="g"/>
+        </w:rPr>
+        <w:t>static</w:t>
+      </w:r>
+      <w:r>
+        <w:rPr>
+          <w:rStyle w:val="HTMLCode"/>
+        </w:rPr>
+        <w:t xml:space="preserve"> </w:t>
+      </w:r>
+      <w:r>
+        <w:rPr>
+          <w:rStyle w:val="m"/>
+        </w:rPr>
+        <w:t>int</w:t>
+      </w:r>
+      <w:r>
+        <w:rPr>
+          <w:rStyle w:val="HTMLCode"/>
+        </w:rPr>
+        <w:t xml:space="preserve"> </w:t>
+      </w:r>
+      <w:r>
+        <w:rPr>
+          <w:rStyle w:val="m"/>
+        </w:rPr>
+        <w:t>compare</w:t>
+      </w:r>
+      <w:r>
+        <w:rPr>
+          <w:rStyle w:val="HTMLCode"/>
+        </w:rPr>
+        <w:t>(</w:t>
+      </w:r>
+      <w:r>
+        <w:rPr>
+          <w:rStyle w:val="m"/>
+        </w:rPr>
+        <w:t>int</w:t>
+      </w:r>
+      <w:r>
+        <w:rPr>
+          <w:rStyle w:val="HTMLCode"/>
+        </w:rPr>
+        <w:t xml:space="preserve"> </w:t>
+      </w:r>
+      <w:r>
+        <w:rPr>
+          <w:rStyle w:val="m"/>
+        </w:rPr>
+        <w:t>a</w:t>
+      </w:r>
+      <w:r>
+        <w:rPr>
+          <w:rStyle w:val="HTMLCode"/>
+        </w:rPr>
+        <w:t xml:space="preserve">, </w:t>
+      </w:r>
+      <w:r>
+        <w:rPr>
+          <w:rStyle w:val="m"/>
+        </w:rPr>
+        <w:t>int</w:t>
+      </w:r>
+      <w:r>
+        <w:rPr>
+          <w:rStyle w:val="HTMLCode"/>
+        </w:rPr>
+        <w:t xml:space="preserve"> </w:t>
+      </w:r>
+      <w:r>
+        <w:rPr>
+          <w:rStyle w:val="m"/>
+        </w:rPr>
+        <w:t>b</w:t>
+      </w:r>
+      <w:r>
+        <w:rPr>
+          <w:rStyle w:val="HTMLCode"/>
+        </w:rPr>
+        <w:t>)</w:t>
+      </w:r>
+    </w:p>
+    <w:p>
+      <w:pPr>
+        <w:pStyle w:val="NormalWeb"/>
+      </w:pPr>
+      <w:r>
+        <w:t xml:space="preserve">After Java performs </w:t>
+      </w:r>
+      <w:r>
+        <w:rPr>
+          <w:rStyle w:val="Strong"/>
+        </w:rPr>
+        <w:t>autoboxing/unboxing</w:t>
+      </w:r>
+      <w:r>
+        <w:t>, these signatures are compatible.</w:t>
+      </w:r>
+    </w:p>
+    <w:p>
+      <w:pPr>
+        <w:pStyle w:val="NormalWeb"/>
+      </w:pPr>
+      <w:r>
+        <w:t>So the compiler can generate the adapter automatically.</w:t>
+      </w:r>
+    </w:p>
+    <w:p>
+      <w:r>
+        <w:pict>
+          <v:rect id="_x0000_i1071" style="width:0;height:1.5pt" o:hralign="center" o:hrstd="t" o:hr="t" fillcolor="#a0a0a0" stroked="f"/>
+        </w:pict>
+      </w:r>
+    </w:p>
+    <w:p>
+      <w:pPr>
+        <w:pStyle w:val="Heading1"/>
+      </w:pPr>
+      <w:r>
+        <w:lastRenderedPageBreak/>
+        <w:t>Interview Answer</w:t>
+      </w:r>
+    </w:p>
+    <w:p>
+      <w:pPr>
+        <w:pStyle w:val="NormalWeb"/>
+      </w:pPr>
+      <w:r>
+        <w:rPr>
+          <w:rStyle w:val="Strong"/>
+        </w:rPr>
+        <w:t>Question:</w:t>
+      </w:r>
+      <w:r>
+        <w:t xml:space="preserve"> </w:t>
+      </w:r>
+      <w:r>
+        <w:rPr>
+          <w:rStyle w:val="HTMLCode"/>
+          <w:rFonts w:eastAsia="SimSun"/>
+          <w:i/>
+          <w:iCs/>
+        </w:rPr>
+        <w:t>Integer</w:t>
+      </w:r>
+      <w:r>
+        <w:rPr>
+          <w:rStyle w:val="Emphasis"/>
+        </w:rPr>
+        <w:t xml:space="preserve"> doesn't implement </w:t>
+      </w:r>
+      <w:r>
+        <w:rPr>
+          <w:rStyle w:val="HTMLCode"/>
+          <w:rFonts w:eastAsia="SimSun"/>
+          <w:i/>
+          <w:iCs/>
+        </w:rPr>
+        <w:t>Comparator</w:t>
+      </w:r>
+      <w:r>
+        <w:rPr>
+          <w:rStyle w:val="Emphasis"/>
+        </w:rPr>
+        <w:t xml:space="preserve">. Then why does </w:t>
+      </w:r>
+      <w:r>
+        <w:rPr>
+          <w:rStyle w:val="HTMLCode"/>
+          <w:rFonts w:eastAsia="SimSun"/>
+          <w:i/>
+          <w:iCs/>
+        </w:rPr>
+        <w:t>Integer::compare</w:t>
+      </w:r>
+      <w:r>
+        <w:rPr>
+          <w:rStyle w:val="Emphasis"/>
+        </w:rPr>
+        <w:t xml:space="preserve"> work?</w:t>
+      </w:r>
+    </w:p>
+    <w:p>
+      <w:pPr>
+        <w:pStyle w:val="NormalWeb"/>
+      </w:pPr>
+      <w:r>
+        <w:rPr>
+          <w:rStyle w:val="Strong"/>
+        </w:rPr>
+        <w:t>Answer:</w:t>
+      </w:r>
+    </w:p>
+    <w:p>
+      <w:pPr>
+        <w:pStyle w:val="NormalWeb"/>
+      </w:pPr>
+      <w:r>
+        <w:rPr>
+          <w:rStyle w:val="HTMLCode"/>
+          <w:rFonts w:eastAsia="SimSun"/>
+        </w:rPr>
+        <w:t>Integer::compare</w:t>
+      </w:r>
+      <w:r>
+        <w:t xml:space="preserve"> is a </w:t>
+      </w:r>
+      <w:r>
+        <w:rPr>
+          <w:rStyle w:val="Strong"/>
+        </w:rPr>
+        <w:t>method reference</w:t>
+      </w:r>
+      <w:r>
+        <w:t xml:space="preserve"> to the static method </w:t>
+      </w:r>
+      <w:r>
+        <w:rPr>
+          <w:rStyle w:val="HTMLCode"/>
+          <w:rFonts w:eastAsia="SimSun"/>
+        </w:rPr>
+        <w:t>Integer.compare(int, int)</w:t>
+      </w:r>
+      <w:r>
+        <w:t>. The compiler checks whether that method's signature is compatible with the single abstract method of the target functional interface (</w:t>
+      </w:r>
+      <w:r>
+        <w:rPr>
+          <w:rStyle w:val="HTMLCode"/>
+          <w:rFonts w:eastAsia="SimSun"/>
+        </w:rPr>
+        <w:t>Comparator.compare(T, T)</w:t>
+      </w:r>
+      <w:r>
+        <w:t xml:space="preserve">). Since they are compatible (with autoboxing/unboxing), the compiler automatically creates a </w:t>
+      </w:r>
+      <w:r>
+        <w:rPr>
+          <w:rStyle w:val="HTMLCode"/>
+          <w:rFonts w:eastAsia="SimSun"/>
+        </w:rPr>
+        <w:t>Comparator&lt;Integer&gt;</w:t>
+      </w:r>
+      <w:r>
+        <w:t xml:space="preserve"> implementation that delegates to </w:t>
+      </w:r>
+      <w:r>
+        <w:rPr>
+          <w:rStyle w:val="HTMLCode"/>
+          <w:rFonts w:eastAsia="SimSun"/>
+        </w:rPr>
+        <w:t>Integer.compare()</w:t>
+      </w:r>
+      <w:r>
+        <w:t xml:space="preserve">. </w:t>
+      </w:r>
+      <w:r>
+        <w:rPr>
+          <w:rStyle w:val="HTMLCode"/>
+          <w:rFonts w:eastAsia="SimSun"/>
+        </w:rPr>
+        <w:t>Integer</w:t>
+      </w:r>
+      <w:r>
+        <w:t xml:space="preserve"> itself never implements </w:t>
+      </w:r>
+      <w:r>
+        <w:rPr>
+          <w:rStyle w:val="HTMLCode"/>
+          <w:rFonts w:eastAsia="SimSun"/>
+        </w:rPr>
+        <w:t>Comparator</w:t>
+      </w:r>
+      <w:r>
+        <w:t>; the compiler creates the adapter for you.</w:t>
+      </w:r>
+    </w:p>
+    <w:p>
+      <w:pPr>
+        <w:pStyle w:val="NormalWeb"/>
+      </w:pPr>
+    </w:p>
+    <w:p>
+      <w:pPr>
+        <w:pStyle w:val="NormalWeb"/>
+      </w:pPr>
+    </w:p>
+    <w:p>
+      <w:pPr>
+        <w:pStyle w:val="NormalWeb"/>
+        <w:rPr>
+          <w:highlight w:val="green"/>
+        </w:rPr>
+      </w:pPr>
+      <w:r>
+        <w:rPr>
+          <w:highlight w:val="green"/>
+        </w:rPr>
+        <w:t>int a = numbers.stream()</w:t>
+      </w:r>
+      <w:bookmarkStart w:id="0" w:name="_GoBack"/>
+      <w:bookmarkEnd w:id="0"/>
+      <w:r>
+        <w:rPr>
+          <w:highlight w:val="green"/>
+        </w:rPr>
+        <w:t>.max(Integer::compareTo).get();</w:t>
+      </w:r>
+    </w:p>
+    <w:p>
+      <w:pPr>
+        <w:pStyle w:val="NormalWeb"/>
+      </w:pPr>
+    </w:p>
+    <w:p>
+      <w:pPr>
+        <w:pStyle w:val="pdq2pgselectionanchorcontainer"/>
+      </w:pPr>
+      <w:r>
+        <w:t xml:space="preserve">This is another excellent question. This time the method reference is </w:t>
+      </w:r>
+      <w:r>
+        <w:rPr>
+          <w:rStyle w:val="Strong"/>
+        </w:rPr>
+        <w:t>different</w:t>
+      </w:r>
+      <w:r>
+        <w:t>.</w:t>
+      </w:r>
+    </w:p>
+    <w:p>
+      <w:pPr>
+        <w:pStyle w:val="NormalWeb"/>
+      </w:pPr>
+      <w:r>
+        <w:t>You wrote:</w:t>
+      </w:r>
+    </w:p>
+    <w:p>
+      <w:pPr>
+        <w:pStyle w:val="HTMLPreformatted"/>
+        <w:rPr>
+          <w:rStyle w:val="HTMLCode"/>
+        </w:rPr>
+      </w:pPr>
+      <w:r>
+        <w:rPr>
+          <w:rStyle w:val="m"/>
+        </w:rPr>
+        <w:t>int</w:t>
+      </w:r>
+      <w:r>
+        <w:rPr>
+          <w:rStyle w:val="HTMLCode"/>
+        </w:rPr>
+        <w:t xml:space="preserve"> </w:t>
+      </w:r>
+      <w:r>
+        <w:rPr>
+          <w:rStyle w:val="m"/>
+        </w:rPr>
+        <w:t>a</w:t>
+      </w:r>
+      <w:r>
+        <w:rPr>
+          <w:rStyle w:val="HTMLCode"/>
+        </w:rPr>
+        <w:t xml:space="preserve"> </w:t>
+      </w:r>
+      <w:r>
+        <w:rPr>
+          <w:rStyle w:val="g"/>
+        </w:rPr>
+        <w:t>=</w:t>
+      </w:r>
+      <w:r>
+        <w:rPr>
+          <w:rStyle w:val="HTMLCode"/>
+        </w:rPr>
+        <w:t xml:space="preserve"> </w:t>
+      </w:r>
+      <w:r>
+        <w:rPr>
+          <w:rStyle w:val="m"/>
+        </w:rPr>
+        <w:t>numbers</w:t>
+      </w:r>
+      <w:r>
+        <w:rPr>
+          <w:rStyle w:val="g"/>
+        </w:rPr>
+        <w:t>.</w:t>
+      </w:r>
+      <w:r>
+        <w:rPr>
+          <w:rStyle w:val="m"/>
+        </w:rPr>
+        <w:t>stream</w:t>
+      </w:r>
+      <w:r>
+        <w:rPr>
+          <w:rStyle w:val="HTMLCode"/>
+        </w:rPr>
+        <w:t>()</w:t>
+      </w:r>
+    </w:p>
+    <w:p>
+      <w:pPr>
+        <w:pStyle w:val="HTMLPreformatted"/>
+        <w:rPr>
+          <w:rStyle w:val="HTMLCode"/>
+        </w:rPr>
+      </w:pPr>
+      <w:r>
+        <w:rPr>
+          <w:rStyle w:val="HTMLCode"/>
+        </w:rPr>
+        <w:t xml:space="preserve">        </w:t>
+      </w:r>
+      <w:r>
+        <w:rPr>
+          <w:rStyle w:val="g"/>
+        </w:rPr>
+        <w:t>.</w:t>
+      </w:r>
+      <w:r>
+        <w:rPr>
+          <w:rStyle w:val="m"/>
+        </w:rPr>
+        <w:t>max</w:t>
+      </w:r>
+      <w:r>
+        <w:rPr>
+          <w:rStyle w:val="HTMLCode"/>
+        </w:rPr>
+        <w:t>(</w:t>
+      </w:r>
+      <w:r>
+        <w:rPr>
+          <w:rStyle w:val="m"/>
+        </w:rPr>
+        <w:t>Integer</w:t>
+      </w:r>
+      <w:r>
+        <w:rPr>
+          <w:rStyle w:val="HTMLCode"/>
+        </w:rPr>
+        <w:t>::</w:t>
+      </w:r>
+      <w:r>
+        <w:rPr>
+          <w:rStyle w:val="m"/>
+        </w:rPr>
+        <w:t>compareTo</w:t>
+      </w:r>
+      <w:r>
+        <w:rPr>
+          <w:rStyle w:val="HTMLCode"/>
+        </w:rPr>
+        <w:t>)</w:t>
+      </w:r>
+    </w:p>
+    <w:p>
+      <w:pPr>
+        <w:pStyle w:val="HTMLPreformatted"/>
+      </w:pPr>
+      <w:r>
+        <w:rPr>
+          <w:rStyle w:val="HTMLCode"/>
+        </w:rPr>
+        <w:t xml:space="preserve">        </w:t>
+      </w:r>
+      <w:r>
+        <w:rPr>
+          <w:rStyle w:val="g"/>
+        </w:rPr>
+        <w:t>.</w:t>
+      </w:r>
+      <w:r>
+        <w:rPr>
+          <w:rStyle w:val="m"/>
+        </w:rPr>
+        <w:t>get</w:t>
+      </w:r>
+      <w:r>
+        <w:rPr>
+          <w:rStyle w:val="HTMLCode"/>
+        </w:rPr>
+        <w:t>();</w:t>
+      </w:r>
+    </w:p>
+    <w:p>
+      <w:pPr>
+        <w:pStyle w:val="NormalWeb"/>
+      </w:pPr>
+      <w:r>
+        <w:t xml:space="preserve">Notice that this uses </w:t>
+      </w:r>
+      <w:r>
+        <w:rPr>
+          <w:rStyle w:val="HTMLCode"/>
+          <w:rFonts w:eastAsia="SimSun"/>
+          <w:b/>
+          <w:bCs/>
+        </w:rPr>
+        <w:t>compareTo</w:t>
+      </w:r>
+      <w:r>
+        <w:t xml:space="preserve">, not </w:t>
+      </w:r>
+      <w:r>
+        <w:rPr>
+          <w:rStyle w:val="HTMLCode"/>
+          <w:rFonts w:eastAsia="SimSun"/>
+          <w:b/>
+          <w:bCs/>
+        </w:rPr>
+        <w:t>compare</w:t>
+      </w:r>
+      <w:r>
+        <w:t>.</w:t>
+      </w:r>
+    </w:p>
+    <w:p>
+      <w:r>
+        <w:pict>
+          <v:rect id="_x0000_i1080" style="width:0;height:1.5pt" o:hralign="center" o:hrstd="t" o:hr="t" fillcolor="#a0a0a0" stroked="f"/>
+        </w:pict>
+      </w:r>
+    </w:p>
+    <w:p>
+      <w:pPr>
+        <w:pStyle w:val="Heading1"/>
+      </w:pPr>
+      <w:r>
+        <w:t xml:space="preserve">First, </w:t>
+      </w:r>
+      <w:r>
+        <w:rPr>
+          <w:rStyle w:val="HTMLCode"/>
+          <w:rFonts w:eastAsiaTheme="majorEastAsia"/>
+        </w:rPr>
+        <w:t>compare()</w:t>
+      </w:r>
+      <w:r>
+        <w:t xml:space="preserve"> vs </w:t>
+      </w:r>
+      <w:r>
+        <w:rPr>
+          <w:rStyle w:val="HTMLCode"/>
+          <w:rFonts w:eastAsiaTheme="majorEastAsia"/>
+        </w:rPr>
+        <w:t>compareTo()</w:t>
+      </w:r>
+    </w:p>
+    <w:p>
+      <w:pPr>
+        <w:pStyle w:val="Heading2"/>
+      </w:pPr>
+      <w:r>
+        <w:rPr>
+          <w:rStyle w:val="HTMLCode"/>
+          <w:rFonts w:eastAsiaTheme="majorEastAsia"/>
+        </w:rPr>
+        <w:t>Integer.compare()</w:t>
+      </w:r>
+    </w:p>
+    <w:p>
+      <w:pPr>
+        <w:pStyle w:val="HTMLPreformatted"/>
+      </w:pPr>
+      <w:r>
+        <w:rPr>
+          <w:rStyle w:val="g"/>
+        </w:rPr>
+        <w:t>public</w:t>
+      </w:r>
+      <w:r>
+        <w:rPr>
+          <w:rStyle w:val="HTMLCode"/>
+        </w:rPr>
+        <w:t xml:space="preserve"> </w:t>
+      </w:r>
+      <w:r>
+        <w:rPr>
+          <w:rStyle w:val="g"/>
+        </w:rPr>
+        <w:t>static</w:t>
+      </w:r>
+      <w:r>
+        <w:rPr>
+          <w:rStyle w:val="HTMLCode"/>
+        </w:rPr>
+        <w:t xml:space="preserve"> </w:t>
+      </w:r>
+      <w:r>
+        <w:rPr>
+          <w:rStyle w:val="m"/>
+        </w:rPr>
+        <w:t>int</w:t>
+      </w:r>
+      <w:r>
+        <w:rPr>
+          <w:rStyle w:val="HTMLCode"/>
+        </w:rPr>
+        <w:t xml:space="preserve"> </w:t>
+      </w:r>
+      <w:r>
+        <w:rPr>
+          <w:rStyle w:val="m"/>
+        </w:rPr>
+        <w:t>compare</w:t>
+      </w:r>
+      <w:r>
+        <w:rPr>
+          <w:rStyle w:val="HTMLCode"/>
+        </w:rPr>
+        <w:t>(</w:t>
+      </w:r>
+      <w:r>
+        <w:rPr>
+          <w:rStyle w:val="m"/>
+        </w:rPr>
+        <w:t>int</w:t>
+      </w:r>
+      <w:r>
+        <w:rPr>
+          <w:rStyle w:val="HTMLCode"/>
+        </w:rPr>
+        <w:t xml:space="preserve"> </w:t>
+      </w:r>
+      <w:r>
+        <w:rPr>
+          <w:rStyle w:val="m"/>
+        </w:rPr>
+        <w:t>x</w:t>
+      </w:r>
+      <w:r>
+        <w:rPr>
+          <w:rStyle w:val="HTMLCode"/>
+        </w:rPr>
+        <w:t xml:space="preserve">, </w:t>
+      </w:r>
+      <w:r>
+        <w:rPr>
+          <w:rStyle w:val="m"/>
+        </w:rPr>
+        <w:t>int</w:t>
+      </w:r>
+      <w:r>
+        <w:rPr>
+          <w:rStyle w:val="HTMLCode"/>
+        </w:rPr>
+        <w:t xml:space="preserve"> </w:t>
+      </w:r>
+      <w:r>
+        <w:rPr>
+          <w:rStyle w:val="m"/>
+        </w:rPr>
+        <w:t>y</w:t>
+      </w:r>
+      <w:r>
+        <w:rPr>
+          <w:rStyle w:val="HTMLCode"/>
+        </w:rPr>
+        <w:t>)</w:t>
+      </w:r>
+    </w:p>
+    <w:p>
+      <w:pPr>
+        <w:numPr>
+          <w:ilvl w:val="0"/>
+          <w:numId w:val="16"/>
+        </w:numPr>
+        <w:spacing w:before="100" w:beforeAutospacing="1" w:after="100" w:afterAutospacing="1" w:line="240" w:lineRule="auto"/>
+      </w:pPr>
+      <w:r>
+        <w:rPr>
+          <w:rStyle w:val="Strong"/>
+        </w:rPr>
+        <w:t>Static method</w:t>
+      </w:r>
+      <w:r>
+        <w:t xml:space="preserve"> </w:t>
+      </w:r>
+    </w:p>
+    <w:p>
+      <w:pPr>
+        <w:numPr>
+          <w:ilvl w:val="0"/>
+          <w:numId w:val="16"/>
+        </w:numPr>
+        <w:spacing w:before="100" w:beforeAutospacing="1" w:after="100" w:afterAutospacing="1" w:line="240" w:lineRule="auto"/>
+      </w:pPr>
+      <w:r>
+        <w:t xml:space="preserve">Belongs to the </w:t>
+      </w:r>
+      <w:r>
+        <w:rPr>
+          <w:rStyle w:val="HTMLCode"/>
+          <w:rFonts w:eastAsiaTheme="minorEastAsia"/>
+        </w:rPr>
+        <w:t>Integer</w:t>
+      </w:r>
+      <w:r>
+        <w:t xml:space="preserve"> class </w:t>
+      </w:r>
+    </w:p>
+    <w:p>
+      <w:pPr>
+        <w:numPr>
+          <w:ilvl w:val="0"/>
+          <w:numId w:val="16"/>
+        </w:numPr>
+        <w:spacing w:before="100" w:beforeAutospacing="1" w:after="100" w:afterAutospacing="1" w:line="240" w:lineRule="auto"/>
+      </w:pPr>
+      <w:r>
+        <w:t xml:space="preserve">Called like: </w:t>
+      </w:r>
+    </w:p>
+    <w:p>
+      <w:pPr>
+        <w:pStyle w:val="HTMLPreformatted"/>
+      </w:pPr>
+      <w:r>
+        <w:rPr>
+          <w:rStyle w:val="m"/>
+        </w:rPr>
+        <w:t>Integer</w:t>
+      </w:r>
+      <w:r>
+        <w:rPr>
+          <w:rStyle w:val="g"/>
+        </w:rPr>
+        <w:t>.</w:t>
+      </w:r>
+      <w:r>
+        <w:rPr>
+          <w:rStyle w:val="m"/>
+        </w:rPr>
+        <w:t>compare</w:t>
+      </w:r>
+      <w:r>
+        <w:rPr>
+          <w:rStyle w:val="HTMLCode"/>
+        </w:rPr>
+        <w:t>(</w:t>
+      </w:r>
+      <w:r>
+        <w:rPr>
+          <w:rStyle w:val="j"/>
+        </w:rPr>
+        <w:t>10</w:t>
+      </w:r>
+      <w:r>
+        <w:rPr>
+          <w:rStyle w:val="HTMLCode"/>
+        </w:rPr>
+        <w:t xml:space="preserve">, </w:t>
+      </w:r>
+      <w:r>
+        <w:rPr>
+          <w:rStyle w:val="j"/>
+        </w:rPr>
+        <w:t>20</w:t>
+      </w:r>
+      <w:r>
+        <w:rPr>
+          <w:rStyle w:val="HTMLCode"/>
+        </w:rPr>
+        <w:t>);</w:t>
+      </w:r>
+    </w:p>
+    <w:p>
+      <w:r>
+        <w:pict>
+          <v:rect id="_x0000_i1081" style="width:0;height:1.5pt" o:hralign="center" o:hrstd="t" o:hr="t" fillcolor="#a0a0a0" stroked="f"/>
+        </w:pict>
+      </w:r>
+    </w:p>
+    <w:p>
+      <w:pPr>
+        <w:pStyle w:val="Heading2"/>
+      </w:pPr>
+      <w:r>
+        <w:rPr>
+          <w:rStyle w:val="HTMLCode"/>
+          <w:rFonts w:eastAsiaTheme="majorEastAsia"/>
+        </w:rPr>
+        <w:lastRenderedPageBreak/>
+        <w:t>Integer.compareTo()</w:t>
+      </w:r>
+    </w:p>
+    <w:p>
+      <w:pPr>
+        <w:pStyle w:val="HTMLPreformatted"/>
+      </w:pPr>
+      <w:r>
+        <w:rPr>
+          <w:rStyle w:val="g"/>
+        </w:rPr>
+        <w:t>public</w:t>
+      </w:r>
+      <w:r>
+        <w:rPr>
+          <w:rStyle w:val="HTMLCode"/>
+        </w:rPr>
+        <w:t xml:space="preserve"> </w:t>
+      </w:r>
+      <w:r>
+        <w:rPr>
+          <w:rStyle w:val="m"/>
+        </w:rPr>
+        <w:t>int</w:t>
+      </w:r>
+      <w:r>
+        <w:rPr>
+          <w:rStyle w:val="HTMLCode"/>
+        </w:rPr>
+        <w:t xml:space="preserve"> </w:t>
+      </w:r>
+      <w:r>
+        <w:rPr>
+          <w:rStyle w:val="m"/>
+        </w:rPr>
+        <w:t>compareTo</w:t>
+      </w:r>
+      <w:r>
+        <w:rPr>
+          <w:rStyle w:val="HTMLCode"/>
+        </w:rPr>
+        <w:t>(</w:t>
+      </w:r>
+      <w:r>
+        <w:rPr>
+          <w:rStyle w:val="m"/>
+        </w:rPr>
+        <w:t>Integer</w:t>
+      </w:r>
+      <w:r>
+        <w:rPr>
+          <w:rStyle w:val="HTMLCode"/>
+        </w:rPr>
+        <w:t xml:space="preserve"> </w:t>
+      </w:r>
+      <w:r>
+        <w:rPr>
+          <w:rStyle w:val="m"/>
+        </w:rPr>
+        <w:t>anotherInteger</w:t>
+      </w:r>
+      <w:r>
+        <w:rPr>
+          <w:rStyle w:val="HTMLCode"/>
+        </w:rPr>
+        <w:t>)</w:t>
+      </w:r>
+    </w:p>
+    <w:p>
+      <w:pPr>
+        <w:numPr>
+          <w:ilvl w:val="0"/>
+          <w:numId w:val="17"/>
+        </w:numPr>
+        <w:spacing w:before="100" w:beforeAutospacing="1" w:after="100" w:afterAutospacing="1" w:line="240" w:lineRule="auto"/>
+      </w:pPr>
+      <w:r>
+        <w:rPr>
+          <w:rStyle w:val="Strong"/>
+        </w:rPr>
+        <w:t>Instance method</w:t>
+      </w:r>
+      <w:r>
+        <w:t xml:space="preserve"> </w:t>
+      </w:r>
+    </w:p>
+    <w:p>
+      <w:pPr>
+        <w:numPr>
+          <w:ilvl w:val="0"/>
+          <w:numId w:val="17"/>
+        </w:numPr>
+        <w:spacing w:before="100" w:beforeAutospacing="1" w:after="100" w:afterAutospacing="1" w:line="240" w:lineRule="auto"/>
+      </w:pPr>
+      <w:r>
+        <w:t xml:space="preserve">Belongs to an </w:t>
+      </w:r>
+      <w:r>
+        <w:rPr>
+          <w:rStyle w:val="Strong"/>
+        </w:rPr>
+        <w:t>Integer object</w:t>
+      </w:r>
+      <w:r>
+        <w:t xml:space="preserve"> </w:t>
+      </w:r>
+    </w:p>
+    <w:p>
+      <w:pPr>
+        <w:numPr>
+          <w:ilvl w:val="0"/>
+          <w:numId w:val="17"/>
+        </w:numPr>
+        <w:spacing w:before="100" w:beforeAutospacing="1" w:after="100" w:afterAutospacing="1" w:line="240" w:lineRule="auto"/>
+      </w:pPr>
+      <w:r>
+        <w:t xml:space="preserve">Called like: </w:t>
+      </w:r>
+    </w:p>
+    <w:p>
+      <w:pPr>
+        <w:pStyle w:val="HTMLPreformatted"/>
+        <w:rPr>
+          <w:rStyle w:val="HTMLCode"/>
+        </w:rPr>
+      </w:pPr>
+      <w:r>
+        <w:rPr>
+          <w:rStyle w:val="m"/>
+        </w:rPr>
+        <w:t>Integer</w:t>
+      </w:r>
+      <w:r>
+        <w:rPr>
+          <w:rStyle w:val="HTMLCode"/>
+        </w:rPr>
+        <w:t xml:space="preserve"> </w:t>
+      </w:r>
+      <w:r>
+        <w:rPr>
+          <w:rStyle w:val="m"/>
+        </w:rPr>
+        <w:t>a</w:t>
+      </w:r>
+      <w:r>
+        <w:rPr>
+          <w:rStyle w:val="HTMLCode"/>
+        </w:rPr>
+        <w:t xml:space="preserve"> </w:t>
+      </w:r>
+      <w:r>
+        <w:rPr>
+          <w:rStyle w:val="g"/>
+        </w:rPr>
+        <w:t>=</w:t>
+      </w:r>
+      <w:r>
+        <w:rPr>
+          <w:rStyle w:val="HTMLCode"/>
+        </w:rPr>
+        <w:t xml:space="preserve"> </w:t>
+      </w:r>
+      <w:r>
+        <w:rPr>
+          <w:rStyle w:val="j"/>
+        </w:rPr>
+        <w:t>10</w:t>
+      </w:r>
+      <w:r>
+        <w:rPr>
+          <w:rStyle w:val="HTMLCode"/>
+        </w:rPr>
+        <w:t>;</w:t>
+      </w:r>
+    </w:p>
+    <w:p>
+      <w:pPr>
+        <w:pStyle w:val="HTMLPreformatted"/>
+        <w:rPr>
+          <w:rStyle w:val="HTMLCode"/>
+        </w:rPr>
+      </w:pPr>
+      <w:r>
+        <w:rPr>
+          <w:rStyle w:val="m"/>
+        </w:rPr>
+        <w:t>Integer</w:t>
+      </w:r>
+      <w:r>
+        <w:rPr>
+          <w:rStyle w:val="HTMLCode"/>
+        </w:rPr>
+        <w:t xml:space="preserve"> </w:t>
+      </w:r>
+      <w:r>
+        <w:rPr>
+          <w:rStyle w:val="m"/>
+        </w:rPr>
+        <w:t>b</w:t>
+      </w:r>
+      <w:r>
+        <w:rPr>
+          <w:rStyle w:val="HTMLCode"/>
+        </w:rPr>
+        <w:t xml:space="preserve"> </w:t>
+      </w:r>
+      <w:r>
+        <w:rPr>
+          <w:rStyle w:val="g"/>
+        </w:rPr>
+        <w:t>=</w:t>
+      </w:r>
+      <w:r>
+        <w:rPr>
+          <w:rStyle w:val="HTMLCode"/>
+        </w:rPr>
+        <w:t xml:space="preserve"> </w:t>
+      </w:r>
+      <w:r>
+        <w:rPr>
+          <w:rStyle w:val="j"/>
+        </w:rPr>
+        <w:t>20</w:t>
+      </w:r>
+      <w:r>
+        <w:rPr>
+          <w:rStyle w:val="HTMLCode"/>
+        </w:rPr>
+        <w:t>;</w:t>
+      </w:r>
+    </w:p>
+    <w:p>
+      <w:pPr>
+        <w:pStyle w:val="HTMLPreformatted"/>
+        <w:rPr>
+          <w:rStyle w:val="HTMLCode"/>
+        </w:rPr>
+      </w:pPr>
+    </w:p>
+    <w:p>
+      <w:pPr>
+        <w:pStyle w:val="HTMLPreformatted"/>
+      </w:pPr>
+      <w:r>
+        <w:rPr>
+          <w:rStyle w:val="m"/>
+        </w:rPr>
+        <w:t>a</w:t>
+      </w:r>
+      <w:r>
+        <w:rPr>
+          <w:rStyle w:val="g"/>
+        </w:rPr>
+        <w:t>.</w:t>
+      </w:r>
+      <w:r>
+        <w:rPr>
+          <w:rStyle w:val="m"/>
+        </w:rPr>
+        <w:t>compareTo</w:t>
+      </w:r>
+      <w:r>
+        <w:rPr>
+          <w:rStyle w:val="HTMLCode"/>
+        </w:rPr>
+        <w:t>(</w:t>
+      </w:r>
+      <w:r>
+        <w:rPr>
+          <w:rStyle w:val="m"/>
+        </w:rPr>
+        <w:t>b</w:t>
+      </w:r>
+      <w:r>
+        <w:rPr>
+          <w:rStyle w:val="HTMLCode"/>
+        </w:rPr>
+        <w:t>);</w:t>
+      </w:r>
+    </w:p>
+    <w:p>
+      <w:r>
+        <w:pict>
+          <v:rect id="_x0000_i1082" style="width:0;height:1.5pt" o:hralign="center" o:hrstd="t" o:hr="t" fillcolor="#a0a0a0" stroked="f"/>
+        </w:pict>
+      </w:r>
+    </w:p>
+    <w:p>
+      <w:pPr>
+        <w:pStyle w:val="Heading1"/>
+      </w:pPr>
+      <w:r>
+        <w:t xml:space="preserve">Where does </w:t>
+      </w:r>
+      <w:r>
+        <w:rPr>
+          <w:rStyle w:val="HTMLCode"/>
+          <w:rFonts w:eastAsiaTheme="majorEastAsia"/>
+        </w:rPr>
+        <w:t>compareTo()</w:t>
+      </w:r>
+      <w:r>
+        <w:t xml:space="preserve"> come from?</w:t>
+      </w:r>
+    </w:p>
+    <w:p>
+      <w:pPr>
+        <w:pStyle w:val="NormalWeb"/>
+      </w:pPr>
+      <w:r>
+        <w:rPr>
+          <w:rStyle w:val="HTMLCode"/>
+          <w:rFonts w:eastAsia="SimSun"/>
+        </w:rPr>
+        <w:t>Integer</w:t>
+      </w:r>
+      <w:r>
+        <w:t xml:space="preserve"> implements the </w:t>
+      </w:r>
+      <w:r>
+        <w:rPr>
+          <w:rStyle w:val="HTMLCode"/>
+          <w:rFonts w:eastAsia="SimSun"/>
+        </w:rPr>
+        <w:t>Comparable</w:t>
+      </w:r>
+      <w:r>
+        <w:t xml:space="preserve"> interface.</w:t>
+      </w:r>
+    </w:p>
+    <w:p>
+      <w:pPr>
+        <w:pStyle w:val="HTMLPreformatted"/>
+        <w:rPr>
+          <w:rStyle w:val="HTMLCode"/>
+        </w:rPr>
+      </w:pPr>
+      <w:r>
+        <w:rPr>
+          <w:rStyle w:val="g"/>
+        </w:rPr>
+        <w:t>public</w:t>
+      </w:r>
+      <w:r>
+        <w:rPr>
+          <w:rStyle w:val="HTMLCode"/>
+        </w:rPr>
+        <w:t xml:space="preserve"> </w:t>
+      </w:r>
+      <w:r>
+        <w:rPr>
+          <w:rStyle w:val="g"/>
+        </w:rPr>
+        <w:t>final</w:t>
+      </w:r>
+      <w:r>
+        <w:rPr>
+          <w:rStyle w:val="HTMLCode"/>
+        </w:rPr>
+        <w:t xml:space="preserve"> </w:t>
+      </w:r>
+      <w:r>
+        <w:rPr>
+          <w:rStyle w:val="g"/>
+        </w:rPr>
+        <w:t>class</w:t>
+      </w:r>
+      <w:r>
+        <w:rPr>
+          <w:rStyle w:val="HTMLCode"/>
+        </w:rPr>
+        <w:t xml:space="preserve"> </w:t>
+      </w:r>
+      <w:r>
+        <w:rPr>
+          <w:rStyle w:val="m"/>
+        </w:rPr>
+        <w:t>Integer</w:t>
+      </w:r>
+      <w:r>
+        <w:rPr>
+          <w:rStyle w:val="HTMLCode"/>
+        </w:rPr>
+        <w:t xml:space="preserve"> </w:t>
+      </w:r>
+      <w:r>
+        <w:rPr>
+          <w:rStyle w:val="g"/>
+        </w:rPr>
+        <w:t>implements</w:t>
+      </w:r>
+      <w:r>
+        <w:rPr>
+          <w:rStyle w:val="HTMLCode"/>
+        </w:rPr>
+        <w:t xml:space="preserve"> </w:t>
+      </w:r>
+      <w:r>
+        <w:rPr>
+          <w:rStyle w:val="m"/>
+        </w:rPr>
+        <w:t>Comparable</w:t>
+      </w:r>
+      <w:r>
+        <w:rPr>
+          <w:rStyle w:val="HTMLCode"/>
+        </w:rPr>
+        <w:t>&lt;</w:t>
+      </w:r>
+      <w:r>
+        <w:rPr>
+          <w:rStyle w:val="m"/>
+        </w:rPr>
+        <w:t>Integer</w:t>
+      </w:r>
+      <w:r>
+        <w:rPr>
+          <w:rStyle w:val="HTMLCode"/>
+        </w:rPr>
+        <w:t>&gt; {</w:t>
+      </w:r>
+    </w:p>
+    <w:p>
+      <w:pPr>
+        <w:pStyle w:val="HTMLPreformatted"/>
+        <w:rPr>
+          <w:rStyle w:val="HTMLCode"/>
+        </w:rPr>
+      </w:pPr>
+      <w:r>
+        <w:rPr>
+          <w:rStyle w:val="HTMLCode"/>
+        </w:rPr>
+        <w:t xml:space="preserve">    ...</w:t>
+      </w:r>
+    </w:p>
+    <w:p>
+      <w:pPr>
+        <w:pStyle w:val="HTMLPreformatted"/>
+      </w:pPr>
+      <w:r>
+        <w:rPr>
+          <w:rStyle w:val="HTMLCode"/>
+        </w:rPr>
+        <w:t>}</w:t>
+      </w:r>
+    </w:p>
+    <w:p>
+      <w:pPr>
+        <w:pStyle w:val="NormalWeb"/>
+      </w:pPr>
+      <w:r>
+        <w:t>The interface is:</w:t>
+      </w:r>
+    </w:p>
+    <w:p>
+      <w:pPr>
+        <w:pStyle w:val="HTMLPreformatted"/>
+        <w:rPr>
+          <w:rStyle w:val="HTMLCode"/>
+        </w:rPr>
+      </w:pPr>
+      <w:r>
+        <w:rPr>
+          <w:rStyle w:val="g"/>
+        </w:rPr>
+        <w:t>public</w:t>
+      </w:r>
+      <w:r>
+        <w:rPr>
+          <w:rStyle w:val="HTMLCode"/>
+        </w:rPr>
+        <w:t xml:space="preserve"> </w:t>
+      </w:r>
+      <w:r>
+        <w:rPr>
+          <w:rStyle w:val="g"/>
+        </w:rPr>
+        <w:t>interface</w:t>
+      </w:r>
+      <w:r>
+        <w:rPr>
+          <w:rStyle w:val="HTMLCode"/>
+        </w:rPr>
+        <w:t xml:space="preserve"> </w:t>
+      </w:r>
+      <w:r>
+        <w:rPr>
+          <w:rStyle w:val="m"/>
+        </w:rPr>
+        <w:t>Comparable</w:t>
+      </w:r>
+      <w:r>
+        <w:rPr>
+          <w:rStyle w:val="HTMLCode"/>
+        </w:rPr>
+        <w:t>&lt;</w:t>
+      </w:r>
+      <w:r>
+        <w:rPr>
+          <w:rStyle w:val="m"/>
+        </w:rPr>
+        <w:t>T</w:t>
+      </w:r>
+      <w:r>
+        <w:rPr>
+          <w:rStyle w:val="HTMLCode"/>
+        </w:rPr>
+        <w:t>&gt; {</w:t>
+      </w:r>
+    </w:p>
+    <w:p>
+      <w:pPr>
+        <w:pStyle w:val="HTMLPreformatted"/>
+        <w:rPr>
+          <w:rStyle w:val="HTMLCode"/>
+        </w:rPr>
+      </w:pPr>
+    </w:p>
+    <w:p>
+      <w:pPr>
+        <w:pStyle w:val="HTMLPreformatted"/>
+        <w:rPr>
+          <w:rStyle w:val="HTMLCode"/>
+        </w:rPr>
+      </w:pPr>
+      <w:r>
+        <w:rPr>
+          <w:rStyle w:val="HTMLCode"/>
+        </w:rPr>
+        <w:t xml:space="preserve">    </w:t>
+      </w:r>
+      <w:r>
+        <w:rPr>
+          <w:rStyle w:val="m"/>
+        </w:rPr>
+        <w:t>int</w:t>
+      </w:r>
+      <w:r>
+        <w:rPr>
+          <w:rStyle w:val="HTMLCode"/>
+        </w:rPr>
+        <w:t xml:space="preserve"> </w:t>
+      </w:r>
+      <w:r>
+        <w:rPr>
+          <w:rStyle w:val="m"/>
+        </w:rPr>
+        <w:t>compareTo</w:t>
+      </w:r>
+      <w:r>
+        <w:rPr>
+          <w:rStyle w:val="HTMLCode"/>
+        </w:rPr>
+        <w:t>(</w:t>
+      </w:r>
+      <w:r>
+        <w:rPr>
+          <w:rStyle w:val="m"/>
+        </w:rPr>
+        <w:t>T</w:t>
+      </w:r>
+      <w:r>
+        <w:rPr>
+          <w:rStyle w:val="HTMLCode"/>
+        </w:rPr>
+        <w:t xml:space="preserve"> </w:t>
+      </w:r>
+      <w:r>
+        <w:rPr>
+          <w:rStyle w:val="m"/>
+        </w:rPr>
+        <w:t>o</w:t>
+      </w:r>
+      <w:r>
+        <w:rPr>
+          <w:rStyle w:val="HTMLCode"/>
+        </w:rPr>
+        <w:t>);</w:t>
+      </w:r>
+    </w:p>
+    <w:p>
+      <w:pPr>
+        <w:pStyle w:val="HTMLPreformatted"/>
+      </w:pPr>
+      <w:r>
+        <w:rPr>
+          <w:rStyle w:val="HTMLCode"/>
+        </w:rPr>
+        <w:t>}</w:t>
+      </w:r>
+    </w:p>
+    <w:p>
+      <w:pPr>
+        <w:pStyle w:val="NormalWeb"/>
+      </w:pPr>
+      <w:r>
+        <w:t xml:space="preserve">So </w:t>
+      </w:r>
+      <w:r>
+        <w:rPr>
+          <w:rStyle w:val="HTMLCode"/>
+          <w:rFonts w:eastAsia="SimSun"/>
+        </w:rPr>
+        <w:t>Integer</w:t>
+      </w:r>
+      <w:r>
+        <w:t xml:space="preserve"> must implement:</w:t>
+      </w:r>
+    </w:p>
+    <w:p>
+      <w:pPr>
+        <w:pStyle w:val="HTMLPreformatted"/>
+      </w:pPr>
+      <w:r>
+        <w:rPr>
+          <w:rStyle w:val="g"/>
+        </w:rPr>
+        <w:t>public</w:t>
+      </w:r>
+      <w:r>
+        <w:rPr>
+          <w:rStyle w:val="HTMLCode"/>
+        </w:rPr>
+        <w:t xml:space="preserve"> </w:t>
+      </w:r>
+      <w:r>
+        <w:rPr>
+          <w:rStyle w:val="m"/>
+        </w:rPr>
+        <w:t>int</w:t>
+      </w:r>
+      <w:r>
+        <w:rPr>
+          <w:rStyle w:val="HTMLCode"/>
+        </w:rPr>
+        <w:t xml:space="preserve"> </w:t>
+      </w:r>
+      <w:r>
+        <w:rPr>
+          <w:rStyle w:val="m"/>
+        </w:rPr>
+        <w:t>compareTo</w:t>
+      </w:r>
+      <w:r>
+        <w:rPr>
+          <w:rStyle w:val="HTMLCode"/>
+        </w:rPr>
+        <w:t>(</w:t>
+      </w:r>
+      <w:r>
+        <w:rPr>
+          <w:rStyle w:val="m"/>
+        </w:rPr>
+        <w:t>Integer</w:t>
+      </w:r>
+      <w:r>
+        <w:rPr>
+          <w:rStyle w:val="HTMLCode"/>
+        </w:rPr>
+        <w:t xml:space="preserve"> </w:t>
+      </w:r>
+      <w:r>
+        <w:rPr>
+          <w:rStyle w:val="m"/>
+        </w:rPr>
+        <w:t>anotherInteger</w:t>
+      </w:r>
+      <w:r>
+        <w:rPr>
+          <w:rStyle w:val="HTMLCode"/>
+        </w:rPr>
+        <w:t>)</w:t>
+      </w:r>
+    </w:p>
+    <w:p>
+      <w:r>
+        <w:pict>
+          <v:rect id="_x0000_i1083" style="width:0;height:1.5pt" o:hralign="center" o:hrstd="t" o:hr="t" fillcolor="#a0a0a0" stroked="f"/>
+        </w:pict>
+      </w:r>
+    </w:p>
+    <w:p>
+      <w:pPr>
+        <w:pStyle w:val="Heading1"/>
+      </w:pPr>
+      <w:r>
+        <w:t>Example</w:t>
+      </w:r>
+    </w:p>
+    <w:p>
+      <w:pPr>
+        <w:pStyle w:val="HTMLPreformatted"/>
+        <w:rPr>
+          <w:rStyle w:val="HTMLCode"/>
+        </w:rPr>
+      </w:pPr>
+      <w:r>
+        <w:rPr>
+          <w:rStyle w:val="m"/>
+        </w:rPr>
+        <w:t>Integer</w:t>
+      </w:r>
+      <w:r>
+        <w:rPr>
+          <w:rStyle w:val="HTMLCode"/>
+        </w:rPr>
+        <w:t xml:space="preserve"> </w:t>
+      </w:r>
+      <w:r>
+        <w:rPr>
+          <w:rStyle w:val="m"/>
+        </w:rPr>
+        <w:t>a</w:t>
+      </w:r>
+      <w:r>
+        <w:rPr>
+          <w:rStyle w:val="HTMLCode"/>
+        </w:rPr>
+        <w:t xml:space="preserve"> </w:t>
+      </w:r>
+      <w:r>
+        <w:rPr>
+          <w:rStyle w:val="g"/>
+        </w:rPr>
+        <w:t>=</w:t>
+      </w:r>
+      <w:r>
+        <w:rPr>
+          <w:rStyle w:val="HTMLCode"/>
+        </w:rPr>
+        <w:t xml:space="preserve"> </w:t>
+      </w:r>
+      <w:r>
+        <w:rPr>
+          <w:rStyle w:val="j"/>
+        </w:rPr>
+        <w:t>10</w:t>
+      </w:r>
+      <w:r>
+        <w:rPr>
+          <w:rStyle w:val="HTMLCode"/>
+        </w:rPr>
+        <w:t>;</w:t>
+      </w:r>
+    </w:p>
+    <w:p>
+      <w:pPr>
+        <w:pStyle w:val="HTMLPreformatted"/>
+        <w:rPr>
+          <w:rStyle w:val="HTMLCode"/>
+        </w:rPr>
+      </w:pPr>
+      <w:r>
+        <w:rPr>
+          <w:rStyle w:val="m"/>
+        </w:rPr>
+        <w:t>Integer</w:t>
+      </w:r>
+      <w:r>
+        <w:rPr>
+          <w:rStyle w:val="HTMLCode"/>
+        </w:rPr>
+        <w:t xml:space="preserve"> </w:t>
+      </w:r>
+      <w:r>
+        <w:rPr>
+          <w:rStyle w:val="m"/>
+        </w:rPr>
+        <w:t>b</w:t>
+      </w:r>
+      <w:r>
+        <w:rPr>
+          <w:rStyle w:val="HTMLCode"/>
+        </w:rPr>
+        <w:t xml:space="preserve"> </w:t>
+      </w:r>
+      <w:r>
+        <w:rPr>
+          <w:rStyle w:val="g"/>
+        </w:rPr>
+        <w:t>=</w:t>
+      </w:r>
+      <w:r>
+        <w:rPr>
+          <w:rStyle w:val="HTMLCode"/>
+        </w:rPr>
+        <w:t xml:space="preserve"> </w:t>
+      </w:r>
+      <w:r>
+        <w:rPr>
+          <w:rStyle w:val="j"/>
+        </w:rPr>
+        <w:t>20</w:t>
+      </w:r>
+      <w:r>
+        <w:rPr>
+          <w:rStyle w:val="HTMLCode"/>
+        </w:rPr>
+        <w:t>;</w:t>
+      </w:r>
+    </w:p>
+    <w:p>
+      <w:pPr>
+        <w:pStyle w:val="HTMLPreformatted"/>
+        <w:rPr>
+          <w:rStyle w:val="HTMLCode"/>
+        </w:rPr>
+      </w:pPr>
+    </w:p>
+    <w:p>
+      <w:pPr>
+        <w:pStyle w:val="HTMLPreformatted"/>
+      </w:pPr>
+      <w:r>
+        <w:rPr>
+          <w:rStyle w:val="m"/>
+        </w:rPr>
+        <w:t>System</w:t>
+      </w:r>
+      <w:r>
+        <w:rPr>
+          <w:rStyle w:val="g"/>
+        </w:rPr>
+        <w:t>.</w:t>
+      </w:r>
+      <w:r>
+        <w:rPr>
+          <w:rStyle w:val="m"/>
+        </w:rPr>
+        <w:t>out</w:t>
+      </w:r>
+      <w:r>
+        <w:rPr>
+          <w:rStyle w:val="g"/>
+        </w:rPr>
+        <w:t>.</w:t>
+      </w:r>
+      <w:r>
+        <w:rPr>
+          <w:rStyle w:val="m"/>
+        </w:rPr>
+        <w:t>println</w:t>
+      </w:r>
+      <w:r>
+        <w:rPr>
+          <w:rStyle w:val="HTMLCode"/>
+        </w:rPr>
+        <w:t>(</w:t>
+      </w:r>
+      <w:r>
+        <w:rPr>
+          <w:rStyle w:val="m"/>
+        </w:rPr>
+        <w:t>a</w:t>
+      </w:r>
+      <w:r>
+        <w:rPr>
+          <w:rStyle w:val="g"/>
+        </w:rPr>
+        <w:t>.</w:t>
+      </w:r>
+      <w:r>
+        <w:rPr>
+          <w:rStyle w:val="m"/>
+        </w:rPr>
+        <w:t>compareTo</w:t>
+      </w:r>
+      <w:r>
+        <w:rPr>
+          <w:rStyle w:val="HTMLCode"/>
+        </w:rPr>
+        <w:t>(</w:t>
+      </w:r>
+      <w:r>
+        <w:rPr>
+          <w:rStyle w:val="m"/>
+        </w:rPr>
+        <w:t>b</w:t>
+      </w:r>
+      <w:r>
+        <w:rPr>
+          <w:rStyle w:val="HTMLCode"/>
+        </w:rPr>
+        <w:t>));</w:t>
+      </w:r>
+    </w:p>
+    <w:p>
+      <w:pPr>
+        <w:pStyle w:val="NormalWeb"/>
+      </w:pPr>
+      <w:r>
+        <w:t>Output</w:t>
+      </w:r>
+    </w:p>
+    <w:p>
+      <w:pPr>
+        <w:pStyle w:val="HTMLPreformatted"/>
+      </w:pPr>
+      <w:r>
+        <w:rPr>
+          <w:rStyle w:val="HTMLCode"/>
+        </w:rPr>
+        <w:t>-1</w:t>
+      </w:r>
+    </w:p>
+    <w:p>
+      <w:pPr>
+        <w:pStyle w:val="NormalWeb"/>
+      </w:pPr>
+      <w:r>
+        <w:t>because</w:t>
+      </w:r>
+    </w:p>
+    <w:p>
+      <w:pPr>
+        <w:pStyle w:val="HTMLPreformatted"/>
+      </w:pPr>
+      <w:r>
+        <w:rPr>
+          <w:rStyle w:val="HTMLCode"/>
+        </w:rPr>
+        <w:t>10 &lt; 20</w:t>
+      </w:r>
+    </w:p>
+    <w:p>
+      <w:r>
+        <w:pict>
+          <v:rect id="_x0000_i1084" style="width:0;height:1.5pt" o:hralign="center" o:hrstd="t" o:hr="t" fillcolor="#a0a0a0" stroked="f"/>
+        </w:pict>
+      </w:r>
+    </w:p>
+    <w:p>
+      <w:pPr>
+        <w:pStyle w:val="NormalWeb"/>
+      </w:pPr>
+      <w:r>
+        <w:lastRenderedPageBreak/>
+        <w:t>Another example</w:t>
+      </w:r>
+    </w:p>
+    <w:p>
+      <w:pPr>
+        <w:pStyle w:val="HTMLPreformatted"/>
+        <w:rPr>
+          <w:rStyle w:val="HTMLCode"/>
+        </w:rPr>
+      </w:pPr>
+      <w:r>
+        <w:rPr>
+          <w:rStyle w:val="m"/>
+        </w:rPr>
+        <w:t>Integer</w:t>
+      </w:r>
+      <w:r>
+        <w:rPr>
+          <w:rStyle w:val="HTMLCode"/>
+        </w:rPr>
+        <w:t xml:space="preserve"> </w:t>
+      </w:r>
+      <w:r>
+        <w:rPr>
+          <w:rStyle w:val="m"/>
+        </w:rPr>
+        <w:t>a</w:t>
+      </w:r>
+      <w:r>
+        <w:rPr>
+          <w:rStyle w:val="HTMLCode"/>
+        </w:rPr>
+        <w:t xml:space="preserve"> </w:t>
+      </w:r>
+      <w:r>
+        <w:rPr>
+          <w:rStyle w:val="g"/>
+        </w:rPr>
+        <w:t>=</w:t>
+      </w:r>
+      <w:r>
+        <w:rPr>
+          <w:rStyle w:val="HTMLCode"/>
+        </w:rPr>
+        <w:t xml:space="preserve"> </w:t>
+      </w:r>
+      <w:r>
+        <w:rPr>
+          <w:rStyle w:val="j"/>
+        </w:rPr>
+        <w:t>30</w:t>
+      </w:r>
+      <w:r>
+        <w:rPr>
+          <w:rStyle w:val="HTMLCode"/>
+        </w:rPr>
+        <w:t>;</w:t>
+      </w:r>
+    </w:p>
+    <w:p>
+      <w:pPr>
+        <w:pStyle w:val="HTMLPreformatted"/>
+        <w:rPr>
+          <w:rStyle w:val="HTMLCode"/>
+        </w:rPr>
+      </w:pPr>
+      <w:r>
+        <w:rPr>
+          <w:rStyle w:val="m"/>
+        </w:rPr>
+        <w:t>Integer</w:t>
+      </w:r>
+      <w:r>
+        <w:rPr>
+          <w:rStyle w:val="HTMLCode"/>
+        </w:rPr>
+        <w:t xml:space="preserve"> </w:t>
+      </w:r>
+      <w:r>
+        <w:rPr>
+          <w:rStyle w:val="m"/>
+        </w:rPr>
+        <w:t>b</w:t>
+      </w:r>
+      <w:r>
+        <w:rPr>
+          <w:rStyle w:val="HTMLCode"/>
+        </w:rPr>
+        <w:t xml:space="preserve"> </w:t>
+      </w:r>
+      <w:r>
+        <w:rPr>
+          <w:rStyle w:val="g"/>
+        </w:rPr>
+        <w:t>=</w:t>
+      </w:r>
+      <w:r>
+        <w:rPr>
+          <w:rStyle w:val="HTMLCode"/>
+        </w:rPr>
+        <w:t xml:space="preserve"> </w:t>
+      </w:r>
+      <w:r>
+        <w:rPr>
+          <w:rStyle w:val="j"/>
+        </w:rPr>
+        <w:t>20</w:t>
+      </w:r>
+      <w:r>
+        <w:rPr>
+          <w:rStyle w:val="HTMLCode"/>
+        </w:rPr>
+        <w:t>;</w:t>
+      </w:r>
+    </w:p>
+    <w:p>
+      <w:pPr>
+        <w:pStyle w:val="HTMLPreformatted"/>
+        <w:rPr>
+          <w:rStyle w:val="HTMLCode"/>
+        </w:rPr>
+      </w:pPr>
+    </w:p>
+    <w:p>
+      <w:pPr>
+        <w:pStyle w:val="HTMLPreformatted"/>
+      </w:pPr>
+      <w:r>
+        <w:rPr>
+          <w:rStyle w:val="m"/>
+        </w:rPr>
+        <w:t>System</w:t>
+      </w:r>
+      <w:r>
+        <w:rPr>
+          <w:rStyle w:val="g"/>
+        </w:rPr>
+        <w:t>.</w:t>
+      </w:r>
+      <w:r>
+        <w:rPr>
+          <w:rStyle w:val="m"/>
+        </w:rPr>
+        <w:t>out</w:t>
+      </w:r>
+      <w:r>
+        <w:rPr>
+          <w:rStyle w:val="g"/>
+        </w:rPr>
+        <w:t>.</w:t>
+      </w:r>
+      <w:r>
+        <w:rPr>
+          <w:rStyle w:val="m"/>
+        </w:rPr>
+        <w:t>println</w:t>
+      </w:r>
+      <w:r>
+        <w:rPr>
+          <w:rStyle w:val="HTMLCode"/>
+        </w:rPr>
+        <w:t>(</w:t>
+      </w:r>
+      <w:r>
+        <w:rPr>
+          <w:rStyle w:val="m"/>
+        </w:rPr>
+        <w:t>a</w:t>
+      </w:r>
+      <w:r>
+        <w:rPr>
+          <w:rStyle w:val="g"/>
+        </w:rPr>
+        <w:t>.</w:t>
+      </w:r>
+      <w:r>
+        <w:rPr>
+          <w:rStyle w:val="m"/>
+        </w:rPr>
+        <w:t>compareTo</w:t>
+      </w:r>
+      <w:r>
+        <w:rPr>
+          <w:rStyle w:val="HTMLCode"/>
+        </w:rPr>
+        <w:t>(</w:t>
+      </w:r>
+      <w:r>
+        <w:rPr>
+          <w:rStyle w:val="m"/>
+        </w:rPr>
+        <w:t>b</w:t>
+      </w:r>
+      <w:r>
+        <w:rPr>
+          <w:rStyle w:val="HTMLCode"/>
+        </w:rPr>
+        <w:t>));</w:t>
+      </w:r>
+    </w:p>
+    <w:p>
+      <w:pPr>
+        <w:pStyle w:val="NormalWeb"/>
+      </w:pPr>
+      <w:r>
+        <w:t>Output</w:t>
+      </w:r>
+    </w:p>
+    <w:p>
+      <w:pPr>
+        <w:pStyle w:val="HTMLPreformatted"/>
+      </w:pPr>
+      <w:r>
+        <w:rPr>
+          <w:rStyle w:val="HTMLCode"/>
+        </w:rPr>
+        <w:t>1</w:t>
+      </w:r>
+    </w:p>
+    <w:p>
+      <w:pPr>
+        <w:pStyle w:val="NormalWeb"/>
+      </w:pPr>
+      <w:r>
+        <w:t>because</w:t>
+      </w:r>
+    </w:p>
+    <w:p>
+      <w:pPr>
+        <w:pStyle w:val="HTMLPreformatted"/>
+      </w:pPr>
+      <w:r>
+        <w:rPr>
+          <w:rStyle w:val="HTMLCode"/>
+        </w:rPr>
+        <w:t>30 &gt; 20</w:t>
+      </w:r>
+    </w:p>
+    <w:p>
+      <w:r>
+        <w:pict>
+          <v:rect id="_x0000_i1085" style="width:0;height:1.5pt" o:hralign="center" o:hrstd="t" o:hr="t" fillcolor="#a0a0a0" stroked="f"/>
+        </w:pict>
+      </w:r>
+    </w:p>
+    <w:p>
+      <w:pPr>
+        <w:pStyle w:val="Heading1"/>
+      </w:pPr>
+      <w:r>
+        <w:t>Now your code</w:t>
+      </w:r>
+    </w:p>
+    <w:p>
+      <w:pPr>
+        <w:pStyle w:val="HTMLPreformatted"/>
+        <w:rPr>
+          <w:rStyle w:val="HTMLCode"/>
+        </w:rPr>
+      </w:pPr>
+      <w:r>
+        <w:rPr>
+          <w:rStyle w:val="m"/>
+        </w:rPr>
+        <w:t>numbers</w:t>
+      </w:r>
+      <w:r>
+        <w:rPr>
+          <w:rStyle w:val="g"/>
+        </w:rPr>
+        <w:t>.</w:t>
+      </w:r>
+      <w:r>
+        <w:rPr>
+          <w:rStyle w:val="m"/>
+        </w:rPr>
+        <w:t>stream</w:t>
+      </w:r>
+      <w:r>
+        <w:rPr>
+          <w:rStyle w:val="HTMLCode"/>
+        </w:rPr>
+        <w:t>()</w:t>
+      </w:r>
+    </w:p>
+    <w:p>
+      <w:pPr>
+        <w:pStyle w:val="HTMLPreformatted"/>
+        <w:rPr>
+          <w:rStyle w:val="HTMLCode"/>
+        </w:rPr>
+      </w:pPr>
+      <w:r>
+        <w:rPr>
+          <w:rStyle w:val="HTMLCode"/>
+        </w:rPr>
+        <w:t xml:space="preserve">       </w:t>
+      </w:r>
+      <w:r>
+        <w:rPr>
+          <w:rStyle w:val="g"/>
+        </w:rPr>
+        <w:t>.</w:t>
+      </w:r>
+      <w:r>
+        <w:rPr>
+          <w:rStyle w:val="m"/>
+        </w:rPr>
+        <w:t>max</w:t>
+      </w:r>
+      <w:r>
+        <w:rPr>
+          <w:rStyle w:val="HTMLCode"/>
+        </w:rPr>
+        <w:t>(</w:t>
+      </w:r>
+      <w:r>
+        <w:rPr>
+          <w:rStyle w:val="m"/>
+        </w:rPr>
+        <w:t>Integer</w:t>
+      </w:r>
+      <w:r>
+        <w:rPr>
+          <w:rStyle w:val="HTMLCode"/>
+        </w:rPr>
+        <w:t>::</w:t>
+      </w:r>
+      <w:r>
+        <w:rPr>
+          <w:rStyle w:val="m"/>
+        </w:rPr>
+        <w:t>compareTo</w:t>
+      </w:r>
+      <w:r>
+        <w:rPr>
+          <w:rStyle w:val="HTMLCode"/>
+        </w:rPr>
+        <w:t>)</w:t>
+      </w:r>
+    </w:p>
+    <w:p>
+      <w:pPr>
+        <w:pStyle w:val="HTMLPreformatted"/>
+      </w:pPr>
+      <w:r>
+        <w:rPr>
+          <w:rStyle w:val="HTMLCode"/>
+        </w:rPr>
+        <w:t xml:space="preserve">       </w:t>
+      </w:r>
+      <w:r>
+        <w:rPr>
+          <w:rStyle w:val="g"/>
+        </w:rPr>
+        <w:t>.</w:t>
+      </w:r>
+      <w:r>
+        <w:rPr>
+          <w:rStyle w:val="m"/>
+        </w:rPr>
+        <w:t>get</w:t>
+      </w:r>
+      <w:r>
+        <w:rPr>
+          <w:rStyle w:val="HTMLCode"/>
+        </w:rPr>
+        <w:t>();</w:t>
+      </w:r>
+    </w:p>
+    <w:p>
+      <w:pPr>
+        <w:pStyle w:val="NormalWeb"/>
+      </w:pPr>
+      <w:r>
+        <w:t>Suppose</w:t>
+      </w:r>
+    </w:p>
+    <w:p>
+      <w:pPr>
+        <w:pStyle w:val="HTMLPreformatted"/>
+        <w:rPr>
+          <w:rStyle w:val="HTMLCode"/>
+        </w:rPr>
+      </w:pPr>
+      <w:r>
+        <w:rPr>
+          <w:rStyle w:val="m"/>
+        </w:rPr>
+        <w:t>List</w:t>
+      </w:r>
+      <w:r>
+        <w:rPr>
+          <w:rStyle w:val="HTMLCode"/>
+        </w:rPr>
+        <w:t>&lt;</w:t>
+      </w:r>
+      <w:r>
+        <w:rPr>
+          <w:rStyle w:val="m"/>
+        </w:rPr>
+        <w:t>Integer</w:t>
+      </w:r>
+      <w:r>
+        <w:rPr>
+          <w:rStyle w:val="HTMLCode"/>
+        </w:rPr>
+        <w:t xml:space="preserve">&gt; </w:t>
+      </w:r>
+      <w:r>
+        <w:rPr>
+          <w:rStyle w:val="m"/>
+        </w:rPr>
+        <w:t>numbers</w:t>
+      </w:r>
+      <w:r>
+        <w:rPr>
+          <w:rStyle w:val="HTMLCode"/>
+        </w:rPr>
+        <w:t xml:space="preserve"> </w:t>
+      </w:r>
+      <w:r>
+        <w:rPr>
+          <w:rStyle w:val="g"/>
+        </w:rPr>
+        <w:t>=</w:t>
+      </w:r>
+    </w:p>
+    <w:p>
+      <w:pPr>
+        <w:pStyle w:val="HTMLPreformatted"/>
+      </w:pPr>
+      <w:r>
+        <w:rPr>
+          <w:rStyle w:val="HTMLCode"/>
+        </w:rPr>
+        <w:t xml:space="preserve">        </w:t>
+      </w:r>
+      <w:r>
+        <w:rPr>
+          <w:rStyle w:val="m"/>
+        </w:rPr>
+        <w:t>Arrays</w:t>
+      </w:r>
+      <w:r>
+        <w:rPr>
+          <w:rStyle w:val="g"/>
+        </w:rPr>
+        <w:t>.</w:t>
+      </w:r>
+      <w:r>
+        <w:rPr>
+          <w:rStyle w:val="m"/>
+        </w:rPr>
+        <w:t>asList</w:t>
+      </w:r>
+      <w:r>
+        <w:rPr>
+          <w:rStyle w:val="HTMLCode"/>
+        </w:rPr>
+        <w:t>(</w:t>
+      </w:r>
+      <w:r>
+        <w:rPr>
+          <w:rStyle w:val="j"/>
+        </w:rPr>
+        <w:t>10</w:t>
+      </w:r>
+      <w:r>
+        <w:rPr>
+          <w:rStyle w:val="HTMLCode"/>
+        </w:rPr>
+        <w:t>,</w:t>
+      </w:r>
+      <w:r>
+        <w:rPr>
+          <w:rStyle w:val="j"/>
+        </w:rPr>
+        <w:t>5</w:t>
+      </w:r>
+      <w:r>
+        <w:rPr>
+          <w:rStyle w:val="HTMLCode"/>
+        </w:rPr>
+        <w:t>,</w:t>
+      </w:r>
+      <w:r>
+        <w:rPr>
+          <w:rStyle w:val="j"/>
+        </w:rPr>
+        <w:t>25</w:t>
+      </w:r>
+      <w:r>
+        <w:rPr>
+          <w:rStyle w:val="HTMLCode"/>
+        </w:rPr>
+        <w:t>,</w:t>
+      </w:r>
+      <w:r>
+        <w:rPr>
+          <w:rStyle w:val="j"/>
+        </w:rPr>
+        <w:t>18</w:t>
+      </w:r>
+      <w:r>
+        <w:rPr>
+          <w:rStyle w:val="HTMLCode"/>
+        </w:rPr>
+        <w:t>);</w:t>
+      </w:r>
+    </w:p>
+    <w:p>
+      <w:r>
+        <w:pict>
+          <v:rect id="_x0000_i1086" style="width:0;height:1.5pt" o:hralign="center" o:hrstd="t" o:hr="t" fillcolor="#a0a0a0" stroked="f"/>
+        </w:pict>
+      </w:r>
+    </w:p>
+    <w:p>
+      <w:pPr>
+        <w:pStyle w:val="Heading2"/>
+      </w:pPr>
+      <w:r>
+        <w:t>Step 1</w:t>
+      </w:r>
+    </w:p>
+    <w:p>
+      <w:pPr>
+        <w:pStyle w:val="HTMLPreformatted"/>
+      </w:pPr>
+      <w:r>
+        <w:rPr>
+          <w:rStyle w:val="m"/>
+        </w:rPr>
+        <w:t>numbers</w:t>
+      </w:r>
+      <w:r>
+        <w:rPr>
+          <w:rStyle w:val="g"/>
+        </w:rPr>
+        <w:t>.</w:t>
+      </w:r>
+      <w:r>
+        <w:rPr>
+          <w:rStyle w:val="m"/>
+        </w:rPr>
+        <w:t>stream</w:t>
+      </w:r>
+      <w:r>
+        <w:rPr>
+          <w:rStyle w:val="HTMLCode"/>
+        </w:rPr>
+        <w:t>()</w:t>
+      </w:r>
+    </w:p>
+    <w:p>
+      <w:pPr>
+        <w:pStyle w:val="NormalWeb"/>
+      </w:pPr>
+      <w:r>
+        <w:t>Creates</w:t>
+      </w:r>
+    </w:p>
+    <w:p>
+      <w:pPr>
+        <w:pStyle w:val="HTMLPreformatted"/>
+        <w:rPr>
+          <w:rStyle w:val="HTMLCode"/>
+        </w:rPr>
+      </w:pPr>
+      <w:r>
+        <w:rPr>
+          <w:rStyle w:val="HTMLCode"/>
+        </w:rPr>
+        <w:t>10</w:t>
+      </w:r>
+    </w:p>
+    <w:p>
+      <w:pPr>
+        <w:pStyle w:val="HTMLPreformatted"/>
+        <w:rPr>
+          <w:rStyle w:val="HTMLCode"/>
+        </w:rPr>
+      </w:pPr>
+      <w:r>
+        <w:rPr>
+          <w:rStyle w:val="HTMLCode"/>
+        </w:rPr>
+        <w:t>5</w:t>
+      </w:r>
+    </w:p>
+    <w:p>
+      <w:pPr>
+        <w:pStyle w:val="HTMLPreformatted"/>
+        <w:rPr>
+          <w:rStyle w:val="HTMLCode"/>
+        </w:rPr>
+      </w:pPr>
+      <w:r>
+        <w:rPr>
+          <w:rStyle w:val="HTMLCode"/>
+        </w:rPr>
+        <w:t>25</w:t>
+      </w:r>
+    </w:p>
+    <w:p>
+      <w:pPr>
+        <w:pStyle w:val="HTMLPreformatted"/>
+      </w:pPr>
+      <w:r>
+        <w:rPr>
+          <w:rStyle w:val="HTMLCode"/>
+        </w:rPr>
+        <w:t>18</w:t>
+      </w:r>
+    </w:p>
+    <w:p>
+      <w:r>
+        <w:pict>
+          <v:rect id="_x0000_i1087" style="width:0;height:1.5pt" o:hralign="center" o:hrstd="t" o:hr="t" fillcolor="#a0a0a0" stroked="f"/>
+        </w:pict>
+      </w:r>
+    </w:p>
+    <w:p>
+      <w:pPr>
+        <w:pStyle w:val="Heading2"/>
+      </w:pPr>
+      <w:r>
+        <w:t>Step 2</w:t>
+      </w:r>
+    </w:p>
+    <w:p>
+      <w:pPr>
+        <w:pStyle w:val="NormalWeb"/>
+      </w:pPr>
+      <w:r>
+        <w:rPr>
+          <w:rStyle w:val="HTMLCode"/>
+          <w:rFonts w:eastAsia="SimSun"/>
+        </w:rPr>
+        <w:t>max()</w:t>
+      </w:r>
+      <w:r>
+        <w:t xml:space="preserve"> needs</w:t>
+      </w:r>
+    </w:p>
+    <w:p>
+      <w:pPr>
+        <w:pStyle w:val="HTMLPreformatted"/>
+      </w:pPr>
+      <w:r>
+        <w:rPr>
+          <w:rStyle w:val="m"/>
+        </w:rPr>
+        <w:t>Comparator</w:t>
+      </w:r>
+      <w:r>
+        <w:rPr>
+          <w:rStyle w:val="HTMLCode"/>
+        </w:rPr>
+        <w:t>&lt;</w:t>
+      </w:r>
+      <w:r>
+        <w:rPr>
+          <w:rStyle w:val="m"/>
+        </w:rPr>
+        <w:t>Integer</w:t>
+      </w:r>
+      <w:r>
+        <w:rPr>
+          <w:rStyle w:val="HTMLCode"/>
+        </w:rPr>
+        <w:t>&gt;</w:t>
+      </w:r>
+    </w:p>
+    <w:p>
+      <w:r>
+        <w:pict>
+          <v:rect id="_x0000_i1088" style="width:0;height:1.5pt" o:hralign="center" o:hrstd="t" o:hr="t" fillcolor="#a0a0a0" stroked="f"/>
+        </w:pict>
+      </w:r>
+    </w:p>
+    <w:p>
+      <w:pPr>
+        <w:pStyle w:val="Heading2"/>
+      </w:pPr>
+      <w:r>
+        <w:t>Step 3</w:t>
+      </w:r>
+    </w:p>
+    <w:p>
+      <w:pPr>
+        <w:pStyle w:val="NormalWeb"/>
+      </w:pPr>
+      <w:r>
+        <w:t>You provide</w:t>
+      </w:r>
+    </w:p>
+    <w:p>
+      <w:pPr>
+        <w:pStyle w:val="HTMLPreformatted"/>
+      </w:pPr>
+      <w:r>
+        <w:rPr>
+          <w:rStyle w:val="m"/>
+        </w:rPr>
+        <w:lastRenderedPageBreak/>
+        <w:t>Integer</w:t>
+      </w:r>
+      <w:r>
+        <w:rPr>
+          <w:rStyle w:val="HTMLCode"/>
+        </w:rPr>
+        <w:t>::</w:t>
+      </w:r>
+      <w:r>
+        <w:rPr>
+          <w:rStyle w:val="m"/>
+        </w:rPr>
+        <w:t>compareTo</w:t>
+      </w:r>
+    </w:p>
+    <w:p>
+      <w:pPr>
+        <w:pStyle w:val="NormalWeb"/>
+      </w:pPr>
+      <w:r>
+        <w:t>Many people think</w:t>
+      </w:r>
+    </w:p>
+    <w:p>
+      <w:pPr>
+        <w:pStyle w:val="HTMLPreformatted"/>
+      </w:pPr>
+      <w:r>
+        <w:rPr>
+          <w:rStyle w:val="HTMLCode"/>
+        </w:rPr>
+        <w:t>Integer.compareTo(10,20)</w:t>
+      </w:r>
+    </w:p>
+    <w:p>
+      <w:pPr>
+        <w:pStyle w:val="NormalWeb"/>
+      </w:pPr>
+      <w:r>
+        <w:rPr>
+          <w:rFonts w:ascii="Segoe UI Symbol" w:hAnsi="Segoe UI Symbol" w:cs="Segoe UI Symbol"/>
+        </w:rPr>
+        <w:t>❌</w:t>
+      </w:r>
+      <w:r>
+        <w:t xml:space="preserve"> Wrong.</w:t>
+      </w:r>
+    </w:p>
+    <w:p>
+      <w:pPr>
+        <w:pStyle w:val="NormalWeb"/>
+      </w:pPr>
+      <w:r>
+        <w:t xml:space="preserve">There is </w:t>
+      </w:r>
+      <w:r>
+        <w:rPr>
+          <w:rStyle w:val="Strong"/>
+        </w:rPr>
+        <w:t>no static method</w:t>
+      </w:r>
+    </w:p>
+    <w:p>
+      <w:pPr>
+        <w:pStyle w:val="HTMLPreformatted"/>
+      </w:pPr>
+      <w:r>
+        <w:rPr>
+          <w:rStyle w:val="m"/>
+        </w:rPr>
+        <w:t>Integer</w:t>
+      </w:r>
+      <w:r>
+        <w:rPr>
+          <w:rStyle w:val="g"/>
+        </w:rPr>
+        <w:t>.</w:t>
+      </w:r>
+      <w:r>
+        <w:rPr>
+          <w:rStyle w:val="m"/>
+        </w:rPr>
+        <w:t>compareTo</w:t>
+      </w:r>
+      <w:r>
+        <w:rPr>
+          <w:rStyle w:val="HTMLCode"/>
+        </w:rPr>
+        <w:t>(</w:t>
+      </w:r>
+      <w:r>
+        <w:rPr>
+          <w:rStyle w:val="m"/>
+        </w:rPr>
+        <w:t>a</w:t>
+      </w:r>
+      <w:r>
+        <w:rPr>
+          <w:rStyle w:val="HTMLCode"/>
+        </w:rPr>
+        <w:t>,</w:t>
+      </w:r>
+      <w:r>
+        <w:rPr>
+          <w:rStyle w:val="m"/>
+        </w:rPr>
+        <w:t>b</w:t>
+      </w:r>
+      <w:r>
+        <w:rPr>
+          <w:rStyle w:val="HTMLCode"/>
+        </w:rPr>
+        <w:t>)</w:t>
+      </w:r>
+    </w:p>
+    <w:p>
+      <w:r>
+        <w:pict>
+          <v:rect id="_x0000_i1089" style="width:0;height:1.5pt" o:hralign="center" o:hrstd="t" o:hr="t" fillcolor="#a0a0a0" stroked="f"/>
+        </w:pict>
+      </w:r>
+    </w:p>
+    <w:p>
+      <w:pPr>
+        <w:pStyle w:val="NormalWeb"/>
+      </w:pPr>
+      <w:r>
+        <w:t>Instead</w:t>
+      </w:r>
+    </w:p>
+    <w:p>
+      <w:pPr>
+        <w:pStyle w:val="HTMLPreformatted"/>
+      </w:pPr>
+      <w:r>
+        <w:rPr>
+          <w:rStyle w:val="m"/>
+        </w:rPr>
+        <w:t>Integer</w:t>
+      </w:r>
+      <w:r>
+        <w:rPr>
+          <w:rStyle w:val="HTMLCode"/>
+        </w:rPr>
+        <w:t>::</w:t>
+      </w:r>
+      <w:r>
+        <w:rPr>
+          <w:rStyle w:val="m"/>
+        </w:rPr>
+        <w:t>compareTo</w:t>
+      </w:r>
+    </w:p>
+    <w:p>
+      <w:pPr>
+        <w:pStyle w:val="NormalWeb"/>
+      </w:pPr>
+      <w:r>
+        <w:t>means</w:t>
+      </w:r>
+    </w:p>
+    <w:p>
+      <w:pPr>
+        <w:pStyle w:val="HTMLPreformatted"/>
+        <w:rPr>
+          <w:rStyle w:val="HTMLCode"/>
+        </w:rPr>
+      </w:pPr>
+      <w:r>
+        <w:rPr>
+          <w:rStyle w:val="HTMLCode"/>
+        </w:rPr>
+        <w:t>(first, second)</w:t>
+      </w:r>
+    </w:p>
+    <w:p>
+      <w:pPr>
+        <w:pStyle w:val="HTMLPreformatted"/>
+        <w:rPr>
+          <w:rStyle w:val="HTMLCode"/>
+        </w:rPr>
+      </w:pPr>
+      <w:r>
+        <w:rPr>
+          <w:rStyle w:val="HTMLCode"/>
+        </w:rPr>
+        <w:t xml:space="preserve">        │</w:t>
+      </w:r>
+    </w:p>
+    <w:p>
+      <w:pPr>
+        <w:pStyle w:val="HTMLPreformatted"/>
+        <w:rPr>
+          <w:rStyle w:val="HTMLCode"/>
+        </w:rPr>
+      </w:pPr>
+      <w:r>
+        <w:rPr>
+          <w:rStyle w:val="HTMLCode"/>
+        </w:rPr>
+        <w:t xml:space="preserve">        ▼</w:t>
+      </w:r>
+    </w:p>
+    <w:p>
+      <w:pPr>
+        <w:pStyle w:val="HTMLPreformatted"/>
+      </w:pPr>
+      <w:r>
+        <w:rPr>
+          <w:rStyle w:val="HTMLCode"/>
+        </w:rPr>
+        <w:t>first.compareTo(second)</w:t>
+      </w:r>
+    </w:p>
+    <w:p>
+      <w:pPr>
+        <w:pStyle w:val="NormalWeb"/>
+      </w:pPr>
+      <w:r>
+        <w:t>Java converts it automatically.</w:t>
+      </w:r>
+    </w:p>
+    <w:p>
+      <w:pPr>
+        <w:pStyle w:val="NormalWeb"/>
+      </w:pPr>
+      <w:r>
+        <w:t>Equivalent lambda</w:t>
+      </w:r>
+    </w:p>
+    <w:p>
+      <w:pPr>
+        <w:pStyle w:val="HTMLPreformatted"/>
+      </w:pPr>
+      <w:r>
+        <w:rPr>
+          <w:rStyle w:val="HTMLCode"/>
+        </w:rPr>
+        <w:t>(</w:t>
+      </w:r>
+      <w:r>
+        <w:rPr>
+          <w:rStyle w:val="m"/>
+        </w:rPr>
+        <w:t>a</w:t>
+      </w:r>
+      <w:r>
+        <w:rPr>
+          <w:rStyle w:val="HTMLCode"/>
+        </w:rPr>
+        <w:t>,</w:t>
+      </w:r>
+      <w:r>
+        <w:rPr>
+          <w:rStyle w:val="m"/>
+        </w:rPr>
+        <w:t>b</w:t>
+      </w:r>
+      <w:r>
+        <w:rPr>
+          <w:rStyle w:val="HTMLCode"/>
+        </w:rPr>
+        <w:t xml:space="preserve">) -&gt; </w:t>
+      </w:r>
+      <w:r>
+        <w:rPr>
+          <w:rStyle w:val="m"/>
+        </w:rPr>
+        <w:t>a</w:t>
+      </w:r>
+      <w:r>
+        <w:rPr>
+          <w:rStyle w:val="g"/>
+        </w:rPr>
+        <w:t>.</w:t>
+      </w:r>
+      <w:r>
+        <w:rPr>
+          <w:rStyle w:val="m"/>
+        </w:rPr>
+        <w:t>compareTo</w:t>
+      </w:r>
+      <w:r>
+        <w:rPr>
+          <w:rStyle w:val="HTMLCode"/>
+        </w:rPr>
+        <w:t>(</w:t>
+      </w:r>
+      <w:r>
+        <w:rPr>
+          <w:rStyle w:val="m"/>
+        </w:rPr>
+        <w:t>b</w:t>
+      </w:r>
+      <w:r>
+        <w:rPr>
+          <w:rStyle w:val="HTMLCode"/>
+        </w:rPr>
+        <w:t>)</w:t>
+      </w:r>
+    </w:p>
+    <w:p>
+      <w:pPr>
+        <w:pStyle w:val="NormalWeb"/>
+      </w:pPr>
+      <w:r>
+        <w:t>Notice</w:t>
+      </w:r>
+    </w:p>
+    <w:p>
+      <w:pPr>
+        <w:pStyle w:val="HTMLPreformatted"/>
+      </w:pPr>
+      <w:r>
+        <w:rPr>
+          <w:rStyle w:val="HTMLCode"/>
+        </w:rPr>
+        <w:t>a.compareTo(b)</w:t>
+      </w:r>
+    </w:p>
+    <w:p>
+      <w:pPr>
+        <w:pStyle w:val="NormalWeb"/>
+      </w:pPr>
+      <w:r>
+        <w:t>NOT</w:t>
+      </w:r>
+    </w:p>
+    <w:p>
+      <w:pPr>
+        <w:pStyle w:val="HTMLPreformatted"/>
+      </w:pPr>
+      <w:r>
+        <w:rPr>
+          <w:rStyle w:val="HTMLCode"/>
+        </w:rPr>
+        <w:t>Integer.compare(a,b)</w:t>
+      </w:r>
+    </w:p>
+    <w:p>
+      <w:r>
+        <w:pict>
+          <v:rect id="_x0000_i1090" style="width:0;height:1.5pt" o:hralign="center" o:hrstd="t" o:hr="t" fillcolor="#a0a0a0" stroked="f"/>
+        </w:pict>
+      </w:r>
+    </w:p>
+    <w:p>
+      <w:pPr>
+        <w:pStyle w:val="NormalWeb"/>
+      </w:pPr>
+      <w:r>
+        <w:t>Equivalent anonymous class</w:t>
+      </w:r>
+    </w:p>
+    <w:p>
+      <w:pPr>
+        <w:pStyle w:val="HTMLPreformatted"/>
+        <w:rPr>
+          <w:rStyle w:val="HTMLCode"/>
+        </w:rPr>
+      </w:pPr>
+      <w:r>
+        <w:rPr>
+          <w:rStyle w:val="m"/>
+        </w:rPr>
+        <w:t>Comparator</w:t>
+      </w:r>
+      <w:r>
+        <w:rPr>
+          <w:rStyle w:val="HTMLCode"/>
+        </w:rPr>
+        <w:t>&lt;</w:t>
+      </w:r>
+      <w:r>
+        <w:rPr>
+          <w:rStyle w:val="m"/>
+        </w:rPr>
+        <w:t>Integer</w:t>
+      </w:r>
+      <w:r>
+        <w:rPr>
+          <w:rStyle w:val="HTMLCode"/>
+        </w:rPr>
+        <w:t xml:space="preserve">&gt; </w:t>
+      </w:r>
+      <w:r>
+        <w:rPr>
+          <w:rStyle w:val="m"/>
+        </w:rPr>
+        <w:t>comparator</w:t>
+      </w:r>
+      <w:r>
+        <w:rPr>
+          <w:rStyle w:val="HTMLCode"/>
+        </w:rPr>
+        <w:t xml:space="preserve"> </w:t>
+      </w:r>
+      <w:r>
+        <w:rPr>
+          <w:rStyle w:val="g"/>
+        </w:rPr>
+        <w:t>=</w:t>
+      </w:r>
+    </w:p>
+    <w:p>
+      <w:pPr>
+        <w:pStyle w:val="HTMLPreformatted"/>
+        <w:rPr>
+          <w:rStyle w:val="HTMLCode"/>
+        </w:rPr>
+      </w:pPr>
+      <w:r>
+        <w:rPr>
+          <w:rStyle w:val="g"/>
+        </w:rPr>
+        <w:t>new</w:t>
+      </w:r>
+      <w:r>
+        <w:rPr>
+          <w:rStyle w:val="HTMLCode"/>
+        </w:rPr>
+        <w:t xml:space="preserve"> </w:t>
+      </w:r>
+      <w:r>
+        <w:rPr>
+          <w:rStyle w:val="m"/>
+        </w:rPr>
+        <w:t>Comparator</w:t>
+      </w:r>
+      <w:r>
+        <w:rPr>
+          <w:rStyle w:val="HTMLCode"/>
+        </w:rPr>
+        <w:t>&lt;</w:t>
+      </w:r>
+      <w:r>
+        <w:rPr>
+          <w:rStyle w:val="m"/>
+        </w:rPr>
+        <w:t>Integer</w:t>
+      </w:r>
+      <w:r>
+        <w:rPr>
+          <w:rStyle w:val="HTMLCode"/>
+        </w:rPr>
+        <w:t>&gt;() {</w:t>
+      </w:r>
+    </w:p>
+    <w:p>
+      <w:pPr>
+        <w:pStyle w:val="HTMLPreformatted"/>
+        <w:rPr>
+          <w:rStyle w:val="HTMLCode"/>
+        </w:rPr>
+      </w:pPr>
+    </w:p>
+    <w:p>
+      <w:pPr>
+        <w:pStyle w:val="HTMLPreformatted"/>
+        <w:rPr>
+          <w:rStyle w:val="HTMLCode"/>
+        </w:rPr>
+      </w:pPr>
+      <w:r>
+        <w:rPr>
+          <w:rStyle w:val="HTMLCode"/>
+        </w:rPr>
+        <w:t xml:space="preserve">    @</w:t>
+      </w:r>
+      <w:r>
+        <w:rPr>
+          <w:rStyle w:val="m"/>
+        </w:rPr>
+        <w:t>Override</w:t>
+      </w:r>
+    </w:p>
+    <w:p>
+      <w:pPr>
+        <w:pStyle w:val="HTMLPreformatted"/>
+        <w:rPr>
+          <w:rStyle w:val="HTMLCode"/>
+        </w:rPr>
+      </w:pPr>
+      <w:r>
+        <w:rPr>
+          <w:rStyle w:val="HTMLCode"/>
+        </w:rPr>
+        <w:t xml:space="preserve">    </w:t>
+      </w:r>
+      <w:r>
+        <w:rPr>
+          <w:rStyle w:val="g"/>
+        </w:rPr>
+        <w:t>public</w:t>
+      </w:r>
+      <w:r>
+        <w:rPr>
+          <w:rStyle w:val="HTMLCode"/>
+        </w:rPr>
+        <w:t xml:space="preserve"> </w:t>
+      </w:r>
+      <w:r>
+        <w:rPr>
+          <w:rStyle w:val="m"/>
+        </w:rPr>
+        <w:t>int</w:t>
+      </w:r>
+      <w:r>
+        <w:rPr>
+          <w:rStyle w:val="HTMLCode"/>
+        </w:rPr>
+        <w:t xml:space="preserve"> </w:t>
+      </w:r>
+      <w:r>
+        <w:rPr>
+          <w:rStyle w:val="m"/>
+        </w:rPr>
+        <w:t>compare</w:t>
+      </w:r>
+      <w:r>
+        <w:rPr>
+          <w:rStyle w:val="HTMLCode"/>
+        </w:rPr>
+        <w:t>(</w:t>
+      </w:r>
+      <w:r>
+        <w:rPr>
+          <w:rStyle w:val="m"/>
+        </w:rPr>
+        <w:t>Integer</w:t>
+      </w:r>
+      <w:r>
+        <w:rPr>
+          <w:rStyle w:val="HTMLCode"/>
+        </w:rPr>
+        <w:t xml:space="preserve"> </w:t>
+      </w:r>
+      <w:r>
+        <w:rPr>
+          <w:rStyle w:val="m"/>
+        </w:rPr>
+        <w:t>a</w:t>
+      </w:r>
+      <w:r>
+        <w:rPr>
+          <w:rStyle w:val="HTMLCode"/>
+        </w:rPr>
+        <w:t>,</w:t>
+      </w:r>
+      <w:r>
+        <w:rPr>
+          <w:rStyle w:val="m"/>
+        </w:rPr>
+        <w:t>Integer</w:t>
+      </w:r>
+      <w:r>
+        <w:rPr>
+          <w:rStyle w:val="HTMLCode"/>
+        </w:rPr>
+        <w:t xml:space="preserve"> </w:t>
+      </w:r>
+      <w:r>
+        <w:rPr>
+          <w:rStyle w:val="m"/>
+        </w:rPr>
+        <w:t>b</w:t>
+      </w:r>
+      <w:r>
+        <w:rPr>
+          <w:rStyle w:val="HTMLCode"/>
+        </w:rPr>
+        <w:t>){</w:t>
+      </w:r>
+    </w:p>
+    <w:p>
+      <w:pPr>
+        <w:pStyle w:val="HTMLPreformatted"/>
+        <w:rPr>
+          <w:rStyle w:val="HTMLCode"/>
+        </w:rPr>
+      </w:pPr>
+      <w:r>
+        <w:rPr>
+          <w:rStyle w:val="HTMLCode"/>
+        </w:rPr>
+        <w:t xml:space="preserve">        </w:t>
+      </w:r>
+      <w:r>
+        <w:rPr>
+          <w:rStyle w:val="g"/>
+        </w:rPr>
+        <w:t>return</w:t>
+      </w:r>
+      <w:r>
+        <w:rPr>
+          <w:rStyle w:val="HTMLCode"/>
+        </w:rPr>
+        <w:t xml:space="preserve"> </w:t>
+      </w:r>
+      <w:r>
+        <w:rPr>
+          <w:rStyle w:val="m"/>
+        </w:rPr>
+        <w:t>a</w:t>
+      </w:r>
+      <w:r>
+        <w:rPr>
+          <w:rStyle w:val="g"/>
+        </w:rPr>
+        <w:t>.</w:t>
+      </w:r>
+      <w:r>
+        <w:rPr>
+          <w:rStyle w:val="m"/>
+        </w:rPr>
+        <w:t>compareTo</w:t>
+      </w:r>
+      <w:r>
+        <w:rPr>
+          <w:rStyle w:val="HTMLCode"/>
+        </w:rPr>
+        <w:t>(</w:t>
+      </w:r>
+      <w:r>
+        <w:rPr>
+          <w:rStyle w:val="m"/>
+        </w:rPr>
+        <w:t>b</w:t>
+      </w:r>
+      <w:r>
+        <w:rPr>
+          <w:rStyle w:val="HTMLCode"/>
+        </w:rPr>
+        <w:t>);</w:t>
+      </w:r>
+    </w:p>
+    <w:p>
+      <w:pPr>
+        <w:pStyle w:val="HTMLPreformatted"/>
+        <w:rPr>
+          <w:rStyle w:val="HTMLCode"/>
+        </w:rPr>
+      </w:pPr>
+      <w:r>
+        <w:rPr>
+          <w:rStyle w:val="HTMLCode"/>
+        </w:rPr>
+        <w:t xml:space="preserve">    }</w:t>
+      </w:r>
+    </w:p>
+    <w:p>
+      <w:pPr>
+        <w:pStyle w:val="HTMLPreformatted"/>
+      </w:pPr>
+      <w:r>
+        <w:rPr>
+          <w:rStyle w:val="HTMLCode"/>
+        </w:rPr>
+        <w:t>};</w:t>
+      </w:r>
+    </w:p>
+    <w:p>
+      <w:r>
+        <w:lastRenderedPageBreak/>
+        <w:pict>
+          <v:rect id="_x0000_i1091" style="width:0;height:1.5pt" o:hralign="center" o:hrstd="t" o:hr="t" fillcolor="#a0a0a0" stroked="f"/>
+        </w:pict>
+      </w:r>
+    </w:p>
+    <w:p>
+      <w:pPr>
+        <w:pStyle w:val="Heading1"/>
+      </w:pPr>
+      <w:r>
+        <w:t>Internal execution</w:t>
+      </w:r>
+    </w:p>
+    <w:p>
+      <w:pPr>
+        <w:pStyle w:val="NormalWeb"/>
+      </w:pPr>
+      <w:r>
+        <w:t>Current maximum</w:t>
+      </w:r>
+    </w:p>
+    <w:p>
+      <w:pPr>
+        <w:pStyle w:val="HTMLPreformatted"/>
+      </w:pPr>
+      <w:r>
+        <w:rPr>
+          <w:rStyle w:val="HTMLCode"/>
+        </w:rPr>
+        <w:t>10</w:t>
+      </w:r>
+    </w:p>
+    <w:p>
+      <w:pPr>
+        <w:pStyle w:val="NormalWeb"/>
+      </w:pPr>
+      <w:r>
+        <w:t>Java calls</w:t>
+      </w:r>
+    </w:p>
+    <w:p>
+      <w:pPr>
+        <w:pStyle w:val="HTMLPreformatted"/>
+      </w:pPr>
+      <w:r>
+        <w:rPr>
+          <w:rStyle w:val="j"/>
+        </w:rPr>
+        <w:t>10.</w:t>
+      </w:r>
+      <w:r>
+        <w:rPr>
+          <w:rStyle w:val="m"/>
+        </w:rPr>
+        <w:t>compareTo</w:t>
+      </w:r>
+      <w:r>
+        <w:rPr>
+          <w:rStyle w:val="HTMLCode"/>
+        </w:rPr>
+        <w:t>(</w:t>
+      </w:r>
+      <w:r>
+        <w:rPr>
+          <w:rStyle w:val="j"/>
+        </w:rPr>
+        <w:t>5</w:t>
+      </w:r>
+      <w:r>
+        <w:rPr>
+          <w:rStyle w:val="HTMLCode"/>
+        </w:rPr>
+        <w:t>)</w:t>
+      </w:r>
+    </w:p>
+    <w:p>
+      <w:pPr>
+        <w:pStyle w:val="NormalWeb"/>
+      </w:pPr>
+      <w:r>
+        <w:t>Returns</w:t>
+      </w:r>
+    </w:p>
+    <w:p>
+      <w:pPr>
+        <w:pStyle w:val="HTMLPreformatted"/>
+      </w:pPr>
+      <w:r>
+        <w:rPr>
+          <w:rStyle w:val="HTMLCode"/>
+        </w:rPr>
+        <w:t>1</w:t>
+      </w:r>
+    </w:p>
+    <w:p>
+      <w:pPr>
+        <w:pStyle w:val="NormalWeb"/>
+      </w:pPr>
+      <w:r>
+        <w:t>Keep</w:t>
+      </w:r>
+    </w:p>
+    <w:p>
+      <w:pPr>
+        <w:pStyle w:val="HTMLPreformatted"/>
+      </w:pPr>
+      <w:r>
+        <w:rPr>
+          <w:rStyle w:val="HTMLCode"/>
+        </w:rPr>
+        <w:t>10</w:t>
+      </w:r>
+    </w:p>
+    <w:p>
+      <w:r>
+        <w:pict>
+          <v:rect id="_x0000_i1092" style="width:0;height:1.5pt" o:hralign="center" o:hrstd="t" o:hr="t" fillcolor="#a0a0a0" stroked="f"/>
+        </w:pict>
+      </w:r>
+    </w:p>
+    <w:p>
+      <w:pPr>
+        <w:pStyle w:val="NormalWeb"/>
+      </w:pPr>
+      <w:r>
+        <w:t>Next</w:t>
+      </w:r>
+    </w:p>
+    <w:p>
+      <w:pPr>
+        <w:pStyle w:val="HTMLPreformatted"/>
+      </w:pPr>
+      <w:r>
+        <w:rPr>
+          <w:rStyle w:val="j"/>
+        </w:rPr>
+        <w:t>10.</w:t>
+      </w:r>
+      <w:r>
+        <w:rPr>
+          <w:rStyle w:val="m"/>
+        </w:rPr>
+        <w:t>compareTo</w:t>
+      </w:r>
+      <w:r>
+        <w:rPr>
+          <w:rStyle w:val="HTMLCode"/>
+        </w:rPr>
+        <w:t>(</w:t>
+      </w:r>
+      <w:r>
+        <w:rPr>
+          <w:rStyle w:val="j"/>
+        </w:rPr>
+        <w:t>25</w:t>
+      </w:r>
+      <w:r>
+        <w:rPr>
+          <w:rStyle w:val="HTMLCode"/>
+        </w:rPr>
+        <w:t>)</w:t>
+      </w:r>
+    </w:p>
+    <w:p>
+      <w:pPr>
+        <w:pStyle w:val="NormalWeb"/>
+      </w:pPr>
+      <w:r>
+        <w:t>Returns</w:t>
+      </w:r>
+    </w:p>
+    <w:p>
+      <w:pPr>
+        <w:pStyle w:val="HTMLPreformatted"/>
+      </w:pPr>
+      <w:r>
+        <w:rPr>
+          <w:rStyle w:val="HTMLCode"/>
+        </w:rPr>
+        <w:t>-1</w:t>
+      </w:r>
+    </w:p>
+    <w:p>
+      <w:pPr>
+        <w:pStyle w:val="NormalWeb"/>
+      </w:pPr>
+      <w:r>
+        <w:t>Replace maximum</w:t>
+      </w:r>
+    </w:p>
+    <w:p>
+      <w:pPr>
+        <w:pStyle w:val="HTMLPreformatted"/>
+      </w:pPr>
+      <w:r>
+        <w:rPr>
+          <w:rStyle w:val="HTMLCode"/>
+        </w:rPr>
+        <w:t>25</w:t>
+      </w:r>
+    </w:p>
+    <w:p>
+      <w:r>
+        <w:pict>
+          <v:rect id="_x0000_i1093" style="width:0;height:1.5pt" o:hralign="center" o:hrstd="t" o:hr="t" fillcolor="#a0a0a0" stroked="f"/>
+        </w:pict>
+      </w:r>
+    </w:p>
+    <w:p>
+      <w:pPr>
+        <w:pStyle w:val="NormalWeb"/>
+      </w:pPr>
+      <w:r>
+        <w:t>Next</w:t>
+      </w:r>
+    </w:p>
+    <w:p>
+      <w:pPr>
+        <w:pStyle w:val="HTMLPreformatted"/>
+      </w:pPr>
+      <w:r>
+        <w:rPr>
+          <w:rStyle w:val="j"/>
+        </w:rPr>
+        <w:t>25.</w:t>
+      </w:r>
+      <w:r>
+        <w:rPr>
+          <w:rStyle w:val="m"/>
+        </w:rPr>
+        <w:t>compareTo</w:t>
+      </w:r>
+      <w:r>
+        <w:rPr>
+          <w:rStyle w:val="HTMLCode"/>
+        </w:rPr>
+        <w:t>(</w:t>
+      </w:r>
+      <w:r>
+        <w:rPr>
+          <w:rStyle w:val="j"/>
+        </w:rPr>
+        <w:t>18</w:t>
+      </w:r>
+      <w:r>
+        <w:rPr>
+          <w:rStyle w:val="HTMLCode"/>
+        </w:rPr>
+        <w:t>)</w:t>
+      </w:r>
+    </w:p>
+    <w:p>
+      <w:pPr>
+        <w:pStyle w:val="NormalWeb"/>
+      </w:pPr>
+      <w:r>
+        <w:t>Returns</w:t>
+      </w:r>
+    </w:p>
+    <w:p>
+      <w:pPr>
+        <w:pStyle w:val="HTMLPreformatted"/>
+      </w:pPr>
+      <w:r>
+        <w:rPr>
+          <w:rStyle w:val="HTMLCode"/>
+        </w:rPr>
+        <w:t>1</w:t>
+      </w:r>
+    </w:p>
+    <w:p>
+      <w:pPr>
+        <w:pStyle w:val="NormalWeb"/>
+      </w:pPr>
+      <w:r>
+        <w:t>Maximum remains</w:t>
+      </w:r>
+    </w:p>
+    <w:p>
+      <w:pPr>
+        <w:pStyle w:val="HTMLPreformatted"/>
+      </w:pPr>
+      <w:r>
+        <w:rPr>
+          <w:rStyle w:val="HTMLCode"/>
+        </w:rPr>
+        <w:t>25</w:t>
+      </w:r>
+    </w:p>
+    <w:p>
+      <w:r>
+        <w:pict>
+          <v:rect id="_x0000_i1094" style="width:0;height:1.5pt" o:hralign="center" o:hrstd="t" o:hr="t" fillcolor="#a0a0a0" stroked="f"/>
+        </w:pict>
+      </w:r>
+    </w:p>
+    <w:p>
+      <w:pPr>
+        <w:pStyle w:val="NormalWeb"/>
+      </w:pPr>
+      <w:r>
+        <w:lastRenderedPageBreak/>
+        <w:t>Finally</w:t>
+      </w:r>
+    </w:p>
+    <w:p>
+      <w:pPr>
+        <w:pStyle w:val="HTMLPreformatted"/>
+      </w:pPr>
+      <w:r>
+        <w:rPr>
+          <w:rStyle w:val="m"/>
+        </w:rPr>
+        <w:t>Optional</w:t>
+      </w:r>
+      <w:r>
+        <w:rPr>
+          <w:rStyle w:val="g"/>
+        </w:rPr>
+        <w:t>.</w:t>
+      </w:r>
+      <w:r>
+        <w:rPr>
+          <w:rStyle w:val="m"/>
+        </w:rPr>
+        <w:t>of</w:t>
+      </w:r>
+      <w:r>
+        <w:rPr>
+          <w:rStyle w:val="HTMLCode"/>
+        </w:rPr>
+        <w:t>(</w:t>
+      </w:r>
+      <w:r>
+        <w:rPr>
+          <w:rStyle w:val="j"/>
+        </w:rPr>
+        <w:t>25</w:t>
+      </w:r>
+      <w:r>
+        <w:rPr>
+          <w:rStyle w:val="HTMLCode"/>
+        </w:rPr>
+        <w:t>)</w:t>
+      </w:r>
+    </w:p>
+    <w:p>
+      <w:pPr>
+        <w:pStyle w:val="NormalWeb"/>
+      </w:pPr>
+      <w:r>
+        <w:t>Then</w:t>
+      </w:r>
+    </w:p>
+    <w:p>
+      <w:pPr>
+        <w:pStyle w:val="HTMLPreformatted"/>
+      </w:pPr>
+      <w:r>
+        <w:rPr>
+          <w:rStyle w:val="HTMLCode"/>
+        </w:rPr>
+        <w:t>.</w:t>
+      </w:r>
+      <w:r>
+        <w:rPr>
+          <w:rStyle w:val="m"/>
+        </w:rPr>
+        <w:t>get</w:t>
+      </w:r>
+      <w:r>
+        <w:rPr>
+          <w:rStyle w:val="HTMLCode"/>
+        </w:rPr>
+        <w:t>()</w:t>
+      </w:r>
+    </w:p>
+    <w:p>
+      <w:pPr>
+        <w:pStyle w:val="NormalWeb"/>
+      </w:pPr>
+      <w:r>
+        <w:t>returns</w:t>
+      </w:r>
+    </w:p>
+    <w:p>
+      <w:pPr>
+        <w:pStyle w:val="HTMLPreformatted"/>
+      </w:pPr>
+      <w:r>
+        <w:rPr>
+          <w:rStyle w:val="HTMLCode"/>
+        </w:rPr>
+        <w:t>25</w:t>
+      </w:r>
+    </w:p>
+    <w:p>
+      <w:r>
+        <w:pict>
+          <v:rect id="_x0000_i1095" style="width:0;height:1.5pt" o:hralign="center" o:hrstd="t" o:hr="t" fillcolor="#a0a0a0" stroked="f"/>
+        </w:pict>
+      </w:r>
+    </w:p>
+    <w:p>
+      <w:pPr>
+        <w:pStyle w:val="Heading1"/>
+      </w:pPr>
+      <w:r>
+        <w:t xml:space="preserve">Why does </w:t>
+      </w:r>
+      <w:r>
+        <w:rPr>
+          <w:rStyle w:val="HTMLCode"/>
+          <w:rFonts w:eastAsiaTheme="majorEastAsia"/>
+        </w:rPr>
+        <w:t>Integer::compareTo</w:t>
+      </w:r>
+      <w:r>
+        <w:t xml:space="preserve"> work?</w:t>
+      </w:r>
+    </w:p>
+    <w:p>
+      <w:pPr>
+        <w:pStyle w:val="NormalWeb"/>
+      </w:pPr>
+      <w:r>
+        <w:t xml:space="preserve">This is because Java has a special rule for </w:t>
+      </w:r>
+      <w:r>
+        <w:rPr>
+          <w:rStyle w:val="Strong"/>
+        </w:rPr>
+        <w:t>instance method references</w:t>
+      </w:r>
+      <w:r>
+        <w:t>.</w:t>
+      </w:r>
+    </w:p>
+    <w:p>
+      <w:pPr>
+        <w:pStyle w:val="NormalWeb"/>
+      </w:pPr>
+      <w:r>
+        <w:t xml:space="preserve">When the target functional interface expects </w:t>
+      </w:r>
+      <w:r>
+        <w:rPr>
+          <w:rStyle w:val="Strong"/>
+        </w:rPr>
+        <w:t>two arguments</w:t>
+      </w:r>
+      <w:r>
+        <w:t>, an instance method reference like:</w:t>
+      </w:r>
+    </w:p>
+    <w:p>
+      <w:pPr>
+        <w:pStyle w:val="HTMLPreformatted"/>
+      </w:pPr>
+      <w:r>
+        <w:rPr>
+          <w:rStyle w:val="m"/>
+        </w:rPr>
+        <w:t>Integer</w:t>
+      </w:r>
+      <w:r>
+        <w:rPr>
+          <w:rStyle w:val="HTMLCode"/>
+        </w:rPr>
+        <w:t>::</w:t>
+      </w:r>
+      <w:r>
+        <w:rPr>
+          <w:rStyle w:val="m"/>
+        </w:rPr>
+        <w:t>compareTo</w:t>
+      </w:r>
+    </w:p>
+    <w:p>
+      <w:pPr>
+        <w:pStyle w:val="NormalWeb"/>
+      </w:pPr>
+      <w:r>
+        <w:t>is interpreted as:</w:t>
+      </w:r>
+    </w:p>
+    <w:p>
+      <w:pPr>
+        <w:pStyle w:val="HTMLPreformatted"/>
+      </w:pPr>
+      <w:r>
+        <w:rPr>
+          <w:rStyle w:val="HTMLCode"/>
+        </w:rPr>
+        <w:t>(</w:t>
+      </w:r>
+      <w:r>
+        <w:rPr>
+          <w:rStyle w:val="m"/>
+        </w:rPr>
+        <w:t>a</w:t>
+      </w:r>
+      <w:r>
+        <w:rPr>
+          <w:rStyle w:val="HTMLCode"/>
+        </w:rPr>
+        <w:t>,</w:t>
+      </w:r>
+      <w:r>
+        <w:rPr>
+          <w:rStyle w:val="m"/>
+        </w:rPr>
+        <w:t>b</w:t>
+      </w:r>
+      <w:r>
+        <w:rPr>
+          <w:rStyle w:val="HTMLCode"/>
+        </w:rPr>
+        <w:t xml:space="preserve">) -&gt; </w:t>
+      </w:r>
+      <w:r>
+        <w:rPr>
+          <w:rStyle w:val="m"/>
+        </w:rPr>
+        <w:t>a</w:t>
+      </w:r>
+      <w:r>
+        <w:rPr>
+          <w:rStyle w:val="g"/>
+        </w:rPr>
+        <w:t>.</w:t>
+      </w:r>
+      <w:r>
+        <w:rPr>
+          <w:rStyle w:val="m"/>
+        </w:rPr>
+        <w:t>compareTo</w:t>
+      </w:r>
+      <w:r>
+        <w:rPr>
+          <w:rStyle w:val="HTMLCode"/>
+        </w:rPr>
+        <w:t>(</w:t>
+      </w:r>
+      <w:r>
+        <w:rPr>
+          <w:rStyle w:val="m"/>
+        </w:rPr>
+        <w:t>b</w:t>
+      </w:r>
+      <w:r>
+        <w:rPr>
+          <w:rStyle w:val="HTMLCode"/>
+        </w:rPr>
+        <w:t>)</w:t>
+      </w:r>
+    </w:p>
+    <w:p>
+      <w:pPr>
+        <w:pStyle w:val="NormalWeb"/>
+      </w:pPr>
+      <w:r>
+        <w:t xml:space="preserve">The </w:t>
+      </w:r>
+      <w:r>
+        <w:rPr>
+          <w:rStyle w:val="Strong"/>
+        </w:rPr>
+        <w:t>first argument becomes the receiver object</w:t>
+      </w:r>
+      <w:r>
+        <w:t xml:space="preserve">, and the </w:t>
+      </w:r>
+      <w:r>
+        <w:rPr>
+          <w:rStyle w:val="Strong"/>
+        </w:rPr>
+        <w:t>second argument is passed to the instance method</w:t>
+      </w:r>
+      <w:r>
+        <w:t>.</w:t>
+      </w:r>
+    </w:p>
+    <w:p>
+      <w:r>
+        <w:pict>
+          <v:rect id="_x0000_i1096" style="width:0;height:1.5pt" o:hralign="center" o:hrstd="t" o:hr="t" fillcolor="#a0a0a0" stroked="f"/>
+        </w:pict>
+      </w:r>
+    </w:p>
+    <w:p>
+      <w:pPr>
+        <w:pStyle w:val="Heading1"/>
+      </w:pPr>
+      <w:r>
+        <w:t>Visual Flow</w:t>
+      </w:r>
+    </w:p>
+    <w:p>
+      <w:pPr>
+        <w:pStyle w:val="HTMLPreformatted"/>
+        <w:rPr>
+          <w:rStyle w:val="HTMLCode"/>
+        </w:rPr>
+      </w:pPr>
+      <w:r>
+        <w:rPr>
+          <w:rStyle w:val="HTMLCode"/>
+        </w:rPr>
+        <w:t>Stream.max()</w:t>
+      </w:r>
+    </w:p>
+    <w:p>
+      <w:pPr>
+        <w:pStyle w:val="HTMLPreformatted"/>
+        <w:rPr>
+          <w:rStyle w:val="HTMLCode"/>
+        </w:rPr>
+      </w:pPr>
+    </w:p>
+    <w:p>
+      <w:pPr>
+        <w:pStyle w:val="HTMLPreformatted"/>
+        <w:rPr>
+          <w:rStyle w:val="HTMLCode"/>
+        </w:rPr>
+      </w:pPr>
+      <w:r>
+        <w:rPr>
+          <w:rStyle w:val="HTMLCode"/>
+        </w:rPr>
+        <w:t xml:space="preserve">        │</w:t>
+      </w:r>
+    </w:p>
+    <w:p>
+      <w:pPr>
+        <w:pStyle w:val="HTMLPreformatted"/>
+        <w:rPr>
+          <w:rStyle w:val="HTMLCode"/>
+        </w:rPr>
+      </w:pPr>
+      <w:r>
+        <w:rPr>
+          <w:rStyle w:val="HTMLCode"/>
+        </w:rPr>
+        <w:t xml:space="preserve">        ▼</w:t>
+      </w:r>
+    </w:p>
+    <w:p>
+      <w:pPr>
+        <w:pStyle w:val="HTMLPreformatted"/>
+        <w:rPr>
+          <w:rStyle w:val="HTMLCode"/>
+        </w:rPr>
+      </w:pPr>
+    </w:p>
+    <w:p>
+      <w:pPr>
+        <w:pStyle w:val="HTMLPreformatted"/>
+        <w:rPr>
+          <w:rStyle w:val="HTMLCode"/>
+        </w:rPr>
+      </w:pPr>
+      <w:r>
+        <w:rPr>
+          <w:rStyle w:val="HTMLCode"/>
+        </w:rPr>
+        <w:t>Needs Comparator&lt;Integer&gt;</w:t>
+      </w:r>
+    </w:p>
+    <w:p>
+      <w:pPr>
+        <w:pStyle w:val="HTMLPreformatted"/>
+        <w:rPr>
+          <w:rStyle w:val="HTMLCode"/>
+        </w:rPr>
+      </w:pPr>
+    </w:p>
+    <w:p>
+      <w:pPr>
+        <w:pStyle w:val="HTMLPreformatted"/>
+        <w:rPr>
+          <w:rStyle w:val="HTMLCode"/>
+        </w:rPr>
+      </w:pPr>
+      <w:r>
+        <w:rPr>
+          <w:rStyle w:val="HTMLCode"/>
+        </w:rPr>
+        <w:t xml:space="preserve">        │</w:t>
+      </w:r>
+    </w:p>
+    <w:p>
+      <w:pPr>
+        <w:pStyle w:val="HTMLPreformatted"/>
+        <w:rPr>
+          <w:rStyle w:val="HTMLCode"/>
+        </w:rPr>
+      </w:pPr>
+      <w:r>
+        <w:rPr>
+          <w:rStyle w:val="HTMLCode"/>
+        </w:rPr>
+        <w:t xml:space="preserve">        ▼</w:t>
+      </w:r>
+    </w:p>
+    <w:p>
+      <w:pPr>
+        <w:pStyle w:val="HTMLPreformatted"/>
+        <w:rPr>
+          <w:rStyle w:val="HTMLCode"/>
+        </w:rPr>
+      </w:pPr>
+    </w:p>
+    <w:p>
+      <w:pPr>
+        <w:pStyle w:val="HTMLPreformatted"/>
+        <w:rPr>
+          <w:rStyle w:val="HTMLCode"/>
+        </w:rPr>
+      </w:pPr>
+      <w:r>
+        <w:rPr>
+          <w:rStyle w:val="HTMLCode"/>
+        </w:rPr>
+        <w:t>Integer::compareTo</w:t>
+      </w:r>
+    </w:p>
+    <w:p>
+      <w:pPr>
+        <w:pStyle w:val="HTMLPreformatted"/>
+        <w:rPr>
+          <w:rStyle w:val="HTMLCode"/>
+        </w:rPr>
+      </w:pPr>
+    </w:p>
+    <w:p>
+      <w:pPr>
+        <w:pStyle w:val="HTMLPreformatted"/>
+        <w:rPr>
+          <w:rStyle w:val="HTMLCode"/>
+        </w:rPr>
+      </w:pPr>
+      <w:r>
+        <w:rPr>
+          <w:rStyle w:val="HTMLCode"/>
+        </w:rPr>
+        <w:t xml:space="preserve">        │</w:t>
+      </w:r>
+    </w:p>
+    <w:p>
+      <w:pPr>
+        <w:pStyle w:val="HTMLPreformatted"/>
+        <w:rPr>
+          <w:rStyle w:val="HTMLCode"/>
+        </w:rPr>
+      </w:pPr>
+      <w:r>
+        <w:rPr>
+          <w:rStyle w:val="HTMLCode"/>
+        </w:rPr>
+        <w:t>Compiler converts to</w:t>
+      </w:r>
+    </w:p>
+    <w:p>
+      <w:pPr>
+        <w:pStyle w:val="HTMLPreformatted"/>
+        <w:rPr>
+          <w:rStyle w:val="HTMLCode"/>
+        </w:rPr>
+      </w:pPr>
+      <w:r>
+        <w:rPr>
+          <w:rStyle w:val="HTMLCode"/>
+        </w:rPr>
+        <w:t xml:space="preserve">        ▼</w:t>
+      </w:r>
+    </w:p>
+    <w:p>
+      <w:pPr>
+        <w:pStyle w:val="HTMLPreformatted"/>
+        <w:rPr>
+          <w:rStyle w:val="HTMLCode"/>
+        </w:rPr>
+      </w:pPr>
+    </w:p>
+    <w:p>
+      <w:pPr>
+        <w:pStyle w:val="HTMLPreformatted"/>
+        <w:rPr>
+          <w:rStyle w:val="HTMLCode"/>
+        </w:rPr>
+      </w:pPr>
+      <w:r>
+        <w:rPr>
+          <w:rStyle w:val="HTMLCode"/>
+        </w:rPr>
+        <w:lastRenderedPageBreak/>
+        <w:t>(a,b) -&gt; a.compareTo(b)</w:t>
+      </w:r>
+    </w:p>
+    <w:p>
+      <w:pPr>
+        <w:pStyle w:val="HTMLPreformatted"/>
+        <w:rPr>
+          <w:rStyle w:val="HTMLCode"/>
+        </w:rPr>
+      </w:pPr>
+    </w:p>
+    <w:p>
+      <w:pPr>
+        <w:pStyle w:val="HTMLPreformatted"/>
+        <w:rPr>
+          <w:rStyle w:val="HTMLCode"/>
+        </w:rPr>
+      </w:pPr>
+      <w:r>
+        <w:rPr>
+          <w:rStyle w:val="HTMLCode"/>
+        </w:rPr>
+        <w:t xml:space="preserve">        │</w:t>
+      </w:r>
+    </w:p>
+    <w:p>
+      <w:pPr>
+        <w:pStyle w:val="HTMLPreformatted"/>
+        <w:rPr>
+          <w:rStyle w:val="HTMLCode"/>
+        </w:rPr>
+      </w:pPr>
+      <w:r>
+        <w:rPr>
+          <w:rStyle w:val="HTMLCode"/>
+        </w:rPr>
+        <w:t xml:space="preserve">        ▼</w:t>
+      </w:r>
+    </w:p>
+    <w:p>
+      <w:pPr>
+        <w:pStyle w:val="HTMLPreformatted"/>
+        <w:rPr>
+          <w:rStyle w:val="HTMLCode"/>
+        </w:rPr>
+      </w:pPr>
+    </w:p>
+    <w:p>
+      <w:pPr>
+        <w:pStyle w:val="HTMLPreformatted"/>
+        <w:rPr>
+          <w:rStyle w:val="HTMLCode"/>
+        </w:rPr>
+      </w:pPr>
+      <w:r>
+        <w:rPr>
+          <w:rStyle w:val="HTMLCode"/>
+        </w:rPr>
+        <w:t>10.compareTo(5)</w:t>
+      </w:r>
+    </w:p>
+    <w:p>
+      <w:pPr>
+        <w:pStyle w:val="HTMLPreformatted"/>
+        <w:rPr>
+          <w:rStyle w:val="HTMLCode"/>
+        </w:rPr>
+      </w:pPr>
+    </w:p>
+    <w:p>
+      <w:pPr>
+        <w:pStyle w:val="HTMLPreformatted"/>
+        <w:rPr>
+          <w:rStyle w:val="HTMLCode"/>
+        </w:rPr>
+      </w:pPr>
+      <w:r>
+        <w:rPr>
+          <w:rStyle w:val="HTMLCode"/>
+        </w:rPr>
+        <w:t xml:space="preserve">        │</w:t>
+      </w:r>
+    </w:p>
+    <w:p>
+      <w:pPr>
+        <w:pStyle w:val="HTMLPreformatted"/>
+        <w:rPr>
+          <w:rStyle w:val="HTMLCode"/>
+        </w:rPr>
+      </w:pPr>
+      <w:r>
+        <w:rPr>
+          <w:rStyle w:val="HTMLCode"/>
+        </w:rPr>
+        <w:t xml:space="preserve">        ▼</w:t>
+      </w:r>
+    </w:p>
+    <w:p>
+      <w:pPr>
+        <w:pStyle w:val="HTMLPreformatted"/>
+        <w:rPr>
+          <w:rStyle w:val="HTMLCode"/>
+        </w:rPr>
+      </w:pPr>
+    </w:p>
+    <w:p>
+      <w:pPr>
+        <w:pStyle w:val="HTMLPreformatted"/>
+        <w:rPr>
+          <w:rStyle w:val="HTMLCode"/>
+        </w:rPr>
+      </w:pPr>
+      <w:r>
+        <w:rPr>
+          <w:rStyle w:val="HTMLCode"/>
+        </w:rPr>
+        <w:t>Returns 1</w:t>
+      </w:r>
+    </w:p>
+    <w:p>
+      <w:pPr>
+        <w:pStyle w:val="HTMLPreformatted"/>
+        <w:rPr>
+          <w:rStyle w:val="HTMLCode"/>
+        </w:rPr>
+      </w:pPr>
+    </w:p>
+    <w:p>
+      <w:pPr>
+        <w:pStyle w:val="HTMLPreformatted"/>
+        <w:rPr>
+          <w:rStyle w:val="HTMLCode"/>
+        </w:rPr>
+      </w:pPr>
+      <w:r>
+        <w:rPr>
+          <w:rStyle w:val="HTMLCode"/>
+        </w:rPr>
+        <w:t xml:space="preserve">        │</w:t>
+      </w:r>
+    </w:p>
+    <w:p>
+      <w:pPr>
+        <w:pStyle w:val="HTMLPreformatted"/>
+        <w:rPr>
+          <w:rStyle w:val="HTMLCode"/>
+        </w:rPr>
+      </w:pPr>
+      <w:r>
+        <w:rPr>
+          <w:rStyle w:val="HTMLCode"/>
+        </w:rPr>
+        <w:t xml:space="preserve">        ▼</w:t>
+      </w:r>
+    </w:p>
+    <w:p>
+      <w:pPr>
+        <w:pStyle w:val="HTMLPreformatted"/>
+        <w:rPr>
+          <w:rStyle w:val="HTMLCode"/>
+        </w:rPr>
+      </w:pPr>
+    </w:p>
+    <w:p>
+      <w:pPr>
+        <w:pStyle w:val="HTMLPreformatted"/>
+      </w:pPr>
+      <w:r>
+        <w:rPr>
+          <w:rStyle w:val="HTMLCode"/>
+        </w:rPr>
+        <w:t>Maximum stays 10</w:t>
+      </w:r>
+    </w:p>
+    <w:p>
+      <w:r>
+        <w:pict>
+          <v:rect id="_x0000_i1097" style="width:0;height:1.5pt" o:hralign="center" o:hrstd="t" o:hr="t" fillcolor="#a0a0a0" stroked="f"/>
+        </w:pict>
+      </w:r>
+    </w:p>
+    <w:p>
+      <w:pPr>
+        <w:pStyle w:val="Heading1"/>
+      </w:pPr>
+      <w:r>
+        <w:rPr>
+          <w:rStyle w:val="HTMLCode"/>
+          <w:rFonts w:eastAsiaTheme="majorEastAsia"/>
+        </w:rPr>
+        <w:t>compare()</w:t>
+      </w:r>
+      <w:r>
+        <w:t xml:space="preserve"> vs </w:t>
+      </w:r>
+      <w:r>
+        <w:rPr>
+          <w:rStyle w:val="HTMLCode"/>
+          <w:rFonts w:eastAsiaTheme="majorEastAsia"/>
+        </w:rPr>
+        <w:t>compareTo()</w:t>
+      </w:r>
+    </w:p>
+    <w:tbl>
+      <w:tblPr>
+        <w:tblW w:w="0" w:type="auto"/>
+        <w:tblCellSpacing w:w="15" w:type="dxa"/>
+        <w:tblCellMar>
+          <w:top w:w="15" w:type="dxa"/>
+          <w:left w:w="15" w:type="dxa"/>
+          <w:bottom w:w="15" w:type="dxa"/>
+          <w:right w:w="15" w:type="dxa"/>
+        </w:tblCellMar>
+        <w:tblLook w:val="04A0" w:firstRow="1" w:lastRow="0" w:firstColumn="1" w:lastColumn="0" w:noHBand="0" w:noVBand="1"/>
+      </w:tblPr>
+      <w:tblGrid>
+        <w:gridCol w:w="4642"/>
+        <w:gridCol w:w="4088"/>
+      </w:tblGrid>
+      <w:tr>
+        <w:trPr>
+          <w:tblHeader/>
+          <w:tblCellSpacing w:w="15" w:type="dxa"/>
+        </w:trPr>
+        <w:tc>
+          <w:tcPr>
+            <w:tcW w:w="0" w:type="auto"/>
+            <w:vAlign w:val="center"/>
+            <w:hideMark/>
+          </w:tcPr>
+          <w:p>
+            <w:pPr>
+              <w:jc w:val="center"/>
+              <w:rPr>
+                <w:b/>
+                <w:bCs/>
+              </w:rPr>
+            </w:pPr>
+            <w:r>
+              <w:rPr>
+                <w:rStyle w:val="HTMLCode"/>
+                <w:rFonts w:eastAsiaTheme="minorEastAsia"/>
+                <w:b/>
+                <w:bCs/>
+              </w:rPr>
+              <w:t>Integer.compare()</w:t>
+            </w:r>
+          </w:p>
+        </w:tc>
+        <w:tc>
+          <w:tcPr>
+            <w:tcW w:w="0" w:type="auto"/>
+            <w:vAlign w:val="center"/>
+            <w:hideMark/>
+          </w:tcPr>
+          <w:p>
+            <w:pPr>
+              <w:jc w:val="center"/>
+              <w:rPr>
+                <w:b/>
+                <w:bCs/>
+              </w:rPr>
+            </w:pPr>
+            <w:r>
+              <w:rPr>
+                <w:rStyle w:val="HTMLCode"/>
+                <w:rFonts w:eastAsiaTheme="minorEastAsia"/>
+                <w:b/>
+                <w:bCs/>
+              </w:rPr>
+              <w:t>Integer.compareTo()</w:t>
+            </w:r>
+          </w:p>
+        </w:tc>
+      </w:tr>
+      <w:tr>
+        <w:trPr>
+          <w:tblCellSpacing w:w="15" w:type="dxa"/>
+        </w:trPr>
+        <w:tc>
+          <w:tcPr>
+            <w:tcW w:w="0" w:type="auto"/>
+            <w:vAlign w:val="center"/>
+            <w:hideMark/>
+          </w:tcPr>
+          <w:p>
+            <w:r>
+              <w:t>Static method</w:t>
+            </w:r>
+          </w:p>
+        </w:tc>
+        <w:tc>
+          <w:tcPr>
+            <w:tcW w:w="0" w:type="auto"/>
+            <w:vAlign w:val="center"/>
+            <w:hideMark/>
+          </w:tcPr>
+          <w:p>
+            <w:r>
+              <w:t>Instance method</w:t>
+            </w:r>
+          </w:p>
+        </w:tc>
+      </w:tr>
+      <w:tr>
+        <w:trPr>
+          <w:tblCellSpacing w:w="15" w:type="dxa"/>
+        </w:trPr>
+        <w:tc>
+          <w:tcPr>
+            <w:tcW w:w="0" w:type="auto"/>
+            <w:vAlign w:val="center"/>
+            <w:hideMark/>
+          </w:tcPr>
+          <w:p>
+            <w:r>
+              <w:rPr>
+                <w:rStyle w:val="HTMLCode"/>
+                <w:rFonts w:eastAsiaTheme="minorEastAsia"/>
+              </w:rPr>
+              <w:t>Integer.compare(a, b)</w:t>
+            </w:r>
+          </w:p>
+        </w:tc>
+        <w:tc>
+          <w:tcPr>
+            <w:tcW w:w="0" w:type="auto"/>
+            <w:vAlign w:val="center"/>
+            <w:hideMark/>
+          </w:tcPr>
+          <w:p>
+            <w:r>
+              <w:rPr>
+                <w:rStyle w:val="HTMLCode"/>
+                <w:rFonts w:eastAsiaTheme="minorEastAsia"/>
+              </w:rPr>
+              <w:t>a.compareTo(b)</w:t>
+            </w:r>
+          </w:p>
+        </w:tc>
+      </w:tr>
+      <w:tr>
+        <w:trPr>
+          <w:tblCellSpacing w:w="15" w:type="dxa"/>
+        </w:trPr>
+        <w:tc>
+          <w:tcPr>
+            <w:tcW w:w="0" w:type="auto"/>
+            <w:vAlign w:val="center"/>
+            <w:hideMark/>
+          </w:tcPr>
+          <w:p>
+            <w:r>
+              <w:t xml:space="preserve">Doesn't require an </w:t>
+            </w:r>
+            <w:r>
+              <w:rPr>
+                <w:rStyle w:val="HTMLCode"/>
+                <w:rFonts w:eastAsiaTheme="minorEastAsia"/>
+              </w:rPr>
+              <w:t>Integer</w:t>
+            </w:r>
+            <w:r>
+              <w:t xml:space="preserve"> object</w:t>
+            </w:r>
+          </w:p>
+        </w:tc>
+        <w:tc>
+          <w:tcPr>
+            <w:tcW w:w="0" w:type="auto"/>
+            <w:vAlign w:val="center"/>
+            <w:hideMark/>
+          </w:tcPr>
+          <w:p>
+            <w:r>
+              <w:t xml:space="preserve">Called on an </w:t>
+            </w:r>
+            <w:r>
+              <w:rPr>
+                <w:rStyle w:val="HTMLCode"/>
+                <w:rFonts w:eastAsiaTheme="minorEastAsia"/>
+              </w:rPr>
+              <w:t>Integer</w:t>
+            </w:r>
+            <w:r>
+              <w:t xml:space="preserve"> object</w:t>
+            </w:r>
+          </w:p>
+        </w:tc>
+      </w:tr>
+      <w:tr>
+        <w:trPr>
+          <w:tblCellSpacing w:w="15" w:type="dxa"/>
+        </w:trPr>
+        <w:tc>
+          <w:tcPr>
+            <w:tcW w:w="0" w:type="auto"/>
+            <w:vAlign w:val="center"/>
+            <w:hideMark/>
+          </w:tcPr>
+          <w:p>
+            <w:r>
+              <w:t xml:space="preserve">Method reference: </w:t>
+            </w:r>
+            <w:r>
+              <w:rPr>
+                <w:rStyle w:val="HTMLCode"/>
+                <w:rFonts w:eastAsiaTheme="minorEastAsia"/>
+              </w:rPr>
+              <w:t>Integer::compare</w:t>
+            </w:r>
+          </w:p>
+        </w:tc>
+        <w:tc>
+          <w:tcPr>
+            <w:tcW w:w="0" w:type="auto"/>
+            <w:vAlign w:val="center"/>
+            <w:hideMark/>
+          </w:tcPr>
+          <w:p>
+            <w:r>
+              <w:t xml:space="preserve">Method reference: </w:t>
+            </w:r>
+            <w:r>
+              <w:rPr>
+                <w:rStyle w:val="HTMLCode"/>
+                <w:rFonts w:eastAsiaTheme="minorEastAsia"/>
+              </w:rPr>
+              <w:t>Integer::compareTo</w:t>
+            </w:r>
+          </w:p>
+        </w:tc>
+      </w:tr>
+      <w:tr>
+        <w:trPr>
+          <w:tblCellSpacing w:w="15" w:type="dxa"/>
+        </w:trPr>
+        <w:tc>
+          <w:tcPr>
+            <w:tcW w:w="0" w:type="auto"/>
+            <w:vAlign w:val="center"/>
+            <w:hideMark/>
+          </w:tcPr>
+          <w:p>
+            <w:r>
+              <w:t xml:space="preserve">Equivalent lambda: </w:t>
+            </w:r>
+            <w:r>
+              <w:rPr>
+                <w:rStyle w:val="HTMLCode"/>
+                <w:rFonts w:eastAsiaTheme="minorEastAsia"/>
+              </w:rPr>
+              <w:t>(a, b) -&gt; Integer.compare(a, b)</w:t>
+            </w:r>
+          </w:p>
+        </w:tc>
+        <w:tc>
+          <w:tcPr>
+            <w:tcW w:w="0" w:type="auto"/>
+            <w:vAlign w:val="center"/>
+            <w:hideMark/>
+          </w:tcPr>
+          <w:p>
+            <w:r>
+              <w:t xml:space="preserve">Equivalent lambda: </w:t>
+            </w:r>
+            <w:r>
+              <w:rPr>
+                <w:rStyle w:val="HTMLCode"/>
+                <w:rFonts w:eastAsiaTheme="minorEastAsia"/>
+              </w:rPr>
+              <w:t>(a, b) -&gt; a.compareTo(b)</w:t>
+            </w:r>
+          </w:p>
+        </w:tc>
+      </w:tr>
+    </w:tbl>
+    <w:p>
+      <w:r>
+        <w:pict>
+          <v:rect id="_x0000_i1098" style="width:0;height:1.5pt" o:hralign="center" o:hrstd="t" o:hr="t" fillcolor="#a0a0a0" stroked="f"/>
+        </w:pict>
+      </w:r>
+    </w:p>
+    <w:p>
+      <w:pPr>
+        <w:pStyle w:val="Heading2"/>
+      </w:pPr>
+      <w:r>
+        <w:t>Interview Question</w:t>
+      </w:r>
+    </w:p>
+    <w:p>
+      <w:pPr>
+        <w:pStyle w:val="NormalWeb"/>
+      </w:pPr>
+      <w:r>
+        <w:rPr>
+          <w:rStyle w:val="Strong"/>
+        </w:rPr>
+        <w:t>Q:</w:t>
+      </w:r>
+      <w:r>
+        <w:t xml:space="preserve"> Why does </w:t>
+      </w:r>
+      <w:r>
+        <w:rPr>
+          <w:rStyle w:val="HTMLCode"/>
+          <w:rFonts w:eastAsia="SimSun"/>
+        </w:rPr>
+        <w:t>Integer::compareTo</w:t>
+      </w:r>
+      <w:r>
+        <w:t xml:space="preserve"> work even though </w:t>
+      </w:r>
+      <w:r>
+        <w:rPr>
+          <w:rStyle w:val="HTMLCode"/>
+          <w:rFonts w:eastAsia="SimSun"/>
+        </w:rPr>
+        <w:t>compareTo()</w:t>
+      </w:r>
+      <w:r>
+        <w:t xml:space="preserve"> takes only one parameter?</w:t>
+      </w:r>
+    </w:p>
+    <w:p>
+      <w:pPr>
+        <w:pStyle w:val="NormalWeb"/>
+      </w:pPr>
+      <w:r>
+        <w:rPr>
+          <w:rStyle w:val="Strong"/>
+        </w:rPr>
+        <w:t>Answer:</w:t>
+      </w:r>
+      <w:r>
+        <w:t xml:space="preserve"> </w:t>
+      </w:r>
+      <w:r>
+        <w:rPr>
+          <w:rStyle w:val="HTMLCode"/>
+          <w:rFonts w:eastAsia="SimSun"/>
+        </w:rPr>
+        <w:t>Comparator.compare(T a, T b)</w:t>
+      </w:r>
+      <w:r>
+        <w:t xml:space="preserve"> expects two arguments. For an </w:t>
+      </w:r>
+      <w:r>
+        <w:rPr>
+          <w:rStyle w:val="Strong"/>
+        </w:rPr>
+        <w:t>instance method reference</w:t>
+      </w:r>
+      <w:r>
+        <w:t xml:space="preserve"> of the form </w:t>
+      </w:r>
+      <w:r>
+        <w:rPr>
+          <w:rStyle w:val="HTMLCode"/>
+          <w:rFonts w:eastAsia="SimSun"/>
+        </w:rPr>
+        <w:t>TypeName::instanceMethod</w:t>
+      </w:r>
+      <w:r>
+        <w:t xml:space="preserve">, Java treats the </w:t>
+      </w:r>
+      <w:r>
+        <w:rPr>
+          <w:rStyle w:val="Strong"/>
+        </w:rPr>
+        <w:t>first argument</w:t>
+      </w:r>
+      <w:r>
+        <w:t xml:space="preserve"> as the object on which to invoke the method and passes the </w:t>
+      </w:r>
+      <w:r>
+        <w:rPr>
+          <w:rStyle w:val="Strong"/>
+        </w:rPr>
+        <w:t>second argument</w:t>
+      </w:r>
+      <w:r>
+        <w:t xml:space="preserve"> as the method parameter. So:</w:t>
+      </w:r>
+    </w:p>
+    <w:p>
+      <w:pPr>
+        <w:pStyle w:val="HTMLPreformatted"/>
+      </w:pPr>
+      <w:r>
+        <w:rPr>
+          <w:rStyle w:val="m"/>
+        </w:rPr>
+        <w:t>Integer</w:t>
+      </w:r>
+      <w:r>
+        <w:rPr>
+          <w:rStyle w:val="HTMLCode"/>
+        </w:rPr>
+        <w:t>::</w:t>
+      </w:r>
+      <w:r>
+        <w:rPr>
+          <w:rStyle w:val="m"/>
+        </w:rPr>
+        <w:t>compareTo</w:t>
+      </w:r>
+    </w:p>
+    <w:p>
+      <w:pPr>
+        <w:pStyle w:val="NormalWeb"/>
+      </w:pPr>
+      <w:r>
+        <w:t>is automatically adapted by the compiler to:</w:t>
+      </w:r>
+    </w:p>
+    <w:p>
+      <w:pPr>
+        <w:pStyle w:val="HTMLPreformatted"/>
+      </w:pPr>
+      <w:r>
+        <w:rPr>
+          <w:rStyle w:val="HTMLCode"/>
+        </w:rPr>
+        <w:lastRenderedPageBreak/>
+        <w:t>(</w:t>
+      </w:r>
+      <w:r>
+        <w:rPr>
+          <w:rStyle w:val="m"/>
+        </w:rPr>
+        <w:t>a</w:t>
+      </w:r>
+      <w:r>
+        <w:rPr>
+          <w:rStyle w:val="HTMLCode"/>
+        </w:rPr>
+        <w:t xml:space="preserve">, </w:t>
+      </w:r>
+      <w:r>
+        <w:rPr>
+          <w:rStyle w:val="m"/>
+        </w:rPr>
+        <w:t>b</w:t>
+      </w:r>
+      <w:r>
+        <w:rPr>
+          <w:rStyle w:val="HTMLCode"/>
+        </w:rPr>
+        <w:t xml:space="preserve">) -&gt; </w:t>
+      </w:r>
+      <w:r>
+        <w:rPr>
+          <w:rStyle w:val="m"/>
+        </w:rPr>
+        <w:t>a</w:t>
+      </w:r>
+      <w:r>
+        <w:rPr>
+          <w:rStyle w:val="g"/>
+        </w:rPr>
+        <w:t>.</w:t>
+      </w:r>
+      <w:r>
+        <w:rPr>
+          <w:rStyle w:val="m"/>
+        </w:rPr>
+        <w:t>compareTo</w:t>
+      </w:r>
+      <w:r>
+        <w:rPr>
+          <w:rStyle w:val="HTMLCode"/>
+        </w:rPr>
+        <w:t>(</w:t>
+      </w:r>
+      <w:r>
+        <w:rPr>
+          <w:rStyle w:val="m"/>
+        </w:rPr>
+        <w:t>b</w:t>
+      </w:r>
+      <w:r>
+        <w:rPr>
+          <w:rStyle w:val="HTMLCode"/>
+        </w:rPr>
+        <w:t>)</w:t>
+      </w:r>
+    </w:p>
+    <w:p>
+      <w:pPr>
+        <w:pStyle w:val="NormalWeb"/>
+      </w:pPr>
+      <w:r>
+        <w:t>This is one of the special method reference conversion rules in Java and is a favorite topic in Java 8+ interviews.</w:t>
+      </w:r>
+    </w:p>
+    <w:p>
+      <w:pPr>
+        <w:pStyle w:val="NormalWeb"/>
+      </w:pPr>
     </w:p>
     <w:p>
       <w:pPr>
@@ -7919,6 +15387,304 @@
     </w:lvl>
   </w:abstractNum>
   <w:abstractNum w:abstractNumId="6" w15:restartNumberingAfterBreak="0">
+    <w:nsid w:val="01A0071B"/>
+    <w:multiLevelType w:val="multilevel"/>
+    <w:tmpl w:val="9DD45E14"/>
+    <w:lvl w:ilvl="0">
+      <w:start w:val="1"/>
+      <w:numFmt w:val="bullet"/>
+      <w:lvlText w:val=""/>
+      <w:lvlJc w:val="left"/>
+      <w:pPr>
+        <w:tabs>
+          <w:tab w:val="num" w:pos="720"/>
+        </w:tabs>
+        <w:ind w:left="720" w:hanging="360"/>
+      </w:pPr>
+      <w:rPr>
+        <w:rFonts w:ascii="Symbol" w:hAnsi="Symbol" w:hint="default"/>
+        <w:sz w:val="20"/>
+      </w:rPr>
+    </w:lvl>
+    <w:lvl w:ilvl="1" w:tentative="1">
+      <w:start w:val="1"/>
+      <w:numFmt w:val="bullet"/>
+      <w:lvlText w:val="o"/>
+      <w:lvlJc w:val="left"/>
+      <w:pPr>
+        <w:tabs>
+          <w:tab w:val="num" w:pos="1440"/>
+        </w:tabs>
+        <w:ind w:left="1440" w:hanging="360"/>
+      </w:pPr>
+      <w:rPr>
+        <w:rFonts w:ascii="Courier New" w:hAnsi="Courier New" w:hint="default"/>
+        <w:sz w:val="20"/>
+      </w:rPr>
+    </w:lvl>
+    <w:lvl w:ilvl="2" w:tentative="1">
+      <w:start w:val="1"/>
+      <w:numFmt w:val="bullet"/>
+      <w:lvlText w:val=""/>
+      <w:lvlJc w:val="left"/>
+      <w:pPr>
+        <w:tabs>
+          <w:tab w:val="num" w:pos="2160"/>
+        </w:tabs>
+        <w:ind w:left="2160" w:hanging="360"/>
+      </w:pPr>
+      <w:rPr>
+        <w:rFonts w:ascii="Wingdings" w:hAnsi="Wingdings" w:hint="default"/>
+        <w:sz w:val="20"/>
+      </w:rPr>
+    </w:lvl>
+    <w:lvl w:ilvl="3" w:tentative="1">
+      <w:start w:val="1"/>
+      <w:numFmt w:val="bullet"/>
+      <w:lvlText w:val=""/>
+      <w:lvlJc w:val="left"/>
+      <w:pPr>
+        <w:tabs>
+          <w:tab w:val="num" w:pos="2880"/>
+        </w:tabs>
+        <w:ind w:left="2880" w:hanging="360"/>
+      </w:pPr>
+      <w:rPr>
+        <w:rFonts w:ascii="Wingdings" w:hAnsi="Wingdings" w:hint="default"/>
+        <w:sz w:val="20"/>
+      </w:rPr>
+    </w:lvl>
+    <w:lvl w:ilvl="4" w:tentative="1">
+      <w:start w:val="1"/>
+      <w:numFmt w:val="bullet"/>
+      <w:lvlText w:val=""/>
+      <w:lvlJc w:val="left"/>
+      <w:pPr>
+        <w:tabs>
+          <w:tab w:val="num" w:pos="3600"/>
+        </w:tabs>
+        <w:ind w:left="3600" w:hanging="360"/>
+      </w:pPr>
+      <w:rPr>
+        <w:rFonts w:ascii="Wingdings" w:hAnsi="Wingdings" w:hint="default"/>
+        <w:sz w:val="20"/>
+      </w:rPr>
+    </w:lvl>
+    <w:lvl w:ilvl="5" w:tentative="1">
+      <w:start w:val="1"/>
+      <w:numFmt w:val="bullet"/>
+      <w:lvlText w:val=""/>
+      <w:lvlJc w:val="left"/>
+      <w:pPr>
+        <w:tabs>
+          <w:tab w:val="num" w:pos="4320"/>
+        </w:tabs>
+        <w:ind w:left="4320" w:hanging="360"/>
+      </w:pPr>
+      <w:rPr>
+        <w:rFonts w:ascii="Wingdings" w:hAnsi="Wingdings" w:hint="default"/>
+        <w:sz w:val="20"/>
+      </w:rPr>
+    </w:lvl>
+    <w:lvl w:ilvl="6" w:tentative="1">
+      <w:start w:val="1"/>
+      <w:numFmt w:val="bullet"/>
+      <w:lvlText w:val=""/>
+      <w:lvlJc w:val="left"/>
+      <w:pPr>
+        <w:tabs>
+          <w:tab w:val="num" w:pos="5040"/>
+        </w:tabs>
+        <w:ind w:left="5040" w:hanging="360"/>
+      </w:pPr>
+      <w:rPr>
+        <w:rFonts w:ascii="Wingdings" w:hAnsi="Wingdings" w:hint="default"/>
+        <w:sz w:val="20"/>
+      </w:rPr>
+    </w:lvl>
+    <w:lvl w:ilvl="7" w:tentative="1">
+      <w:start w:val="1"/>
+      <w:numFmt w:val="bullet"/>
+      <w:lvlText w:val=""/>
+      <w:lvlJc w:val="left"/>
+      <w:pPr>
+        <w:tabs>
+          <w:tab w:val="num" w:pos="5760"/>
+        </w:tabs>
+        <w:ind w:left="5760" w:hanging="360"/>
+      </w:pPr>
+      <w:rPr>
+        <w:rFonts w:ascii="Wingdings" w:hAnsi="Wingdings" w:hint="default"/>
+        <w:sz w:val="20"/>
+      </w:rPr>
+    </w:lvl>
+    <w:lvl w:ilvl="8" w:tentative="1">
+      <w:start w:val="1"/>
+      <w:numFmt w:val="bullet"/>
+      <w:lvlText w:val=""/>
+      <w:lvlJc w:val="left"/>
+      <w:pPr>
+        <w:tabs>
+          <w:tab w:val="num" w:pos="6480"/>
+        </w:tabs>
+        <w:ind w:left="6480" w:hanging="360"/>
+      </w:pPr>
+      <w:rPr>
+        <w:rFonts w:ascii="Wingdings" w:hAnsi="Wingdings" w:hint="default"/>
+        <w:sz w:val="20"/>
+      </w:rPr>
+    </w:lvl>
+  </w:abstractNum>
+  <w:abstractNum w:abstractNumId="7" w15:restartNumberingAfterBreak="0">
+    <w:nsid w:val="0DE670E3"/>
+    <w:multiLevelType w:val="multilevel"/>
+    <w:tmpl w:val="FDFE8204"/>
+    <w:lvl w:ilvl="0">
+      <w:start w:val="1"/>
+      <w:numFmt w:val="bullet"/>
+      <w:lvlText w:val=""/>
+      <w:lvlJc w:val="left"/>
+      <w:pPr>
+        <w:tabs>
+          <w:tab w:val="num" w:pos="720"/>
+        </w:tabs>
+        <w:ind w:left="720" w:hanging="360"/>
+      </w:pPr>
+      <w:rPr>
+        <w:rFonts w:ascii="Symbol" w:hAnsi="Symbol" w:hint="default"/>
+        <w:sz w:val="20"/>
+      </w:rPr>
+    </w:lvl>
+    <w:lvl w:ilvl="1" w:tentative="1">
+      <w:start w:val="1"/>
+      <w:numFmt w:val="bullet"/>
+      <w:lvlText w:val="o"/>
+      <w:lvlJc w:val="left"/>
+      <w:pPr>
+        <w:tabs>
+          <w:tab w:val="num" w:pos="1440"/>
+        </w:tabs>
+        <w:ind w:left="1440" w:hanging="360"/>
+      </w:pPr>
+      <w:rPr>
+        <w:rFonts w:ascii="Courier New" w:hAnsi="Courier New" w:hint="default"/>
+        <w:sz w:val="20"/>
+      </w:rPr>
+    </w:lvl>
+    <w:lvl w:ilvl="2" w:tentative="1">
+      <w:start w:val="1"/>
+      <w:numFmt w:val="bullet"/>
+      <w:lvlText w:val=""/>
+      <w:lvlJc w:val="left"/>
+      <w:pPr>
+        <w:tabs>
+          <w:tab w:val="num" w:pos="2160"/>
+        </w:tabs>
+        <w:ind w:left="2160" w:hanging="360"/>
+      </w:pPr>
+      <w:rPr>
+        <w:rFonts w:ascii="Wingdings" w:hAnsi="Wingdings" w:hint="default"/>
+        <w:sz w:val="20"/>
+      </w:rPr>
+    </w:lvl>
+    <w:lvl w:ilvl="3" w:tentative="1">
+      <w:start w:val="1"/>
+      <w:numFmt w:val="bullet"/>
+      <w:lvlText w:val=""/>
+      <w:lvlJc w:val="left"/>
+      <w:pPr>
+        <w:tabs>
+          <w:tab w:val="num" w:pos="2880"/>
+        </w:tabs>
+        <w:ind w:left="2880" w:hanging="360"/>
+      </w:pPr>
+      <w:rPr>
+        <w:rFonts w:ascii="Wingdings" w:hAnsi="Wingdings" w:hint="default"/>
+        <w:sz w:val="20"/>
+      </w:rPr>
+    </w:lvl>
+    <w:lvl w:ilvl="4" w:tentative="1">
+      <w:start w:val="1"/>
+      <w:numFmt w:val="bullet"/>
+      <w:lvlText w:val=""/>
+      <w:lvlJc w:val="left"/>
+      <w:pPr>
+        <w:tabs>
+          <w:tab w:val="num" w:pos="3600"/>
+        </w:tabs>
+        <w:ind w:left="3600" w:hanging="360"/>
+      </w:pPr>
+      <w:rPr>
+        <w:rFonts w:ascii="Wingdings" w:hAnsi="Wingdings" w:hint="default"/>
+        <w:sz w:val="20"/>
+      </w:rPr>
+    </w:lvl>
+    <w:lvl w:ilvl="5" w:tentative="1">
+      <w:start w:val="1"/>
+      <w:numFmt w:val="bullet"/>
+      <w:lvlText w:val=""/>
+      <w:lvlJc w:val="left"/>
+      <w:pPr>
+        <w:tabs>
+          <w:tab w:val="num" w:pos="4320"/>
+        </w:tabs>
+        <w:ind w:left="4320" w:hanging="360"/>
+      </w:pPr>
+      <w:rPr>
+        <w:rFonts w:ascii="Wingdings" w:hAnsi="Wingdings" w:hint="default"/>
+        <w:sz w:val="20"/>
+      </w:rPr>
+    </w:lvl>
+    <w:lvl w:ilvl="6" w:tentative="1">
+      <w:start w:val="1"/>
+      <w:numFmt w:val="bullet"/>
+      <w:lvlText w:val=""/>
+      <w:lvlJc w:val="left"/>
+      <w:pPr>
+        <w:tabs>
+          <w:tab w:val="num" w:pos="5040"/>
+        </w:tabs>
+        <w:ind w:left="5040" w:hanging="360"/>
+      </w:pPr>
+      <w:rPr>
+        <w:rFonts w:ascii="Wingdings" w:hAnsi="Wingdings" w:hint="default"/>
+        <w:sz w:val="20"/>
+      </w:rPr>
+    </w:lvl>
+    <w:lvl w:ilvl="7" w:tentative="1">
+      <w:start w:val="1"/>
+      <w:numFmt w:val="bullet"/>
+      <w:lvlText w:val=""/>
+      <w:lvlJc w:val="left"/>
+      <w:pPr>
+        <w:tabs>
+          <w:tab w:val="num" w:pos="5760"/>
+        </w:tabs>
+        <w:ind w:left="5760" w:hanging="360"/>
+      </w:pPr>
+      <w:rPr>
+        <w:rFonts w:ascii="Wingdings" w:hAnsi="Wingdings" w:hint="default"/>
+        <w:sz w:val="20"/>
+      </w:rPr>
+    </w:lvl>
+    <w:lvl w:ilvl="8" w:tentative="1">
+      <w:start w:val="1"/>
+      <w:numFmt w:val="bullet"/>
+      <w:lvlText w:val=""/>
+      <w:lvlJc w:val="left"/>
+      <w:pPr>
+        <w:tabs>
+          <w:tab w:val="num" w:pos="6480"/>
+        </w:tabs>
+        <w:ind w:left="6480" w:hanging="360"/>
+      </w:pPr>
+      <w:rPr>
+        <w:rFonts w:ascii="Wingdings" w:hAnsi="Wingdings" w:hint="default"/>
+        <w:sz w:val="20"/>
+      </w:rPr>
+    </w:lvl>
+  </w:abstractNum>
+  <w:abstractNum w:abstractNumId="8" w15:restartNumberingAfterBreak="0">
     <w:nsid w:val="25387E35"/>
     <w:multiLevelType w:val="multilevel"/>
     <w:tmpl w:val="1A30F442"/>
@@ -8067,7 +15833,7 @@
       </w:rPr>
     </w:lvl>
   </w:abstractNum>
-  <w:abstractNum w:abstractNumId="7" w15:restartNumberingAfterBreak="0">
+  <w:abstractNum w:abstractNumId="9" w15:restartNumberingAfterBreak="0">
     <w:nsid w:val="389A1C7A"/>
     <w:multiLevelType w:val="multilevel"/>
     <w:tmpl w:val="799A9AC4"/>
@@ -8216,7 +15982,7 @@
       </w:rPr>
     </w:lvl>
   </w:abstractNum>
-  <w:abstractNum w:abstractNumId="8" w15:restartNumberingAfterBreak="0">
+  <w:abstractNum w:abstractNumId="10" w15:restartNumberingAfterBreak="0">
     <w:nsid w:val="42730791"/>
     <w:multiLevelType w:val="multilevel"/>
     <w:tmpl w:val="07F6E3D6"/>
@@ -8365,7 +16131,7 @@
       </w:rPr>
     </w:lvl>
   </w:abstractNum>
-  <w:abstractNum w:abstractNumId="9" w15:restartNumberingAfterBreak="0">
+  <w:abstractNum w:abstractNumId="11" w15:restartNumberingAfterBreak="0">
     <w:nsid w:val="50D65CDA"/>
     <w:multiLevelType w:val="multilevel"/>
     <w:tmpl w:val="A966196A"/>
@@ -8514,7 +16280,7 @@
       </w:rPr>
     </w:lvl>
   </w:abstractNum>
-  <w:abstractNum w:abstractNumId="10" w15:restartNumberingAfterBreak="0">
+  <w:abstractNum w:abstractNumId="12" w15:restartNumberingAfterBreak="0">
     <w:nsid w:val="5C15570A"/>
     <w:multiLevelType w:val="multilevel"/>
     <w:tmpl w:val="B6D82D10"/>
@@ -8627,7 +16393,7 @@
       </w:pPr>
     </w:lvl>
   </w:abstractNum>
-  <w:abstractNum w:abstractNumId="11" w15:restartNumberingAfterBreak="0">
+  <w:abstractNum w:abstractNumId="13" w15:restartNumberingAfterBreak="0">
     <w:nsid w:val="630808B8"/>
     <w:multiLevelType w:val="multilevel"/>
     <w:tmpl w:val="739CA34E"/>
@@ -8776,7 +16542,7 @@
       </w:rPr>
     </w:lvl>
   </w:abstractNum>
-  <w:abstractNum w:abstractNumId="12" w15:restartNumberingAfterBreak="0">
+  <w:abstractNum w:abstractNumId="14" w15:restartNumberingAfterBreak="0">
     <w:nsid w:val="6DCA2A30"/>
     <w:multiLevelType w:val="multilevel"/>
     <w:tmpl w:val="3ACAB748"/>
@@ -8889,7 +16655,156 @@
       </w:pPr>
     </w:lvl>
   </w:abstractNum>
-  <w:abstractNum w:abstractNumId="13" w15:restartNumberingAfterBreak="0">
+  <w:abstractNum w:abstractNumId="15" w15:restartNumberingAfterBreak="0">
+    <w:nsid w:val="6E8F3D4C"/>
+    <w:multiLevelType w:val="multilevel"/>
+    <w:tmpl w:val="79FE6030"/>
+    <w:lvl w:ilvl="0">
+      <w:start w:val="1"/>
+      <w:numFmt w:val="bullet"/>
+      <w:lvlText w:val=""/>
+      <w:lvlJc w:val="left"/>
+      <w:pPr>
+        <w:tabs>
+          <w:tab w:val="num" w:pos="720"/>
+        </w:tabs>
+        <w:ind w:left="720" w:hanging="360"/>
+      </w:pPr>
+      <w:rPr>
+        <w:rFonts w:ascii="Symbol" w:hAnsi="Symbol" w:hint="default"/>
+        <w:sz w:val="20"/>
+      </w:rPr>
+    </w:lvl>
+    <w:lvl w:ilvl="1" w:tentative="1">
+      <w:start w:val="1"/>
+      <w:numFmt w:val="bullet"/>
+      <w:lvlText w:val="o"/>
+      <w:lvlJc w:val="left"/>
+      <w:pPr>
+        <w:tabs>
+          <w:tab w:val="num" w:pos="1440"/>
+        </w:tabs>
+        <w:ind w:left="1440" w:hanging="360"/>
+      </w:pPr>
+      <w:rPr>
+        <w:rFonts w:ascii="Courier New" w:hAnsi="Courier New" w:hint="default"/>
+        <w:sz w:val="20"/>
+      </w:rPr>
+    </w:lvl>
+    <w:lvl w:ilvl="2" w:tentative="1">
+      <w:start w:val="1"/>
+      <w:numFmt w:val="bullet"/>
+      <w:lvlText w:val=""/>
+      <w:lvlJc w:val="left"/>
+      <w:pPr>
+        <w:tabs>
+          <w:tab w:val="num" w:pos="2160"/>
+        </w:tabs>
+        <w:ind w:left="2160" w:hanging="360"/>
+      </w:pPr>
+      <w:rPr>
+        <w:rFonts w:ascii="Wingdings" w:hAnsi="Wingdings" w:hint="default"/>
+        <w:sz w:val="20"/>
+      </w:rPr>
+    </w:lvl>
+    <w:lvl w:ilvl="3" w:tentative="1">
+      <w:start w:val="1"/>
+      <w:numFmt w:val="bullet"/>
+      <w:lvlText w:val=""/>
+      <w:lvlJc w:val="left"/>
+      <w:pPr>
+        <w:tabs>
+          <w:tab w:val="num" w:pos="2880"/>
+        </w:tabs>
+        <w:ind w:left="2880" w:hanging="360"/>
+      </w:pPr>
+      <w:rPr>
+        <w:rFonts w:ascii="Wingdings" w:hAnsi="Wingdings" w:hint="default"/>
+        <w:sz w:val="20"/>
+      </w:rPr>
+    </w:lvl>
+    <w:lvl w:ilvl="4" w:tentative="1">
+      <w:start w:val="1"/>
+      <w:numFmt w:val="bullet"/>
+      <w:lvlText w:val=""/>
+      <w:lvlJc w:val="left"/>
+      <w:pPr>
+        <w:tabs>
+          <w:tab w:val="num" w:pos="3600"/>
+        </w:tabs>
+        <w:ind w:left="3600" w:hanging="360"/>
+      </w:pPr>
+      <w:rPr>
+        <w:rFonts w:ascii="Wingdings" w:hAnsi="Wingdings" w:hint="default"/>
+        <w:sz w:val="20"/>
+      </w:rPr>
+    </w:lvl>
+    <w:lvl w:ilvl="5" w:tentative="1">
+      <w:start w:val="1"/>
+      <w:numFmt w:val="bullet"/>
+      <w:lvlText w:val=""/>
+      <w:lvlJc w:val="left"/>
+      <w:pPr>
+        <w:tabs>
+          <w:tab w:val="num" w:pos="4320"/>
+        </w:tabs>
+        <w:ind w:left="4320" w:hanging="360"/>
+      </w:pPr>
+      <w:rPr>
+        <w:rFonts w:ascii="Wingdings" w:hAnsi="Wingdings" w:hint="default"/>
+        <w:sz w:val="20"/>
+      </w:rPr>
+    </w:lvl>
+    <w:lvl w:ilvl="6" w:tentative="1">
+      <w:start w:val="1"/>
+      <w:numFmt w:val="bullet"/>
+      <w:lvlText w:val=""/>
+      <w:lvlJc w:val="left"/>
+      <w:pPr>
+        <w:tabs>
+          <w:tab w:val="num" w:pos="5040"/>
+        </w:tabs>
+        <w:ind w:left="5040" w:hanging="360"/>
+      </w:pPr>
+      <w:rPr>
+        <w:rFonts w:ascii="Wingdings" w:hAnsi="Wingdings" w:hint="default"/>
+        <w:sz w:val="20"/>
+      </w:rPr>
+    </w:lvl>
+    <w:lvl w:ilvl="7" w:tentative="1">
+      <w:start w:val="1"/>
+      <w:numFmt w:val="bullet"/>
+      <w:lvlText w:val=""/>
+      <w:lvlJc w:val="left"/>
+      <w:pPr>
+        <w:tabs>
+          <w:tab w:val="num" w:pos="5760"/>
+        </w:tabs>
+        <w:ind w:left="5760" w:hanging="360"/>
+      </w:pPr>
+      <w:rPr>
+        <w:rFonts w:ascii="Wingdings" w:hAnsi="Wingdings" w:hint="default"/>
+        <w:sz w:val="20"/>
+      </w:rPr>
+    </w:lvl>
+    <w:lvl w:ilvl="8" w:tentative="1">
+      <w:start w:val="1"/>
+      <w:numFmt w:val="bullet"/>
+      <w:lvlText w:val=""/>
+      <w:lvlJc w:val="left"/>
+      <w:pPr>
+        <w:tabs>
+          <w:tab w:val="num" w:pos="6480"/>
+        </w:tabs>
+        <w:ind w:left="6480" w:hanging="360"/>
+      </w:pPr>
+      <w:rPr>
+        <w:rFonts w:ascii="Wingdings" w:hAnsi="Wingdings" w:hint="default"/>
+        <w:sz w:val="20"/>
+      </w:rPr>
+    </w:lvl>
+  </w:abstractNum>
+  <w:abstractNum w:abstractNumId="16" w15:restartNumberingAfterBreak="0">
     <w:nsid w:val="7B217F74"/>
     <w:multiLevelType w:val="multilevel"/>
     <w:tmpl w:val="CC705CD0"/>
@@ -9057,28 +16972,37 @@
     <w:abstractNumId w:val="0"/>
   </w:num>
   <w:num w:numId="7">
+    <w:abstractNumId w:val="9"/>
+  </w:num>
+  <w:num w:numId="8">
+    <w:abstractNumId w:val="11"/>
+  </w:num>
+  <w:num w:numId="9">
+    <w:abstractNumId w:val="14"/>
+  </w:num>
+  <w:num w:numId="10">
+    <w:abstractNumId w:val="13"/>
+  </w:num>
+  <w:num w:numId="11">
+    <w:abstractNumId w:val="10"/>
+  </w:num>
+  <w:num w:numId="12">
+    <w:abstractNumId w:val="8"/>
+  </w:num>
+  <w:num w:numId="13">
+    <w:abstractNumId w:val="12"/>
+  </w:num>
+  <w:num w:numId="14">
+    <w:abstractNumId w:val="16"/>
+  </w:num>
+  <w:num w:numId="15">
+    <w:abstractNumId w:val="15"/>
+  </w:num>
+  <w:num w:numId="16">
     <w:abstractNumId w:val="7"/>
   </w:num>
-  <w:num w:numId="8">
-    <w:abstractNumId w:val="9"/>
-  </w:num>
-  <w:num w:numId="9">
-    <w:abstractNumId w:val="12"/>
-  </w:num>
-  <w:num w:numId="10">
-    <w:abstractNumId w:val="11"/>
-  </w:num>
-  <w:num w:numId="11">
-    <w:abstractNumId w:val="8"/>
-  </w:num>
-  <w:num w:numId="12">
+  <w:num w:numId="17">
     <w:abstractNumId w:val="6"/>
-  </w:num>
-  <w:num w:numId="13">
-    <w:abstractNumId w:val="10"/>
-  </w:num>
-  <w:num w:numId="14">
-    <w:abstractNumId w:val="13"/>
   </w:num>
 </w:numbering>
 </file>
@@ -20160,6 +28084,35 @@
       <w:szCs w:val="16"/>
     </w:rPr>
   </w:style>
+  <w:style w:type="paragraph" w:customStyle="1" w:styleId="pdq2pgselectionanchorcontainer">
+    <w:name w:val="pdq2pg_selectionanchorcontainer"/>
+    <w:basedOn w:val="Normal"/>
+    <w:rsid w:val="00794992"/>
+    <w:pPr>
+      <w:spacing w:before="100" w:beforeAutospacing="1" w:after="100" w:afterAutospacing="1" w:line="240" w:lineRule="auto"/>
+    </w:pPr>
+    <w:rPr>
+      <w:rFonts w:ascii="Times New Roman" w:eastAsia="Times New Roman" w:hAnsi="Times New Roman" w:cs="Times New Roman"/>
+      <w:sz w:val="24"/>
+      <w:szCs w:val="24"/>
+      <w:lang w:val="en-IN" w:eastAsia="en-IN"/>
+    </w:rPr>
+  </w:style>
+  <w:style w:type="character" w:customStyle="1" w:styleId="g">
+    <w:name w:val="ͼg"/>
+    <w:basedOn w:val="DefaultParagraphFont"/>
+    <w:rsid w:val="00794992"/>
+  </w:style>
+  <w:style w:type="character" w:customStyle="1" w:styleId="m">
+    <w:name w:val="ͼm"/>
+    <w:basedOn w:val="DefaultParagraphFont"/>
+    <w:rsid w:val="00794992"/>
+  </w:style>
+  <w:style w:type="character" w:customStyle="1" w:styleId="j">
+    <w:name w:val="ͼj"/>
+    <w:basedOn w:val="DefaultParagraphFont"/>
+    <w:rsid w:val="00794992"/>
+  </w:style>
 </w:styles>
 </file>
 
@@ -20492,7 +28445,7 @@
 </file>
 
 <file path=customXml/itemProps1.xml><?xml version="1.0" encoding="utf-8"?>
-<ds:datastoreItem xmlns:ds="http://schemas.openxmlformats.org/officeDocument/2006/customXml" ds:itemID="{84D4F879-FD69-460B-9984-284B40B23E9E}">
+<ds:datastoreItem xmlns:ds="http://schemas.openxmlformats.org/officeDocument/2006/customXml" ds:itemID="{240B350B-5340-4481-9F06-2771796AD469}">
   <ds:schemaRefs>
     <ds:schemaRef ds:uri="http://schemas.openxmlformats.org/officeDocument/2006/bibliography"/>
   </ds:schemaRefs>
